--- a/docs/word/01_Entregable_1_Informe_Inicial.docx
+++ b/docs/word/01_Entregable_1_Informe_Inicial.docx
@@ -595,7 +595,7 @@
     </w:p>
     <w:p>
       <w:r>
-        <w:t>La primera entrega define el problema, el contexto, los objetivos, la justificación, los beneficiarios, el alcance y la viabilidad. El producto se plantea como un MVP demostrable, escalable hacia SQL Server, integración con Watson Assistant y despliegue institucional.</w:t>
+        <w:t>La primera entrega define el problema, el contexto, los objetivos, la justificación, los beneficiarios, el alcance y la viabilidad. El producto se plantea como un MVP demostrable con arquitectura MVC estricta, SQL Server local, integración futura con Watson Assistant y despliegue institucional.</w:t>
       </w:r>
     </w:p>
     <w:p>
@@ -1011,7 +1011,7 @@
                 <w:color w:val="222222"/>
                 <w:sz w:val="18"/>
               </w:rPr>
-              <w:t>Se propone una interfaz responsiva y una base preparada para SQL Server.</w:t>
+              <w:t>Se propone una interfaz responsiva con backend MVC y SQL Server LocalDB.</w:t>
             </w:r>
           </w:p>
         </w:tc>
@@ -2771,7 +2771,7 @@
                 <w:color w:val="222222"/>
                 <w:sz w:val="18"/>
               </w:rPr>
-              <w:t>Exportar respaldos CSV y preparar persistencia SQL Server.</w:t>
+              <w:t>Usar SQL Server en modo MVC y exportar respaldos CSV del modo demo.</w:t>
             </w:r>
           </w:p>
         </w:tc>
@@ -3299,7 +3299,7 @@
     <w:p/>
     <w:p>
       <w:r>
-        <w:t>Viabilidad: la propuesta es técnica y económicamente viable como MVP, porque utiliza una interfaz web y puede operar con datos de demostración. Para una puesta en producción se deberá incorporar backend, base de datos SQL Server, autenticación, copias de seguridad y pruebas de aceptación con usuarios.</w:t>
+        <w:t>Viabilidad: la propuesta es técnica y económicamente viable como MVP, porque utiliza una interfaz web y cuenta con un backend MVC conectado a SQL Server LocalDB. Para una puesta en producción se deberán incorporar autenticación, copias de seguridad, auditoría y pruebas de aceptación con usuarios.</w:t>
       </w:r>
     </w:p>
     <w:p>

--- a/docs/word/01_Entregable_1_Informe_Inicial.docx
+++ b/docs/word/01_Entregable_1_Informe_Inicial.docx
@@ -2,9 +2,6 @@
 <file path=word/document.xml><?xml version="1.0" encoding="utf-8"?>
 <w:document xmlns:wpc="http://schemas.microsoft.com/office/word/2010/wordprocessingCanvas" xmlns:mo="http://schemas.microsoft.com/office/mac/office/2008/main" xmlns:mc="http://schemas.openxmlformats.org/markup-compatibility/2006" xmlns:mv="urn:schemas-microsoft-com:mac:vml" xmlns:o="urn:schemas-microsoft-com:office:office" xmlns:r="http://schemas.openxmlformats.org/officeDocument/2006/relationships" xmlns:m="http://schemas.openxmlformats.org/officeDocument/2006/math" xmlns:v="urn:schemas-microsoft-com:vml" xmlns:wp14="http://schemas.microsoft.com/office/word/2010/wordprocessingDrawing" xmlns:wp="http://schemas.openxmlformats.org/drawingml/2006/wordprocessingDrawing" xmlns:w10="urn:schemas-microsoft-com:office:word" xmlns:w="http://schemas.openxmlformats.org/wordprocessingml/2006/main" xmlns:w14="http://schemas.microsoft.com/office/word/2010/wordml" xmlns:wpg="http://schemas.microsoft.com/office/word/2010/wordprocessingGroup" xmlns:wpi="http://schemas.microsoft.com/office/word/2010/wordprocessingInk" xmlns:wne="http://schemas.microsoft.com/office/word/2006/wordml" xmlns:wps="http://schemas.microsoft.com/office/word/2010/wordprocessingShape" mc:Ignorable="w14 wp14">
   <w:body>
-    <w:p>
-      <w:pPr/>
-    </w:p>
     <w:p>
       <w:pPr/>
     </w:p>
@@ -14,7 +11,13 @@
         <w:jc w:val="center"/>
       </w:pPr>
       <w:r>
-        <w:t>Informe de proyecto – Entregable 1</w:t>
+        <w:rPr>
+          <w:rFonts w:ascii="Arial" w:hAnsi="Arial" w:eastAsia="Arial"/>
+          <w:b/>
+          <w:color w:val="000000"/>
+          <w:sz w:val="22"/>
+        </w:rPr>
+        <w:t>BODEGA NORTE</w:t>
       </w:r>
     </w:p>
     <w:p>
@@ -23,11 +26,11 @@
       </w:pPr>
       <w:r>
         <w:rPr>
-          <w:rFonts w:ascii="Arial" w:hAnsi="Arial"/>
-          <w:color w:val="1F4E79"/>
-          <w:sz w:val="24"/>
+          <w:rFonts w:ascii="Arial" w:hAnsi="Arial" w:eastAsia="Arial"/>
+          <w:color w:val="000000"/>
+          <w:sz w:val="22"/>
         </w:rPr>
-        <w:t>Sistema de inventario y ventas para la bodega Bodega Norte</w:t>
+        <w:t>Informe inicial del proyecto</w:t>
       </w:r>
     </w:p>
     <w:p>
@@ -36,20 +39,202 @@
       </w:pPr>
       <w:r>
         <w:rPr>
-          <w:rFonts w:ascii="Arial" w:hAnsi="Arial"/>
+          <w:rFonts w:ascii="Arial" w:hAnsi="Arial" w:eastAsia="Arial"/>
           <w:b/>
-          <w:color w:val="10294B"/>
+          <w:color w:val="000000"/>
           <w:sz w:val="22"/>
         </w:rPr>
-        <w:t>DOCUMENTO ACADÉMICO EDITABLE</w:t>
+        <w:t>Experiencias Formativas en Situaciones Reales de Trabajo III (EFSR14908)</w:t>
+      </w:r>
+    </w:p>
+    <w:p>
+      <w:pPr>
+        <w:jc w:val="center"/>
+      </w:pPr>
+      <w:r>
+        <w:rPr>
+          <w:rFonts w:ascii="Arial" w:hAnsi="Arial" w:eastAsia="Arial"/>
+          <w:color w:val="000000"/>
+          <w:sz w:val="22"/>
+        </w:rPr>
+        <w:t>Judith Jenny Jimenez Monago</w:t>
+      </w:r>
+    </w:p>
+    <w:p>
+      <w:pPr>
+        <w:jc w:val="center"/>
+      </w:pPr>
+      <w:r>
+        <w:rPr>
+          <w:rFonts w:ascii="Arial" w:hAnsi="Arial" w:eastAsia="Arial"/>
+          <w:color w:val="000000"/>
+          <w:sz w:val="22"/>
+        </w:rPr>
+        <w:t>Ciclo cuarto | Periodo 2026 | Semestre no consignado en los documentos recibidos</w:t>
+      </w:r>
+    </w:p>
+    <w:p>
+      <w:pPr>
+        <w:jc w:val="center"/>
+      </w:pPr>
+      <w:r>
+        <w:rPr>
+          <w:rFonts w:ascii="Arial" w:hAnsi="Arial" w:eastAsia="Arial"/>
+          <w:color w:val="000000"/>
+          <w:sz w:val="22"/>
+        </w:rPr>
+        <w:t>Grupo 10</w:t>
       </w:r>
     </w:p>
     <w:p/>
+    <w:p>
+      <w:pPr>
+        <w:jc w:val="left"/>
+      </w:pPr>
+      <w:r>
+        <w:rPr>
+          <w:rFonts w:ascii="Arial" w:hAnsi="Arial" w:eastAsia="Arial"/>
+          <w:color w:val="000000"/>
+          <w:sz w:val="22"/>
+        </w:rPr>
+        <w:t>Coordinador: Gonzalo Yoel Choque Becerra</w:t>
+      </w:r>
+    </w:p>
+    <w:p>
+      <w:r>
+        <w:rPr>
+          <w:rFonts w:ascii="Arial" w:hAnsi="Arial" w:eastAsia="Arial"/>
+          <w:color w:val="000000"/>
+          <w:sz w:val="22"/>
+        </w:rPr>
+        <w:t>Integrantes: Adrian Alexander Berrocal Villanueva; Lalo Alessandro Eugenio Montalvo; Juan Diego Romero Peralta</w:t>
+      </w:r>
+    </w:p>
+    <w:p>
+      <w:r>
+        <w:rPr>
+          <w:rFonts w:ascii="Arial" w:hAnsi="Arial" w:eastAsia="Arial"/>
+          <w:color w:val="000000"/>
+          <w:sz w:val="22"/>
+        </w:rPr>
+        <w:t>Fecha de elaboración: 4 de octubre de 2026</w:t>
+      </w:r>
+    </w:p>
+    <w:p>
+      <w:r>
+        <w:rPr>
+          <w:rFonts w:ascii="Arial" w:hAnsi="Arial" w:eastAsia="Arial"/>
+          <w:color w:val="000000"/>
+          <w:sz w:val="22"/>
+        </w:rPr>
+        <w:br w:type="page"/>
+      </w:r>
+    </w:p>
+    <w:p>
+      <w:pPr>
+        <w:pStyle w:val="Heading1"/>
+        <w:keepNext/>
+        <w:keepLines/>
+      </w:pPr>
+      <w:r>
+        <w:rPr>
+          <w:rFonts w:ascii="Arial" w:hAnsi="Arial" w:eastAsia="Arial"/>
+          <w:color w:val="000000"/>
+          <w:sz w:val="22"/>
+        </w:rPr>
+        <w:t>Introducción</w:t>
+      </w:r>
+    </w:p>
+    <w:p>
+      <w:r>
+        <w:rPr>
+          <w:rFonts w:ascii="Arial" w:hAnsi="Arial" w:eastAsia="Arial"/>
+          <w:color w:val="000000"/>
+          <w:sz w:val="22"/>
+        </w:rPr>
+        <w:t>Este informe define el proyecto académico Bodega Norte, un prototipo web para organizar productos, existencias y ventas de una pequeña bodega representada como caso de estudio. Se describen el problema supuesto, el contexto SEPTE, los objetivos, el alcance, la arquitectura propuesta, el equipo y los beneficiarios. El escenario no corresponde a una empresa participante: no se adjuntaron entrevistas, mediciones de tiempos ni registros operativos reales.</w:t>
+      </w:r>
+    </w:p>
+    <w:p>
+      <w:r>
+        <w:rPr>
+          <w:rFonts w:ascii="Arial" w:hAnsi="Arial" w:eastAsia="Arial"/>
+          <w:color w:val="000000"/>
+          <w:sz w:val="22"/>
+        </w:rPr>
+        <w:t>El planteamiento se presenta como propuesta académica y no certifica que sus actividades se hayan ejecutado en una fecha anterior. El estado técnico al cierre del paquete se documenta en el informe final y la matriz de pruebas.</w:t>
+      </w:r>
+    </w:p>
+    <w:p>
+      <w:pPr>
+        <w:pStyle w:val="Heading1"/>
+        <w:keepNext/>
+        <w:keepLines/>
+      </w:pPr>
+      <w:r>
+        <w:rPr>
+          <w:rFonts w:ascii="Arial" w:hAnsi="Arial" w:eastAsia="Arial"/>
+          <w:color w:val="000000"/>
+          <w:sz w:val="22"/>
+        </w:rPr>
+        <w:t>Capítulo I Diagnóstico del problema</w:t>
+      </w:r>
+    </w:p>
+    <w:p>
+      <w:pPr>
+        <w:pStyle w:val="Heading2"/>
+        <w:keepNext/>
+        <w:keepLines/>
+      </w:pPr>
+      <w:r>
+        <w:rPr>
+          <w:rFonts w:ascii="Arial" w:hAnsi="Arial" w:eastAsia="Arial"/>
+          <w:color w:val="000000"/>
+          <w:sz w:val="22"/>
+        </w:rPr>
+        <w:t>1.1 Diagnóstico situacional</w:t>
+      </w:r>
+    </w:p>
+    <w:p>
+      <w:r>
+        <w:rPr>
+          <w:rFonts w:ascii="Arial" w:hAnsi="Arial" w:eastAsia="Arial"/>
+          <w:color w:val="000000"/>
+          <w:sz w:val="22"/>
+        </w:rPr>
+        <w:t>Bodega Norte representa una bodega minorista ficticia de Lima Metropolitana. Para delimitar el ejercicio se supone que los datos de productos, ventas y existencias podrían mantenerse en apuntes o herramientas independientes. Esa condición se utiliza como problema de diseño y deberá contrastarse con una persona usuaria antes de aplicar la solución en un comercio real.</w:t>
+      </w:r>
+    </w:p>
+    <w:p>
+      <w:r>
+        <w:rPr>
+          <w:rFonts w:ascii="Arial" w:hAnsi="Arial" w:eastAsia="Arial"/>
+          <w:color w:val="000000"/>
+          <w:sz w:val="22"/>
+        </w:rPr>
+        <w:t>La necesidad que se aborda es consultar el catálogo y el stock con una referencia común y registrar ventas de manera que la cantidad disponible se actualice según las unidades vendidas. El prototipo trabaja con productos y operaciones de demostración; sus datos no son una línea base del sector ni de un negocio real.</w:t>
+      </w:r>
+    </w:p>
+    <w:p>
+      <w:pPr>
+        <w:pStyle w:val="Heading2"/>
+        <w:keepNext/>
+        <w:keepLines/>
+      </w:pPr>
+      <w:r>
+        <w:rPr>
+          <w:rFonts w:ascii="Arial" w:hAnsi="Arial" w:eastAsia="Arial"/>
+          <w:color w:val="000000"/>
+          <w:sz w:val="22"/>
+        </w:rPr>
+        <w:t>1.2 Adversidades potenciales del escenario</w:t>
+      </w:r>
+    </w:p>
     <w:tbl>
       <w:tblPr>
+        <w:tblStyle w:val="TableGrid"/>
         <w:tblW w:type="auto" w:w="0"/>
         <w:jc w:val="center"/>
-        <w:tblLayout w:type="autofit"/>
         <w:tblLook w:firstColumn="1" w:firstRow="1" w:lastColumn="0" w:lastRow="0" w:noHBand="0" w:noVBand="1" w:val="04A0"/>
       </w:tblPr>
       <w:tblGrid>
@@ -57,17 +242,94 @@
         <w:gridCol w:w="4320"/>
       </w:tblGrid>
       <w:tr>
+        <w:trPr>
+          <w:cantSplit/>
+          <w:tblHeader w:val="true"/>
+        </w:trPr>
         <w:tc>
           <w:tcPr>
             <w:tcW w:type="dxa" w:w="4320"/>
-            <w:shd w:fill="EAF0F6"/>
+            <w:shd w:fill="000000"/>
             <w:tcBorders>
-              <w:top w:val="single" w:sz="4" w:space="0" w:color="D9D9D9"/>
-              <w:left w:val="single" w:sz="4" w:space="0" w:color="D9D9D9"/>
-              <w:bottom w:val="single" w:sz="4" w:space="0" w:color="D9D9D9"/>
-              <w:right w:val="single" w:sz="4" w:space="0" w:color="D9D9D9"/>
-              <w:insideH w:val="single" w:sz="4" w:space="0" w:color="D9D9D9"/>
-              <w:insideV w:val="single" w:sz="4" w:space="0" w:color="D9D9D9"/>
+              <w:top w:val="single" w:sz="4" w:space="0" w:color="000000"/>
+              <w:left w:val="single" w:sz="4" w:space="0" w:color="000000"/>
+              <w:bottom w:val="single" w:sz="4" w:space="0" w:color="000000"/>
+              <w:right w:val="single" w:sz="4" w:space="0" w:color="000000"/>
+              <w:insideH w:val="single" w:sz="4" w:space="0" w:color="000000"/>
+              <w:insideV w:val="single" w:sz="4" w:space="0" w:color="000000"/>
+            </w:tcBorders>
+            <w:tcMar>
+              <w:top w:w="80" w:type="dxa"/>
+              <w:start w:w="100" w:type="dxa"/>
+              <w:bottom w:w="80" w:type="dxa"/>
+              <w:end w:w="100" w:type="dxa"/>
+            </w:tcMar>
+          </w:tcPr>
+          <w:p>
+            <w:pPr>
+              <w:keepNext/>
+            </w:pPr>
+            <w:r>
+              <w:rPr>
+                <w:rFonts w:ascii="Arial" w:hAnsi="Arial" w:eastAsia="Arial"/>
+                <w:b/>
+                <w:color w:val="FFFFFF"/>
+                <w:sz w:val="22"/>
+              </w:rPr>
+              <w:t>Situación potencial</w:t>
+            </w:r>
+          </w:p>
+        </w:tc>
+        <w:tc>
+          <w:tcPr>
+            <w:tcW w:type="dxa" w:w="4320"/>
+            <w:shd w:fill="000000"/>
+            <w:tcBorders>
+              <w:top w:val="single" w:sz="4" w:space="0" w:color="000000"/>
+              <w:left w:val="single" w:sz="4" w:space="0" w:color="000000"/>
+              <w:bottom w:val="single" w:sz="4" w:space="0" w:color="000000"/>
+              <w:right w:val="single" w:sz="4" w:space="0" w:color="000000"/>
+              <w:insideH w:val="single" w:sz="4" w:space="0" w:color="000000"/>
+              <w:insideV w:val="single" w:sz="4" w:space="0" w:color="000000"/>
+            </w:tcBorders>
+            <w:tcMar>
+              <w:top w:w="80" w:type="dxa"/>
+              <w:start w:w="100" w:type="dxa"/>
+              <w:bottom w:w="80" w:type="dxa"/>
+              <w:end w:w="100" w:type="dxa"/>
+            </w:tcMar>
+          </w:tcPr>
+          <w:p>
+            <w:pPr>
+              <w:keepNext/>
+            </w:pPr>
+            <w:r>
+              <w:rPr>
+                <w:rFonts w:ascii="Arial" w:hAnsi="Arial" w:eastAsia="Arial"/>
+                <w:b/>
+                <w:color w:val="FFFFFF"/>
+                <w:sz w:val="22"/>
+              </w:rPr>
+              <w:t>Consecuencia que se busca prevenir</w:t>
+            </w:r>
+          </w:p>
+        </w:tc>
+      </w:tr>
+      <w:tr>
+        <w:trPr>
+          <w:cantSplit/>
+        </w:trPr>
+        <w:tc>
+          <w:tcPr>
+            <w:tcW w:type="dxa" w:w="4320"/>
+            <w:shd w:fill="FFFFFF"/>
+            <w:tcBorders>
+              <w:top w:val="single" w:sz="4" w:space="0" w:color="000000"/>
+              <w:left w:val="single" w:sz="4" w:space="0" w:color="000000"/>
+              <w:bottom w:val="single" w:sz="4" w:space="0" w:color="000000"/>
+              <w:right w:val="single" w:sz="4" w:space="0" w:color="000000"/>
+              <w:insideH w:val="single" w:sz="4" w:space="0" w:color="000000"/>
+              <w:insideV w:val="single" w:sz="4" w:space="0" w:color="000000"/>
             </w:tcBorders>
             <w:tcMar>
               <w:top w:w="80" w:type="dxa"/>
@@ -80,25 +342,25 @@
           <w:p>
             <w:r>
               <w:rPr>
-                <w:rFonts w:ascii="Arial" w:hAnsi="Arial"/>
-                <w:b/>
-                <w:color w:val="10294B"/>
-                <w:sz w:val="20"/>
+                <w:rFonts w:ascii="Arial" w:hAnsi="Arial" w:eastAsia="Arial"/>
+                <w:color w:val="000000"/>
+                <w:sz w:val="22"/>
               </w:rPr>
-              <w:t>Curso</w:t>
+              <w:t>Registros de productos y existencias separados.</w:t>
             </w:r>
           </w:p>
         </w:tc>
         <w:tc>
           <w:tcPr>
             <w:tcW w:type="dxa" w:w="4320"/>
+            <w:shd w:fill="FFFFFF"/>
             <w:tcBorders>
-              <w:top w:val="single" w:sz="4" w:space="0" w:color="D9D9D9"/>
-              <w:left w:val="single" w:sz="4" w:space="0" w:color="D9D9D9"/>
-              <w:bottom w:val="single" w:sz="4" w:space="0" w:color="D9D9D9"/>
-              <w:right w:val="single" w:sz="4" w:space="0" w:color="D9D9D9"/>
-              <w:insideH w:val="single" w:sz="4" w:space="0" w:color="D9D9D9"/>
-              <w:insideV w:val="single" w:sz="4" w:space="0" w:color="D9D9D9"/>
+              <w:top w:val="single" w:sz="4" w:space="0" w:color="000000"/>
+              <w:left w:val="single" w:sz="4" w:space="0" w:color="000000"/>
+              <w:bottom w:val="single" w:sz="4" w:space="0" w:color="000000"/>
+              <w:right w:val="single" w:sz="4" w:space="0" w:color="000000"/>
+              <w:insideH w:val="single" w:sz="4" w:space="0" w:color="000000"/>
+              <w:insideV w:val="single" w:sz="4" w:space="0" w:color="000000"/>
             </w:tcBorders>
             <w:tcMar>
               <w:top w:w="80" w:type="dxa"/>
@@ -111,26 +373,30 @@
           <w:p>
             <w:r>
               <w:rPr>
-                <w:rFonts w:ascii="Arial" w:hAnsi="Arial"/>
-                <w:sz w:val="20"/>
+                <w:rFonts w:ascii="Arial" w:hAnsi="Arial" w:eastAsia="Arial"/>
+                <w:color w:val="000000"/>
+                <w:sz w:val="22"/>
               </w:rPr>
-              <w:t>EFSR14908 – Experiencia Formativa en Situación Real de Trabajo</w:t>
+              <w:t>Duplicidad, desfase o dificultad para ubicar un dato vigente.</w:t>
             </w:r>
           </w:p>
         </w:tc>
       </w:tr>
       <w:tr>
+        <w:trPr>
+          <w:cantSplit/>
+        </w:trPr>
         <w:tc>
           <w:tcPr>
             <w:tcW w:type="dxa" w:w="4320"/>
-            <w:shd w:fill="EAF0F6"/>
+            <w:shd w:fill="FFFFFF"/>
             <w:tcBorders>
-              <w:top w:val="single" w:sz="4" w:space="0" w:color="D9D9D9"/>
-              <w:left w:val="single" w:sz="4" w:space="0" w:color="D9D9D9"/>
-              <w:bottom w:val="single" w:sz="4" w:space="0" w:color="D9D9D9"/>
-              <w:right w:val="single" w:sz="4" w:space="0" w:color="D9D9D9"/>
-              <w:insideH w:val="single" w:sz="4" w:space="0" w:color="D9D9D9"/>
-              <w:insideV w:val="single" w:sz="4" w:space="0" w:color="D9D9D9"/>
+              <w:top w:val="single" w:sz="4" w:space="0" w:color="000000"/>
+              <w:left w:val="single" w:sz="4" w:space="0" w:color="000000"/>
+              <w:bottom w:val="single" w:sz="4" w:space="0" w:color="000000"/>
+              <w:right w:val="single" w:sz="4" w:space="0" w:color="000000"/>
+              <w:insideH w:val="single" w:sz="4" w:space="0" w:color="000000"/>
+              <w:insideV w:val="single" w:sz="4" w:space="0" w:color="000000"/>
             </w:tcBorders>
             <w:tcMar>
               <w:top w:w="80" w:type="dxa"/>
@@ -143,25 +409,25 @@
           <w:p>
             <w:r>
               <w:rPr>
-                <w:rFonts w:ascii="Arial" w:hAnsi="Arial"/>
-                <w:b/>
-                <w:color w:val="10294B"/>
-                <w:sz w:val="20"/>
+                <w:rFonts w:ascii="Arial" w:hAnsi="Arial" w:eastAsia="Arial"/>
+                <w:color w:val="000000"/>
+                <w:sz w:val="22"/>
               </w:rPr>
-              <w:t>Docente</w:t>
+              <w:t>Venta y actualización de stock sin una regla común.</w:t>
             </w:r>
           </w:p>
         </w:tc>
         <w:tc>
           <w:tcPr>
             <w:tcW w:type="dxa" w:w="4320"/>
+            <w:shd w:fill="FFFFFF"/>
             <w:tcBorders>
-              <w:top w:val="single" w:sz="4" w:space="0" w:color="D9D9D9"/>
-              <w:left w:val="single" w:sz="4" w:space="0" w:color="D9D9D9"/>
-              <w:bottom w:val="single" w:sz="4" w:space="0" w:color="D9D9D9"/>
-              <w:right w:val="single" w:sz="4" w:space="0" w:color="D9D9D9"/>
-              <w:insideH w:val="single" w:sz="4" w:space="0" w:color="D9D9D9"/>
-              <w:insideV w:val="single" w:sz="4" w:space="0" w:color="D9D9D9"/>
+              <w:top w:val="single" w:sz="4" w:space="0" w:color="000000"/>
+              <w:left w:val="single" w:sz="4" w:space="0" w:color="000000"/>
+              <w:bottom w:val="single" w:sz="4" w:space="0" w:color="000000"/>
+              <w:right w:val="single" w:sz="4" w:space="0" w:color="000000"/>
+              <w:insideH w:val="single" w:sz="4" w:space="0" w:color="000000"/>
+              <w:insideV w:val="single" w:sz="4" w:space="0" w:color="000000"/>
             </w:tcBorders>
             <w:tcMar>
               <w:top w:w="80" w:type="dxa"/>
@@ -174,26 +440,30 @@
           <w:p>
             <w:r>
               <w:rPr>
-                <w:rFonts w:ascii="Arial" w:hAnsi="Arial"/>
-                <w:sz w:val="20"/>
+                <w:rFonts w:ascii="Arial" w:hAnsi="Arial" w:eastAsia="Arial"/>
+                <w:color w:val="000000"/>
+                <w:sz w:val="22"/>
               </w:rPr>
-              <w:t>Judith Jiménez Monago</w:t>
+              <w:t>Diferencias entre las unidades anotadas y las disponibles.</w:t>
             </w:r>
           </w:p>
         </w:tc>
       </w:tr>
       <w:tr>
+        <w:trPr>
+          <w:cantSplit/>
+        </w:trPr>
         <w:tc>
           <w:tcPr>
             <w:tcW w:type="dxa" w:w="4320"/>
-            <w:shd w:fill="EAF0F6"/>
+            <w:shd w:fill="FFFFFF"/>
             <w:tcBorders>
-              <w:top w:val="single" w:sz="4" w:space="0" w:color="D9D9D9"/>
-              <w:left w:val="single" w:sz="4" w:space="0" w:color="D9D9D9"/>
-              <w:bottom w:val="single" w:sz="4" w:space="0" w:color="D9D9D9"/>
-              <w:right w:val="single" w:sz="4" w:space="0" w:color="D9D9D9"/>
-              <w:insideH w:val="single" w:sz="4" w:space="0" w:color="D9D9D9"/>
-              <w:insideV w:val="single" w:sz="4" w:space="0" w:color="D9D9D9"/>
+              <w:top w:val="single" w:sz="4" w:space="0" w:color="000000"/>
+              <w:left w:val="single" w:sz="4" w:space="0" w:color="000000"/>
+              <w:bottom w:val="single" w:sz="4" w:space="0" w:color="000000"/>
+              <w:right w:val="single" w:sz="4" w:space="0" w:color="000000"/>
+              <w:insideH w:val="single" w:sz="4" w:space="0" w:color="000000"/>
+              <w:insideV w:val="single" w:sz="4" w:space="0" w:color="000000"/>
             </w:tcBorders>
             <w:tcMar>
               <w:top w:w="80" w:type="dxa"/>
@@ -206,25 +476,25 @@
           <w:p>
             <w:r>
               <w:rPr>
-                <w:rFonts w:ascii="Arial" w:hAnsi="Arial"/>
-                <w:b/>
-                <w:color w:val="10294B"/>
-                <w:sz w:val="20"/>
+                <w:rFonts w:ascii="Arial" w:hAnsi="Arial" w:eastAsia="Arial"/>
+                <w:color w:val="000000"/>
+                <w:sz w:val="22"/>
               </w:rPr>
-              <w:t>Periodo</w:t>
+              <w:t>Falta de referencia de stock mínimo.</w:t>
             </w:r>
           </w:p>
         </w:tc>
         <w:tc>
           <w:tcPr>
             <w:tcW w:type="dxa" w:w="4320"/>
+            <w:shd w:fill="FFFFFF"/>
             <w:tcBorders>
-              <w:top w:val="single" w:sz="4" w:space="0" w:color="D9D9D9"/>
-              <w:left w:val="single" w:sz="4" w:space="0" w:color="D9D9D9"/>
-              <w:bottom w:val="single" w:sz="4" w:space="0" w:color="D9D9D9"/>
-              <w:right w:val="single" w:sz="4" w:space="0" w:color="D9D9D9"/>
-              <w:insideH w:val="single" w:sz="4" w:space="0" w:color="D9D9D9"/>
-              <w:insideV w:val="single" w:sz="4" w:space="0" w:color="D9D9D9"/>
+              <w:top w:val="single" w:sz="4" w:space="0" w:color="000000"/>
+              <w:left w:val="single" w:sz="4" w:space="0" w:color="000000"/>
+              <w:bottom w:val="single" w:sz="4" w:space="0" w:color="000000"/>
+              <w:right w:val="single" w:sz="4" w:space="0" w:color="000000"/>
+              <w:insideH w:val="single" w:sz="4" w:space="0" w:color="000000"/>
+              <w:insideV w:val="single" w:sz="4" w:space="0" w:color="000000"/>
             </w:tcBorders>
             <w:tcMar>
               <w:top w:w="80" w:type="dxa"/>
@@ -237,26 +507,30 @@
           <w:p>
             <w:r>
               <w:rPr>
-                <w:rFonts w:ascii="Arial" w:hAnsi="Arial"/>
-                <w:sz w:val="20"/>
+                <w:rFonts w:ascii="Arial" w:hAnsi="Arial" w:eastAsia="Arial"/>
+                <w:color w:val="000000"/>
+                <w:sz w:val="22"/>
               </w:rPr>
-              <w:t>Periodo académico 2026</w:t>
+              <w:t>Demora para detectar productos que requieren revisión o reposición.</w:t>
             </w:r>
           </w:p>
         </w:tc>
       </w:tr>
       <w:tr>
+        <w:trPr>
+          <w:cantSplit/>
+        </w:trPr>
         <w:tc>
           <w:tcPr>
             <w:tcW w:type="dxa" w:w="4320"/>
-            <w:shd w:fill="EAF0F6"/>
+            <w:shd w:fill="FFFFFF"/>
             <w:tcBorders>
-              <w:top w:val="single" w:sz="4" w:space="0" w:color="D9D9D9"/>
-              <w:left w:val="single" w:sz="4" w:space="0" w:color="D9D9D9"/>
-              <w:bottom w:val="single" w:sz="4" w:space="0" w:color="D9D9D9"/>
-              <w:right w:val="single" w:sz="4" w:space="0" w:color="D9D9D9"/>
-              <w:insideH w:val="single" w:sz="4" w:space="0" w:color="D9D9D9"/>
-              <w:insideV w:val="single" w:sz="4" w:space="0" w:color="D9D9D9"/>
+              <w:top w:val="single" w:sz="4" w:space="0" w:color="000000"/>
+              <w:left w:val="single" w:sz="4" w:space="0" w:color="000000"/>
+              <w:bottom w:val="single" w:sz="4" w:space="0" w:color="000000"/>
+              <w:right w:val="single" w:sz="4" w:space="0" w:color="000000"/>
+              <w:insideH w:val="single" w:sz="4" w:space="0" w:color="000000"/>
+              <w:insideV w:val="single" w:sz="4" w:space="0" w:color="000000"/>
             </w:tcBorders>
             <w:tcMar>
               <w:top w:w="80" w:type="dxa"/>
@@ -269,25 +543,25 @@
           <w:p>
             <w:r>
               <w:rPr>
-                <w:rFonts w:ascii="Arial" w:hAnsi="Arial"/>
-                <w:b/>
-                <w:color w:val="10294B"/>
-                <w:sz w:val="20"/>
+                <w:rFonts w:ascii="Arial" w:hAnsi="Arial" w:eastAsia="Arial"/>
+                <w:color w:val="000000"/>
+                <w:sz w:val="22"/>
               </w:rPr>
-              <w:t>Entregable</w:t>
+              <w:t>Ventas sin consulta centralizada.</w:t>
             </w:r>
           </w:p>
         </w:tc>
         <w:tc>
           <w:tcPr>
             <w:tcW w:type="dxa" w:w="4320"/>
+            <w:shd w:fill="FFFFFF"/>
             <w:tcBorders>
-              <w:top w:val="single" w:sz="4" w:space="0" w:color="D9D9D9"/>
-              <w:left w:val="single" w:sz="4" w:space="0" w:color="D9D9D9"/>
-              <w:bottom w:val="single" w:sz="4" w:space="0" w:color="D9D9D9"/>
-              <w:right w:val="single" w:sz="4" w:space="0" w:color="D9D9D9"/>
-              <w:insideH w:val="single" w:sz="4" w:space="0" w:color="D9D9D9"/>
-              <w:insideV w:val="single" w:sz="4" w:space="0" w:color="D9D9D9"/>
+              <w:top w:val="single" w:sz="4" w:space="0" w:color="000000"/>
+              <w:left w:val="single" w:sz="4" w:space="0" w:color="000000"/>
+              <w:bottom w:val="single" w:sz="4" w:space="0" w:color="000000"/>
+              <w:right w:val="single" w:sz="4" w:space="0" w:color="000000"/>
+              <w:insideH w:val="single" w:sz="4" w:space="0" w:color="000000"/>
+              <w:insideV w:val="single" w:sz="4" w:space="0" w:color="000000"/>
             </w:tcBorders>
             <w:tcMar>
               <w:top w:w="80" w:type="dxa"/>
@@ -300,26 +574,30 @@
           <w:p>
             <w:r>
               <w:rPr>
-                <w:rFonts w:ascii="Arial" w:hAnsi="Arial"/>
-                <w:sz w:val="20"/>
+                <w:rFonts w:ascii="Arial" w:hAnsi="Arial" w:eastAsia="Arial"/>
+                <w:color w:val="000000"/>
+                <w:sz w:val="22"/>
               </w:rPr>
-              <w:t>Entregable 1: capítulos I y II / diagnóstico y propuesta inicial</w:t>
+              <w:t>Mayor esfuerzo al revisar operaciones recientes.</w:t>
             </w:r>
           </w:p>
         </w:tc>
       </w:tr>
       <w:tr>
+        <w:trPr>
+          <w:cantSplit/>
+        </w:trPr>
         <w:tc>
           <w:tcPr>
             <w:tcW w:type="dxa" w:w="4320"/>
-            <w:shd w:fill="EAF0F6"/>
+            <w:shd w:fill="FFFFFF"/>
             <w:tcBorders>
-              <w:top w:val="single" w:sz="4" w:space="0" w:color="D9D9D9"/>
-              <w:left w:val="single" w:sz="4" w:space="0" w:color="D9D9D9"/>
-              <w:bottom w:val="single" w:sz="4" w:space="0" w:color="D9D9D9"/>
-              <w:right w:val="single" w:sz="4" w:space="0" w:color="D9D9D9"/>
-              <w:insideH w:val="single" w:sz="4" w:space="0" w:color="D9D9D9"/>
-              <w:insideV w:val="single" w:sz="4" w:space="0" w:color="D9D9D9"/>
+              <w:top w:val="single" w:sz="4" w:space="0" w:color="000000"/>
+              <w:left w:val="single" w:sz="4" w:space="0" w:color="000000"/>
+              <w:bottom w:val="single" w:sz="4" w:space="0" w:color="000000"/>
+              <w:right w:val="single" w:sz="4" w:space="0" w:color="000000"/>
+              <w:insideH w:val="single" w:sz="4" w:space="0" w:color="000000"/>
+              <w:insideV w:val="single" w:sz="4" w:space="0" w:color="000000"/>
             </w:tcBorders>
             <w:tcMar>
               <w:top w:w="80" w:type="dxa"/>
@@ -332,25 +610,25 @@
           <w:p>
             <w:r>
               <w:rPr>
-                <w:rFonts w:ascii="Arial" w:hAnsi="Arial"/>
-                <w:b/>
-                <w:color w:val="10294B"/>
-                <w:sz w:val="20"/>
+                <w:rFonts w:ascii="Arial" w:hAnsi="Arial" w:eastAsia="Arial"/>
+                <w:color w:val="000000"/>
+                <w:sz w:val="22"/>
               </w:rPr>
-              <w:t>Estudiante / integrantes</w:t>
+              <w:t>Dependencia de cálculos manuales.</w:t>
             </w:r>
           </w:p>
         </w:tc>
         <w:tc>
           <w:tcPr>
             <w:tcW w:type="dxa" w:w="4320"/>
+            <w:shd w:fill="FFFFFF"/>
             <w:tcBorders>
-              <w:top w:val="single" w:sz="4" w:space="0" w:color="D9D9D9"/>
-              <w:left w:val="single" w:sz="4" w:space="0" w:color="D9D9D9"/>
-              <w:bottom w:val="single" w:sz="4" w:space="0" w:color="D9D9D9"/>
-              <w:right w:val="single" w:sz="4" w:space="0" w:color="D9D9D9"/>
-              <w:insideH w:val="single" w:sz="4" w:space="0" w:color="D9D9D9"/>
-              <w:insideV w:val="single" w:sz="4" w:space="0" w:color="D9D9D9"/>
+              <w:top w:val="single" w:sz="4" w:space="0" w:color="000000"/>
+              <w:left w:val="single" w:sz="4" w:space="0" w:color="000000"/>
+              <w:bottom w:val="single" w:sz="4" w:space="0" w:color="000000"/>
+              <w:right w:val="single" w:sz="4" w:space="0" w:color="000000"/>
+              <w:insideH w:val="single" w:sz="4" w:space="0" w:color="000000"/>
+              <w:insideV w:val="single" w:sz="4" w:space="0" w:color="000000"/>
             </w:tcBorders>
             <w:tcMar>
               <w:top w:w="80" w:type="dxa"/>
@@ -363,26 +641,30 @@
           <w:p>
             <w:r>
               <w:rPr>
-                <w:rFonts w:ascii="Arial" w:hAnsi="Arial"/>
-                <w:sz w:val="20"/>
+                <w:rFonts w:ascii="Arial" w:hAnsi="Arial" w:eastAsia="Arial"/>
+                <w:color w:val="000000"/>
+                <w:sz w:val="22"/>
               </w:rPr>
-              <w:t>[Completar]</w:t>
+              <w:t>Errores de digitación o cálculo que deben prevenirse con validaciones.</w:t>
             </w:r>
           </w:p>
         </w:tc>
       </w:tr>
       <w:tr>
+        <w:trPr>
+          <w:cantSplit/>
+        </w:trPr>
         <w:tc>
           <w:tcPr>
             <w:tcW w:type="dxa" w:w="4320"/>
-            <w:shd w:fill="EAF0F6"/>
+            <w:shd w:fill="FFFFFF"/>
             <w:tcBorders>
-              <w:top w:val="single" w:sz="4" w:space="0" w:color="D9D9D9"/>
-              <w:left w:val="single" w:sz="4" w:space="0" w:color="D9D9D9"/>
-              <w:bottom w:val="single" w:sz="4" w:space="0" w:color="D9D9D9"/>
-              <w:right w:val="single" w:sz="4" w:space="0" w:color="D9D9D9"/>
-              <w:insideH w:val="single" w:sz="4" w:space="0" w:color="D9D9D9"/>
-              <w:insideV w:val="single" w:sz="4" w:space="0" w:color="D9D9D9"/>
+              <w:top w:val="single" w:sz="4" w:space="0" w:color="000000"/>
+              <w:left w:val="single" w:sz="4" w:space="0" w:color="000000"/>
+              <w:bottom w:val="single" w:sz="4" w:space="0" w:color="000000"/>
+              <w:right w:val="single" w:sz="4" w:space="0" w:color="000000"/>
+              <w:insideH w:val="single" w:sz="4" w:space="0" w:color="000000"/>
+              <w:insideV w:val="single" w:sz="4" w:space="0" w:color="000000"/>
             </w:tcBorders>
             <w:tcMar>
               <w:top w:w="80" w:type="dxa"/>
@@ -395,25 +677,25 @@
           <w:p>
             <w:r>
               <w:rPr>
-                <w:rFonts w:ascii="Arial" w:hAnsi="Arial"/>
-                <w:b/>
-                <w:color w:val="10294B"/>
-                <w:sz w:val="20"/>
+                <w:rFonts w:ascii="Arial" w:hAnsi="Arial" w:eastAsia="Arial"/>
+                <w:color w:val="000000"/>
+                <w:sz w:val="22"/>
               </w:rPr>
-              <w:t>Coordinador del proyecto</w:t>
+              <w:t>Reportes preparados por separado.</w:t>
             </w:r>
           </w:p>
         </w:tc>
         <w:tc>
           <w:tcPr>
             <w:tcW w:type="dxa" w:w="4320"/>
+            <w:shd w:fill="FFFFFF"/>
             <w:tcBorders>
-              <w:top w:val="single" w:sz="4" w:space="0" w:color="D9D9D9"/>
-              <w:left w:val="single" w:sz="4" w:space="0" w:color="D9D9D9"/>
-              <w:bottom w:val="single" w:sz="4" w:space="0" w:color="D9D9D9"/>
-              <w:right w:val="single" w:sz="4" w:space="0" w:color="D9D9D9"/>
-              <w:insideH w:val="single" w:sz="4" w:space="0" w:color="D9D9D9"/>
-              <w:insideV w:val="single" w:sz="4" w:space="0" w:color="D9D9D9"/>
+              <w:top w:val="single" w:sz="4" w:space="0" w:color="000000"/>
+              <w:left w:val="single" w:sz="4" w:space="0" w:color="000000"/>
+              <w:bottom w:val="single" w:sz="4" w:space="0" w:color="000000"/>
+              <w:right w:val="single" w:sz="4" w:space="0" w:color="000000"/>
+              <w:insideH w:val="single" w:sz="4" w:space="0" w:color="000000"/>
+              <w:insideV w:val="single" w:sz="4" w:space="0" w:color="000000"/>
             </w:tcBorders>
             <w:tcMar>
               <w:top w:w="80" w:type="dxa"/>
@@ -426,26 +708,342 @@
           <w:p>
             <w:r>
               <w:rPr>
-                <w:rFonts w:ascii="Arial" w:hAnsi="Arial"/>
-                <w:sz w:val="20"/>
+                <w:rFonts w:ascii="Arial" w:hAnsi="Arial" w:eastAsia="Arial"/>
+                <w:color w:val="000000"/>
+                <w:sz w:val="22"/>
               </w:rPr>
-              <w:t>[Completar]</w:t>
+              <w:t>Información operativa menos accesible para el usuario del caso.</w:t>
+            </w:r>
+          </w:p>
+        </w:tc>
+      </w:tr>
+    </w:tbl>
+    <w:p/>
+    <w:p>
+      <w:r>
+        <w:rPr>
+          <w:rFonts w:ascii="Arial" w:hAnsi="Arial" w:eastAsia="Arial"/>
+          <w:color w:val="000000"/>
+          <w:sz w:val="22"/>
+        </w:rPr>
+        <w:t>Estas adversidades describen riesgos del escenario planteado, no hallazgos de una investigación de campo.</w:t>
+      </w:r>
+    </w:p>
+    <w:p>
+      <w:pPr>
+        <w:pStyle w:val="Heading2"/>
+        <w:keepNext/>
+        <w:keepLines/>
+      </w:pPr>
+      <w:r>
+        <w:rPr>
+          <w:rFonts w:ascii="Arial" w:hAnsi="Arial" w:eastAsia="Arial"/>
+          <w:color w:val="000000"/>
+          <w:sz w:val="22"/>
+        </w:rPr>
+        <w:t>1.3 Análisis SEPTE</w:t>
+      </w:r>
+    </w:p>
+    <w:p>
+      <w:pPr>
+        <w:pStyle w:val="Heading3"/>
+        <w:keepNext/>
+        <w:keepLines/>
+      </w:pPr>
+      <w:r>
+        <w:rPr>
+          <w:rFonts w:ascii="Arial" w:hAnsi="Arial" w:eastAsia="Arial"/>
+          <w:color w:val="000000"/>
+          <w:sz w:val="22"/>
+        </w:rPr>
+        <w:t>Aspecto social</w:t>
+      </w:r>
+    </w:p>
+    <w:p>
+      <w:r>
+        <w:rPr>
+          <w:rFonts w:ascii="Arial" w:hAnsi="Arial" w:eastAsia="Arial"/>
+          <w:color w:val="000000"/>
+          <w:sz w:val="22"/>
+        </w:rPr>
+        <w:t>El sistema se diseña para un usuario de mostrador que necesita realizar consultas y registrar operaciones con pocos pasos. La facilidad de uso y la aceptación del personal no se han medido; deberán revisarse mediante una prueba guiada con usuarios del comercio si el caso se valida fuera del aula.</w:t>
+      </w:r>
+    </w:p>
+    <w:p>
+      <w:pPr>
+        <w:pStyle w:val="Heading3"/>
+        <w:keepNext/>
+        <w:keepLines/>
+      </w:pPr>
+      <w:r>
+        <w:rPr>
+          <w:rFonts w:ascii="Arial" w:hAnsi="Arial" w:eastAsia="Arial"/>
+          <w:color w:val="000000"/>
+          <w:sz w:val="22"/>
+        </w:rPr>
+        <w:t>Aspecto económico</w:t>
+      </w:r>
+    </w:p>
+    <w:p>
+      <w:r>
+        <w:rPr>
+          <w:rFonts w:ascii="Arial" w:hAnsi="Arial" w:eastAsia="Arial"/>
+          <w:color w:val="000000"/>
+          <w:sz w:val="22"/>
+        </w:rPr>
+        <w:t>Las Mipyme representaron el 99,3 % de las empresas formales del país en 2024 y las microempresas el 93,8 %. Esta composición aporta contexto para estudiar herramientas de gestión accesibles; no demuestra una necesidad particular de Bodega Norte, que es un caso simulado [1].</w:t>
+      </w:r>
+    </w:p>
+    <w:p>
+      <w:pPr>
+        <w:pStyle w:val="Heading3"/>
+        <w:keepNext/>
+        <w:keepLines/>
+      </w:pPr>
+      <w:r>
+        <w:rPr>
+          <w:rFonts w:ascii="Arial" w:hAnsi="Arial" w:eastAsia="Arial"/>
+          <w:color w:val="000000"/>
+          <w:sz w:val="22"/>
+        </w:rPr>
+        <w:t>Aspecto político y normativo</w:t>
+      </w:r>
+    </w:p>
+    <w:p>
+      <w:r>
+        <w:rPr>
+          <w:rFonts w:ascii="Arial" w:hAnsi="Arial" w:eastAsia="Arial"/>
+          <w:color w:val="000000"/>
+          <w:sz w:val="22"/>
+        </w:rPr>
+        <w:t>Si una versión futura tratara datos personales, deberá atender la Ley N.° 29733 y el reglamento vigente aprobado por el Decreto Supremo N.° 016-2024-JUS. La Autoridad Nacional de Protección de Datos Personales informa que dicho reglamento rige desde el 31 de marzo de 2025 [2]. El prototipo usa registros ficticios. Se implementaron autenticación, roles y auditoría; su operación remota sigue pendiente de validar.</w:t>
+      </w:r>
+    </w:p>
+    <w:p>
+      <w:pPr>
+        <w:pStyle w:val="Heading3"/>
+        <w:keepNext/>
+        <w:keepLines/>
+      </w:pPr>
+      <w:r>
+        <w:rPr>
+          <w:rFonts w:ascii="Arial" w:hAnsi="Arial" w:eastAsia="Arial"/>
+          <w:color w:val="000000"/>
+          <w:sz w:val="22"/>
+        </w:rPr>
+        <w:t>Aspecto tecnológico</w:t>
+      </w:r>
+    </w:p>
+    <w:p>
+      <w:r>
+        <w:rPr>
+          <w:rFonts w:ascii="Arial" w:hAnsi="Arial" w:eastAsia="Arial"/>
+          <w:color w:val="000000"/>
+          <w:sz w:val="22"/>
+        </w:rPr>
+        <w:t>El INEI publica indicadores sobre tecnologías de información en empresas, útiles para contextualizar la adopción digital sin extrapolar sus resultados a una bodega específica [3]. Por ello, el proyecto considera una demostración local y una arquitectura con backend MVC y Supabase PostgreSQL, cuya configuración se explica por separado.</w:t>
+      </w:r>
+    </w:p>
+    <w:p>
+      <w:pPr>
+        <w:pStyle w:val="Heading3"/>
+        <w:keepNext/>
+        <w:keepLines/>
+      </w:pPr>
+      <w:r>
+        <w:rPr>
+          <w:rFonts w:ascii="Arial" w:hAnsi="Arial" w:eastAsia="Arial"/>
+          <w:color w:val="000000"/>
+          <w:sz w:val="22"/>
+        </w:rPr>
+        <w:t>Aspecto ecológico</w:t>
+      </w:r>
+    </w:p>
+    <w:p>
+      <w:r>
+        <w:rPr>
+          <w:rFonts w:ascii="Arial" w:hAnsi="Arial" w:eastAsia="Arial"/>
+          <w:color w:val="000000"/>
+          <w:sz w:val="22"/>
+        </w:rPr>
+        <w:t>El proyecto puede ejecutarse en equipos existentes y no requiere hardware especializado para la demostración. Los equipos electrónicos que lleguen al final de su vida útil deben gestionarse conforme al régimen peruano de residuos de aparatos eléctricos y electrónicos [4]. No se atribuye al prototipo una reducción ambiental medida.</w:t>
+      </w:r>
+    </w:p>
+    <w:p>
+      <w:pPr>
+        <w:pStyle w:val="Heading2"/>
+        <w:keepNext/>
+        <w:keepLines/>
+      </w:pPr>
+      <w:r>
+        <w:rPr>
+          <w:rFonts w:ascii="Arial" w:hAnsi="Arial" w:eastAsia="Arial"/>
+          <w:color w:val="000000"/>
+          <w:sz w:val="22"/>
+        </w:rPr>
+        <w:t>1.4 Justificación</w:t>
+      </w:r>
+    </w:p>
+    <w:p>
+      <w:r>
+        <w:rPr>
+          <w:rFonts w:ascii="Arial" w:hAnsi="Arial" w:eastAsia="Arial"/>
+          <w:color w:val="000000"/>
+          <w:sz w:val="22"/>
+        </w:rPr>
+        <w:t>La propuesta concentra catálogo, existencias y ventas en una solución que permite mostrar cómo se relacionan esas operaciones. Desde el punto de vista técnico, separar interfaz, lógica del backend y persistencia facilita revisar y mantener los componentes. Desde el punto de vista formativo, el caso permite aplicar análisis, desarrollo, integración, pruebas y documentación sin usar datos de un negocio real.</w:t>
+      </w:r>
+    </w:p>
+    <w:p>
+      <w:r>
+        <w:rPr>
+          <w:rFonts w:ascii="Arial" w:hAnsi="Arial" w:eastAsia="Arial"/>
+          <w:color w:val="000000"/>
+          <w:sz w:val="22"/>
+        </w:rPr>
+        <w:t>El beneficio esperado es facilitar la consulta y reducir inconsistencias dentro del flujo de demostración. No se promete una reducción porcentual del tiempo de atención, ahorro económico ni impacto comercial, porque no se cuenta con mediciones comparativas.</w:t>
+      </w:r>
+    </w:p>
+    <w:p>
+      <w:pPr>
+        <w:pStyle w:val="Heading1"/>
+        <w:keepNext/>
+        <w:keepLines/>
+      </w:pPr>
+      <w:r>
+        <w:rPr>
+          <w:rFonts w:ascii="Arial" w:hAnsi="Arial" w:eastAsia="Arial"/>
+          <w:color w:val="000000"/>
+          <w:sz w:val="22"/>
+        </w:rPr>
+        <w:t>Capítulo II Descripción del proyecto</w:t>
+      </w:r>
+    </w:p>
+    <w:p>
+      <w:pPr>
+        <w:pStyle w:val="Heading2"/>
+        <w:keepNext/>
+        <w:keepLines/>
+      </w:pPr>
+      <w:r>
+        <w:rPr>
+          <w:rFonts w:ascii="Arial" w:hAnsi="Arial" w:eastAsia="Arial"/>
+          <w:color w:val="000000"/>
+          <w:sz w:val="22"/>
+        </w:rPr>
+        <w:t>2.1 Descripción general y arquitectura</w:t>
+      </w:r>
+    </w:p>
+    <w:p>
+      <w:r>
+        <w:rPr>
+          <w:rFonts w:ascii="Arial" w:hAnsi="Arial" w:eastAsia="Arial"/>
+          <w:color w:val="000000"/>
+          <w:sz w:val="22"/>
+        </w:rPr>
+        <w:t>Bodega Norte es una aplicación web académica con interfaz React, backend ASP.NET Core 8 MVC y persistencia prevista en Supabase PostgreSQL. La vista de demostración también puede usar almacenamiento local del navegador para recorrer el flujo sin servidor. La demo local y el modo conectado a la API son alternativas distintas; sus datos no se sincronizan automáticamente.</w:t>
+      </w:r>
+    </w:p>
+    <w:tbl>
+      <w:tblPr>
+        <w:tblStyle w:val="TableGrid"/>
+        <w:tblW w:type="auto" w:w="0"/>
+        <w:jc w:val="center"/>
+        <w:tblLook w:firstColumn="1" w:firstRow="1" w:lastColumn="0" w:lastRow="0" w:noHBand="0" w:noVBand="1" w:val="04A0"/>
+      </w:tblPr>
+      <w:tblGrid>
+        <w:gridCol w:w="4320"/>
+        <w:gridCol w:w="4320"/>
+      </w:tblGrid>
+      <w:tr>
+        <w:trPr>
+          <w:cantSplit/>
+          <w:tblHeader w:val="true"/>
+        </w:trPr>
+        <w:tc>
+          <w:tcPr>
+            <w:tcW w:type="dxa" w:w="4320"/>
+            <w:shd w:fill="000000"/>
+            <w:tcBorders>
+              <w:top w:val="single" w:sz="4" w:space="0" w:color="000000"/>
+              <w:left w:val="single" w:sz="4" w:space="0" w:color="000000"/>
+              <w:bottom w:val="single" w:sz="4" w:space="0" w:color="000000"/>
+              <w:right w:val="single" w:sz="4" w:space="0" w:color="000000"/>
+              <w:insideH w:val="single" w:sz="4" w:space="0" w:color="000000"/>
+              <w:insideV w:val="single" w:sz="4" w:space="0" w:color="000000"/>
+            </w:tcBorders>
+            <w:tcMar>
+              <w:top w:w="80" w:type="dxa"/>
+              <w:start w:w="100" w:type="dxa"/>
+              <w:bottom w:w="80" w:type="dxa"/>
+              <w:end w:w="100" w:type="dxa"/>
+            </w:tcMar>
+          </w:tcPr>
+          <w:p>
+            <w:pPr>
+              <w:keepNext/>
+            </w:pPr>
+            <w:r>
+              <w:rPr>
+                <w:rFonts w:ascii="Arial" w:hAnsi="Arial" w:eastAsia="Arial"/>
+                <w:b/>
+                <w:color w:val="FFFFFF"/>
+                <w:sz w:val="22"/>
+              </w:rPr>
+              <w:t>Capa</w:t>
+            </w:r>
+          </w:p>
+        </w:tc>
+        <w:tc>
+          <w:tcPr>
+            <w:tcW w:type="dxa" w:w="4320"/>
+            <w:shd w:fill="000000"/>
+            <w:tcBorders>
+              <w:top w:val="single" w:sz="4" w:space="0" w:color="000000"/>
+              <w:left w:val="single" w:sz="4" w:space="0" w:color="000000"/>
+              <w:bottom w:val="single" w:sz="4" w:space="0" w:color="000000"/>
+              <w:right w:val="single" w:sz="4" w:space="0" w:color="000000"/>
+              <w:insideH w:val="single" w:sz="4" w:space="0" w:color="000000"/>
+              <w:insideV w:val="single" w:sz="4" w:space="0" w:color="000000"/>
+            </w:tcBorders>
+            <w:tcMar>
+              <w:top w:w="80" w:type="dxa"/>
+              <w:start w:w="100" w:type="dxa"/>
+              <w:bottom w:w="80" w:type="dxa"/>
+              <w:end w:w="100" w:type="dxa"/>
+            </w:tcMar>
+          </w:tcPr>
+          <w:p>
+            <w:pPr>
+              <w:keepNext/>
+            </w:pPr>
+            <w:r>
+              <w:rPr>
+                <w:rFonts w:ascii="Arial" w:hAnsi="Arial" w:eastAsia="Arial"/>
+                <w:b/>
+                <w:color w:val="FFFFFF"/>
+                <w:sz w:val="22"/>
+              </w:rPr>
+              <w:t>Responsabilidad</w:t>
             </w:r>
           </w:p>
         </w:tc>
       </w:tr>
       <w:tr>
+        <w:trPr>
+          <w:cantSplit/>
+        </w:trPr>
         <w:tc>
           <w:tcPr>
             <w:tcW w:type="dxa" w:w="4320"/>
-            <w:shd w:fill="EAF0F6"/>
+            <w:shd w:fill="FFFFFF"/>
             <w:tcBorders>
-              <w:top w:val="single" w:sz="4" w:space="0" w:color="D9D9D9"/>
-              <w:left w:val="single" w:sz="4" w:space="0" w:color="D9D9D9"/>
-              <w:bottom w:val="single" w:sz="4" w:space="0" w:color="D9D9D9"/>
-              <w:right w:val="single" w:sz="4" w:space="0" w:color="D9D9D9"/>
-              <w:insideH w:val="single" w:sz="4" w:space="0" w:color="D9D9D9"/>
-              <w:insideV w:val="single" w:sz="4" w:space="0" w:color="D9D9D9"/>
+              <w:top w:val="single" w:sz="4" w:space="0" w:color="000000"/>
+              <w:left w:val="single" w:sz="4" w:space="0" w:color="000000"/>
+              <w:bottom w:val="single" w:sz="4" w:space="0" w:color="000000"/>
+              <w:right w:val="single" w:sz="4" w:space="0" w:color="000000"/>
+              <w:insideH w:val="single" w:sz="4" w:space="0" w:color="000000"/>
+              <w:insideV w:val="single" w:sz="4" w:space="0" w:color="000000"/>
             </w:tcBorders>
             <w:tcMar>
               <w:top w:w="80" w:type="dxa"/>
@@ -458,25 +1056,25 @@
           <w:p>
             <w:r>
               <w:rPr>
-                <w:rFonts w:ascii="Arial" w:hAnsi="Arial"/>
-                <w:b/>
-                <w:color w:val="10294B"/>
-                <w:sz w:val="20"/>
+                <w:rFonts w:ascii="Arial" w:hAnsi="Arial" w:eastAsia="Arial"/>
+                <w:color w:val="000000"/>
+                <w:sz w:val="22"/>
               </w:rPr>
-              <w:t>Institución / bodega</w:t>
+              <w:t>Interfaz React</w:t>
             </w:r>
           </w:p>
         </w:tc>
         <w:tc>
           <w:tcPr>
             <w:tcW w:type="dxa" w:w="4320"/>
+            <w:shd w:fill="FFFFFF"/>
             <w:tcBorders>
-              <w:top w:val="single" w:sz="4" w:space="0" w:color="D9D9D9"/>
-              <w:left w:val="single" w:sz="4" w:space="0" w:color="D9D9D9"/>
-              <w:bottom w:val="single" w:sz="4" w:space="0" w:color="D9D9D9"/>
-              <w:right w:val="single" w:sz="4" w:space="0" w:color="D9D9D9"/>
-              <w:insideH w:val="single" w:sz="4" w:space="0" w:color="D9D9D9"/>
-              <w:insideV w:val="single" w:sz="4" w:space="0" w:color="D9D9D9"/>
+              <w:top w:val="single" w:sz="4" w:space="0" w:color="000000"/>
+              <w:left w:val="single" w:sz="4" w:space="0" w:color="000000"/>
+              <w:bottom w:val="single" w:sz="4" w:space="0" w:color="000000"/>
+              <w:right w:val="single" w:sz="4" w:space="0" w:color="000000"/>
+              <w:insideH w:val="single" w:sz="4" w:space="0" w:color="000000"/>
+              <w:insideV w:val="single" w:sz="4" w:space="0" w:color="000000"/>
             </w:tcBorders>
             <w:tcMar>
               <w:top w:w="80" w:type="dxa"/>
@@ -489,26 +1087,30 @@
           <w:p>
             <w:r>
               <w:rPr>
-                <w:rFonts w:ascii="Arial" w:hAnsi="Arial"/>
-                <w:sz w:val="20"/>
+                <w:rFonts w:ascii="Arial" w:hAnsi="Arial" w:eastAsia="Arial"/>
+                <w:color w:val="000000"/>
+                <w:sz w:val="22"/>
               </w:rPr>
-              <w:t>Bodega Norte – [completar ubicación]</w:t>
+              <w:t>Consultar productos, revisar existencias y preparar ventas de demostración.</w:t>
             </w:r>
           </w:p>
         </w:tc>
       </w:tr>
       <w:tr>
+        <w:trPr>
+          <w:cantSplit/>
+        </w:trPr>
         <w:tc>
           <w:tcPr>
             <w:tcW w:type="dxa" w:w="4320"/>
-            <w:shd w:fill="EAF0F6"/>
+            <w:shd w:fill="FFFFFF"/>
             <w:tcBorders>
-              <w:top w:val="single" w:sz="4" w:space="0" w:color="D9D9D9"/>
-              <w:left w:val="single" w:sz="4" w:space="0" w:color="D9D9D9"/>
-              <w:bottom w:val="single" w:sz="4" w:space="0" w:color="D9D9D9"/>
-              <w:right w:val="single" w:sz="4" w:space="0" w:color="D9D9D9"/>
-              <w:insideH w:val="single" w:sz="4" w:space="0" w:color="D9D9D9"/>
-              <w:insideV w:val="single" w:sz="4" w:space="0" w:color="D9D9D9"/>
+              <w:top w:val="single" w:sz="4" w:space="0" w:color="000000"/>
+              <w:left w:val="single" w:sz="4" w:space="0" w:color="000000"/>
+              <w:bottom w:val="single" w:sz="4" w:space="0" w:color="000000"/>
+              <w:right w:val="single" w:sz="4" w:space="0" w:color="000000"/>
+              <w:insideH w:val="single" w:sz="4" w:space="0" w:color="000000"/>
+              <w:insideV w:val="single" w:sz="4" w:space="0" w:color="000000"/>
             </w:tcBorders>
             <w:tcMar>
               <w:top w:w="80" w:type="dxa"/>
@@ -521,25 +1123,25 @@
           <w:p>
             <w:r>
               <w:rPr>
-                <w:rFonts w:ascii="Arial" w:hAnsi="Arial"/>
-                <w:b/>
-                <w:color w:val="10294B"/>
-                <w:sz w:val="20"/>
+                <w:rFonts w:ascii="Arial" w:hAnsi="Arial" w:eastAsia="Arial"/>
+                <w:color w:val="000000"/>
+                <w:sz w:val="22"/>
               </w:rPr>
-              <w:t>Fecha de entrega</w:t>
+              <w:t>API ASP.NET Core</w:t>
             </w:r>
           </w:p>
         </w:tc>
         <w:tc>
           <w:tcPr>
             <w:tcW w:type="dxa" w:w="4320"/>
+            <w:shd w:fill="FFFFFF"/>
             <w:tcBorders>
-              <w:top w:val="single" w:sz="4" w:space="0" w:color="D9D9D9"/>
-              <w:left w:val="single" w:sz="4" w:space="0" w:color="D9D9D9"/>
-              <w:bottom w:val="single" w:sz="4" w:space="0" w:color="D9D9D9"/>
-              <w:right w:val="single" w:sz="4" w:space="0" w:color="D9D9D9"/>
-              <w:insideH w:val="single" w:sz="4" w:space="0" w:color="D9D9D9"/>
-              <w:insideV w:val="single" w:sz="4" w:space="0" w:color="D9D9D9"/>
+              <w:top w:val="single" w:sz="4" w:space="0" w:color="000000"/>
+              <w:left w:val="single" w:sz="4" w:space="0" w:color="000000"/>
+              <w:bottom w:val="single" w:sz="4" w:space="0" w:color="000000"/>
+              <w:right w:val="single" w:sz="4" w:space="0" w:color="000000"/>
+              <w:insideH w:val="single" w:sz="4" w:space="0" w:color="000000"/>
+              <w:insideV w:val="single" w:sz="4" w:space="0" w:color="000000"/>
             </w:tcBorders>
             <w:tcMar>
               <w:top w:w="80" w:type="dxa"/>
@@ -552,10 +1154,145 @@
           <w:p>
             <w:r>
               <w:rPr>
-                <w:rFonts w:ascii="Arial" w:hAnsi="Arial"/>
-                <w:sz w:val="20"/>
+                <w:rFonts w:ascii="Arial" w:hAnsi="Arial" w:eastAsia="Arial"/>
+                <w:color w:val="000000"/>
+                <w:sz w:val="22"/>
               </w:rPr>
-              <w:t>[Completar]</w:t>
+              <w:t>Recibir solicitudes, validar reglas de negocio y devolver resultados.</w:t>
+            </w:r>
+          </w:p>
+        </w:tc>
+      </w:tr>
+      <w:tr>
+        <w:trPr>
+          <w:cantSplit/>
+        </w:trPr>
+        <w:tc>
+          <w:tcPr>
+            <w:tcW w:type="dxa" w:w="4320"/>
+            <w:shd w:fill="FFFFFF"/>
+            <w:tcBorders>
+              <w:top w:val="single" w:sz="4" w:space="0" w:color="000000"/>
+              <w:left w:val="single" w:sz="4" w:space="0" w:color="000000"/>
+              <w:bottom w:val="single" w:sz="4" w:space="0" w:color="000000"/>
+              <w:right w:val="single" w:sz="4" w:space="0" w:color="000000"/>
+              <w:insideH w:val="single" w:sz="4" w:space="0" w:color="000000"/>
+              <w:insideV w:val="single" w:sz="4" w:space="0" w:color="000000"/>
+            </w:tcBorders>
+            <w:tcMar>
+              <w:top w:w="80" w:type="dxa"/>
+              <w:start w:w="100" w:type="dxa"/>
+              <w:bottom w:w="80" w:type="dxa"/>
+              <w:end w:w="100" w:type="dxa"/>
+            </w:tcMar>
+            <w:vAlign w:val="center"/>
+          </w:tcPr>
+          <w:p>
+            <w:r>
+              <w:rPr>
+                <w:rFonts w:ascii="Arial" w:hAnsi="Arial" w:eastAsia="Arial"/>
+                <w:color w:val="000000"/>
+                <w:sz w:val="22"/>
+              </w:rPr>
+              <w:t>Servicio y repositorio</w:t>
+            </w:r>
+          </w:p>
+        </w:tc>
+        <w:tc>
+          <w:tcPr>
+            <w:tcW w:type="dxa" w:w="4320"/>
+            <w:shd w:fill="FFFFFF"/>
+            <w:tcBorders>
+              <w:top w:val="single" w:sz="4" w:space="0" w:color="000000"/>
+              <w:left w:val="single" w:sz="4" w:space="0" w:color="000000"/>
+              <w:bottom w:val="single" w:sz="4" w:space="0" w:color="000000"/>
+              <w:right w:val="single" w:sz="4" w:space="0" w:color="000000"/>
+              <w:insideH w:val="single" w:sz="4" w:space="0" w:color="000000"/>
+              <w:insideV w:val="single" w:sz="4" w:space="0" w:color="000000"/>
+            </w:tcBorders>
+            <w:tcMar>
+              <w:top w:w="80" w:type="dxa"/>
+              <w:start w:w="100" w:type="dxa"/>
+              <w:bottom w:w="80" w:type="dxa"/>
+              <w:end w:w="100" w:type="dxa"/>
+            </w:tcMar>
+            <w:vAlign w:val="center"/>
+          </w:tcPr>
+          <w:p>
+            <w:r>
+              <w:rPr>
+                <w:rFonts w:ascii="Arial" w:hAnsi="Arial" w:eastAsia="Arial"/>
+                <w:color w:val="000000"/>
+                <w:sz w:val="22"/>
+              </w:rPr>
+              <w:t>Organizar casos de uso y acceso a datos.</w:t>
+            </w:r>
+          </w:p>
+        </w:tc>
+      </w:tr>
+      <w:tr>
+        <w:trPr>
+          <w:cantSplit/>
+        </w:trPr>
+        <w:tc>
+          <w:tcPr>
+            <w:tcW w:type="dxa" w:w="4320"/>
+            <w:shd w:fill="FFFFFF"/>
+            <w:tcBorders>
+              <w:top w:val="single" w:sz="4" w:space="0" w:color="000000"/>
+              <w:left w:val="single" w:sz="4" w:space="0" w:color="000000"/>
+              <w:bottom w:val="single" w:sz="4" w:space="0" w:color="000000"/>
+              <w:right w:val="single" w:sz="4" w:space="0" w:color="000000"/>
+              <w:insideH w:val="single" w:sz="4" w:space="0" w:color="000000"/>
+              <w:insideV w:val="single" w:sz="4" w:space="0" w:color="000000"/>
+            </w:tcBorders>
+            <w:tcMar>
+              <w:top w:w="80" w:type="dxa"/>
+              <w:start w:w="100" w:type="dxa"/>
+              <w:bottom w:w="80" w:type="dxa"/>
+              <w:end w:w="100" w:type="dxa"/>
+            </w:tcMar>
+            <w:vAlign w:val="center"/>
+          </w:tcPr>
+          <w:p>
+            <w:r>
+              <w:rPr>
+                <w:rFonts w:ascii="Arial" w:hAnsi="Arial" w:eastAsia="Arial"/>
+                <w:color w:val="000000"/>
+                <w:sz w:val="22"/>
+              </w:rPr>
+              <w:t>Supabase PostgreSQL</w:t>
+            </w:r>
+          </w:p>
+        </w:tc>
+        <w:tc>
+          <w:tcPr>
+            <w:tcW w:type="dxa" w:w="4320"/>
+            <w:shd w:fill="FFFFFF"/>
+            <w:tcBorders>
+              <w:top w:val="single" w:sz="4" w:space="0" w:color="000000"/>
+              <w:left w:val="single" w:sz="4" w:space="0" w:color="000000"/>
+              <w:bottom w:val="single" w:sz="4" w:space="0" w:color="000000"/>
+              <w:right w:val="single" w:sz="4" w:space="0" w:color="000000"/>
+              <w:insideH w:val="single" w:sz="4" w:space="0" w:color="000000"/>
+              <w:insideV w:val="single" w:sz="4" w:space="0" w:color="000000"/>
+            </w:tcBorders>
+            <w:tcMar>
+              <w:top w:w="80" w:type="dxa"/>
+              <w:start w:w="100" w:type="dxa"/>
+              <w:bottom w:w="80" w:type="dxa"/>
+              <w:end w:w="100" w:type="dxa"/>
+            </w:tcMar>
+            <w:vAlign w:val="center"/>
+          </w:tcPr>
+          <w:p>
+            <w:r>
+              <w:rPr>
+                <w:rFonts w:ascii="Arial" w:hAnsi="Arial" w:eastAsia="Arial"/>
+                <w:color w:val="000000"/>
+                <w:sz w:val="22"/>
+              </w:rPr>
+              <w:t>Guardar categorías, proveedores, productos, ventas y líneas de venta mediante Npgsql.</w:t>
             </w:r>
           </w:p>
         </w:tc>
@@ -564,64 +1301,656 @@
     <w:p/>
     <w:p>
       <w:pPr>
-        <w:jc w:val="center"/>
+        <w:pStyle w:val="Heading2"/>
+        <w:keepNext/>
+        <w:keepLines/>
       </w:pPr>
       <w:r>
         <w:rPr>
-          <w:i/>
-          <w:color w:val="6B7280"/>
-          <w:sz w:val="18"/>
+          <w:rFonts w:ascii="Arial" w:hAnsi="Arial" w:eastAsia="Arial"/>
+          <w:color w:val="000000"/>
+          <w:sz w:val="22"/>
         </w:rPr>
-        <w:t>Elaborado a partir de la estructura y criterios indicados en los documentos de referencia del curso.</w:t>
+        <w:t>2.2 Objetivos</w:t>
+      </w:r>
+    </w:p>
+    <w:p>
+      <w:pPr>
+        <w:pStyle w:val="Heading3"/>
+        <w:keepNext/>
+        <w:keepLines/>
+      </w:pPr>
+      <w:r>
+        <w:rPr>
+          <w:rFonts w:ascii="Arial" w:hAnsi="Arial" w:eastAsia="Arial"/>
+          <w:color w:val="000000"/>
+          <w:sz w:val="22"/>
+        </w:rPr>
+        <w:t>Objetivo general</w:t>
       </w:r>
     </w:p>
     <w:p>
       <w:r>
-        <w:br w:type="page"/>
+        <w:rPr>
+          <w:rFonts w:ascii="Arial" w:hAnsi="Arial" w:eastAsia="Arial"/>
+          <w:color w:val="000000"/>
+          <w:sz w:val="22"/>
+        </w:rPr>
+        <w:t>Desarrollar y documentar un prototipo web que centralice el catálogo, permita registrar ventas y actualice las existencias de Bodega Norte en un entorno demostrativo local.</w:t>
       </w:r>
     </w:p>
     <w:p>
       <w:pPr>
-        <w:pStyle w:val="Heading1"/>
+        <w:pStyle w:val="Heading3"/>
+        <w:keepNext/>
+        <w:keepLines/>
       </w:pPr>
       <w:r>
-        <w:t>1. Resumen ejecutivo</w:t>
+        <w:rPr>
+          <w:rFonts w:ascii="Arial" w:hAnsi="Arial" w:eastAsia="Arial"/>
+          <w:color w:val="000000"/>
+          <w:sz w:val="22"/>
+        </w:rPr>
+        <w:t>Objetivos específicos e indicadores</w:t>
+      </w:r>
+    </w:p>
+    <w:tbl>
+      <w:tblPr>
+        <w:tblStyle w:val="TableGrid"/>
+        <w:tblW w:type="auto" w:w="0"/>
+        <w:jc w:val="center"/>
+        <w:tblLook w:firstColumn="1" w:firstRow="1" w:lastColumn="0" w:lastRow="0" w:noHBand="0" w:noVBand="1" w:val="04A0"/>
+      </w:tblPr>
+      <w:tblGrid>
+        <w:gridCol w:w="4320"/>
+        <w:gridCol w:w="4320"/>
+      </w:tblGrid>
+      <w:tr>
+        <w:trPr>
+          <w:cantSplit/>
+          <w:tblHeader w:val="true"/>
+        </w:trPr>
+        <w:tc>
+          <w:tcPr>
+            <w:tcW w:type="dxa" w:w="4320"/>
+            <w:shd w:fill="000000"/>
+            <w:tcBorders>
+              <w:top w:val="single" w:sz="4" w:space="0" w:color="000000"/>
+              <w:left w:val="single" w:sz="4" w:space="0" w:color="000000"/>
+              <w:bottom w:val="single" w:sz="4" w:space="0" w:color="000000"/>
+              <w:right w:val="single" w:sz="4" w:space="0" w:color="000000"/>
+              <w:insideH w:val="single" w:sz="4" w:space="0" w:color="000000"/>
+              <w:insideV w:val="single" w:sz="4" w:space="0" w:color="000000"/>
+            </w:tcBorders>
+            <w:tcMar>
+              <w:top w:w="80" w:type="dxa"/>
+              <w:start w:w="100" w:type="dxa"/>
+              <w:bottom w:w="80" w:type="dxa"/>
+              <w:end w:w="100" w:type="dxa"/>
+            </w:tcMar>
+          </w:tcPr>
+          <w:p>
+            <w:pPr>
+              <w:keepNext/>
+            </w:pPr>
+            <w:r>
+              <w:rPr>
+                <w:rFonts w:ascii="Arial" w:hAnsi="Arial" w:eastAsia="Arial"/>
+                <w:b/>
+                <w:color w:val="FFFFFF"/>
+                <w:sz w:val="22"/>
+              </w:rPr>
+              <w:t>Objetivo</w:t>
+            </w:r>
+          </w:p>
+        </w:tc>
+        <w:tc>
+          <w:tcPr>
+            <w:tcW w:type="dxa" w:w="4320"/>
+            <w:shd w:fill="000000"/>
+            <w:tcBorders>
+              <w:top w:val="single" w:sz="4" w:space="0" w:color="000000"/>
+              <w:left w:val="single" w:sz="4" w:space="0" w:color="000000"/>
+              <w:bottom w:val="single" w:sz="4" w:space="0" w:color="000000"/>
+              <w:right w:val="single" w:sz="4" w:space="0" w:color="000000"/>
+              <w:insideH w:val="single" w:sz="4" w:space="0" w:color="000000"/>
+              <w:insideV w:val="single" w:sz="4" w:space="0" w:color="000000"/>
+            </w:tcBorders>
+            <w:tcMar>
+              <w:top w:w="80" w:type="dxa"/>
+              <w:start w:w="100" w:type="dxa"/>
+              <w:bottom w:w="80" w:type="dxa"/>
+              <w:end w:w="100" w:type="dxa"/>
+            </w:tcMar>
+          </w:tcPr>
+          <w:p>
+            <w:pPr>
+              <w:keepNext/>
+            </w:pPr>
+            <w:r>
+              <w:rPr>
+                <w:rFonts w:ascii="Arial" w:hAnsi="Arial" w:eastAsia="Arial"/>
+                <w:b/>
+                <w:color w:val="FFFFFF"/>
+                <w:sz w:val="22"/>
+              </w:rPr>
+              <w:t>Indicador de verificación</w:t>
+            </w:r>
+          </w:p>
+        </w:tc>
+      </w:tr>
+      <w:tr>
+        <w:trPr>
+          <w:cantSplit/>
+        </w:trPr>
+        <w:tc>
+          <w:tcPr>
+            <w:tcW w:type="dxa" w:w="4320"/>
+            <w:shd w:fill="FFFFFF"/>
+            <w:tcBorders>
+              <w:top w:val="single" w:sz="4" w:space="0" w:color="000000"/>
+              <w:left w:val="single" w:sz="4" w:space="0" w:color="000000"/>
+              <w:bottom w:val="single" w:sz="4" w:space="0" w:color="000000"/>
+              <w:right w:val="single" w:sz="4" w:space="0" w:color="000000"/>
+              <w:insideH w:val="single" w:sz="4" w:space="0" w:color="000000"/>
+              <w:insideV w:val="single" w:sz="4" w:space="0" w:color="000000"/>
+            </w:tcBorders>
+            <w:tcMar>
+              <w:top w:w="80" w:type="dxa"/>
+              <w:start w:w="100" w:type="dxa"/>
+              <w:bottom w:w="80" w:type="dxa"/>
+              <w:end w:w="100" w:type="dxa"/>
+            </w:tcMar>
+            <w:vAlign w:val="center"/>
+          </w:tcPr>
+          <w:p>
+            <w:r>
+              <w:rPr>
+                <w:rFonts w:ascii="Arial" w:hAnsi="Arial" w:eastAsia="Arial"/>
+                <w:color w:val="000000"/>
+                <w:sz w:val="22"/>
+              </w:rPr>
+              <w:t>Gestionar al menos 10 productos de prueba con categoría, precio, stock y mínimo.</w:t>
+            </w:r>
+          </w:p>
+        </w:tc>
+        <w:tc>
+          <w:tcPr>
+            <w:tcW w:type="dxa" w:w="4320"/>
+            <w:shd w:fill="FFFFFF"/>
+            <w:tcBorders>
+              <w:top w:val="single" w:sz="4" w:space="0" w:color="000000"/>
+              <w:left w:val="single" w:sz="4" w:space="0" w:color="000000"/>
+              <w:bottom w:val="single" w:sz="4" w:space="0" w:color="000000"/>
+              <w:right w:val="single" w:sz="4" w:space="0" w:color="000000"/>
+              <w:insideH w:val="single" w:sz="4" w:space="0" w:color="000000"/>
+              <w:insideV w:val="single" w:sz="4" w:space="0" w:color="000000"/>
+            </w:tcBorders>
+            <w:tcMar>
+              <w:top w:w="80" w:type="dxa"/>
+              <w:start w:w="100" w:type="dxa"/>
+              <w:bottom w:w="80" w:type="dxa"/>
+              <w:end w:w="100" w:type="dxa"/>
+            </w:tcMar>
+            <w:vAlign w:val="center"/>
+          </w:tcPr>
+          <w:p>
+            <w:r>
+              <w:rPr>
+                <w:rFonts w:ascii="Arial" w:hAnsi="Arial" w:eastAsia="Arial"/>
+                <w:color w:val="000000"/>
+                <w:sz w:val="22"/>
+              </w:rPr>
+              <w:t>Registros de prueba disponibles y campos consultables.</w:t>
+            </w:r>
+          </w:p>
+        </w:tc>
+      </w:tr>
+      <w:tr>
+        <w:trPr>
+          <w:cantSplit/>
+        </w:trPr>
+        <w:tc>
+          <w:tcPr>
+            <w:tcW w:type="dxa" w:w="4320"/>
+            <w:shd w:fill="FFFFFF"/>
+            <w:tcBorders>
+              <w:top w:val="single" w:sz="4" w:space="0" w:color="000000"/>
+              <w:left w:val="single" w:sz="4" w:space="0" w:color="000000"/>
+              <w:bottom w:val="single" w:sz="4" w:space="0" w:color="000000"/>
+              <w:right w:val="single" w:sz="4" w:space="0" w:color="000000"/>
+              <w:insideH w:val="single" w:sz="4" w:space="0" w:color="000000"/>
+              <w:insideV w:val="single" w:sz="4" w:space="0" w:color="000000"/>
+            </w:tcBorders>
+            <w:tcMar>
+              <w:top w:w="80" w:type="dxa"/>
+              <w:start w:w="100" w:type="dxa"/>
+              <w:bottom w:w="80" w:type="dxa"/>
+              <w:end w:w="100" w:type="dxa"/>
+            </w:tcMar>
+            <w:vAlign w:val="center"/>
+          </w:tcPr>
+          <w:p>
+            <w:r>
+              <w:rPr>
+                <w:rFonts w:ascii="Arial" w:hAnsi="Arial" w:eastAsia="Arial"/>
+                <w:color w:val="000000"/>
+                <w:sz w:val="22"/>
+              </w:rPr>
+              <w:t>Registrar una venta válida y actualizar el stock de sus productos.</w:t>
+            </w:r>
+          </w:p>
+        </w:tc>
+        <w:tc>
+          <w:tcPr>
+            <w:tcW w:type="dxa" w:w="4320"/>
+            <w:shd w:fill="FFFFFF"/>
+            <w:tcBorders>
+              <w:top w:val="single" w:sz="4" w:space="0" w:color="000000"/>
+              <w:left w:val="single" w:sz="4" w:space="0" w:color="000000"/>
+              <w:bottom w:val="single" w:sz="4" w:space="0" w:color="000000"/>
+              <w:right w:val="single" w:sz="4" w:space="0" w:color="000000"/>
+              <w:insideH w:val="single" w:sz="4" w:space="0" w:color="000000"/>
+              <w:insideV w:val="single" w:sz="4" w:space="0" w:color="000000"/>
+            </w:tcBorders>
+            <w:tcMar>
+              <w:top w:w="80" w:type="dxa"/>
+              <w:start w:w="100" w:type="dxa"/>
+              <w:bottom w:w="80" w:type="dxa"/>
+              <w:end w:w="100" w:type="dxa"/>
+            </w:tcMar>
+            <w:vAlign w:val="center"/>
+          </w:tcPr>
+          <w:p>
+            <w:r>
+              <w:rPr>
+                <w:rFonts w:ascii="Arial" w:hAnsi="Arial" w:eastAsia="Arial"/>
+                <w:color w:val="000000"/>
+                <w:sz w:val="22"/>
+              </w:rPr>
+              <w:t>Prueba válida: líneas guardadas y cantidades recalculadas.</w:t>
+            </w:r>
+          </w:p>
+        </w:tc>
+      </w:tr>
+      <w:tr>
+        <w:trPr>
+          <w:cantSplit/>
+        </w:trPr>
+        <w:tc>
+          <w:tcPr>
+            <w:tcW w:type="dxa" w:w="4320"/>
+            <w:shd w:fill="FFFFFF"/>
+            <w:tcBorders>
+              <w:top w:val="single" w:sz="4" w:space="0" w:color="000000"/>
+              <w:left w:val="single" w:sz="4" w:space="0" w:color="000000"/>
+              <w:bottom w:val="single" w:sz="4" w:space="0" w:color="000000"/>
+              <w:right w:val="single" w:sz="4" w:space="0" w:color="000000"/>
+              <w:insideH w:val="single" w:sz="4" w:space="0" w:color="000000"/>
+              <w:insideV w:val="single" w:sz="4" w:space="0" w:color="000000"/>
+            </w:tcBorders>
+            <w:tcMar>
+              <w:top w:w="80" w:type="dxa"/>
+              <w:start w:w="100" w:type="dxa"/>
+              <w:bottom w:w="80" w:type="dxa"/>
+              <w:end w:w="100" w:type="dxa"/>
+            </w:tcMar>
+            <w:vAlign w:val="center"/>
+          </w:tcPr>
+          <w:p>
+            <w:r>
+              <w:rPr>
+                <w:rFonts w:ascii="Arial" w:hAnsi="Arial" w:eastAsia="Arial"/>
+                <w:color w:val="000000"/>
+                <w:sz w:val="22"/>
+              </w:rPr>
+              <w:t>Rechazar una venta que exceda las existencias.</w:t>
+            </w:r>
+          </w:p>
+        </w:tc>
+        <w:tc>
+          <w:tcPr>
+            <w:tcW w:type="dxa" w:w="4320"/>
+            <w:shd w:fill="FFFFFF"/>
+            <w:tcBorders>
+              <w:top w:val="single" w:sz="4" w:space="0" w:color="000000"/>
+              <w:left w:val="single" w:sz="4" w:space="0" w:color="000000"/>
+              <w:bottom w:val="single" w:sz="4" w:space="0" w:color="000000"/>
+              <w:right w:val="single" w:sz="4" w:space="0" w:color="000000"/>
+              <w:insideH w:val="single" w:sz="4" w:space="0" w:color="000000"/>
+              <w:insideV w:val="single" w:sz="4" w:space="0" w:color="000000"/>
+            </w:tcBorders>
+            <w:tcMar>
+              <w:top w:w="80" w:type="dxa"/>
+              <w:start w:w="100" w:type="dxa"/>
+              <w:bottom w:w="80" w:type="dxa"/>
+              <w:end w:w="100" w:type="dxa"/>
+            </w:tcMar>
+            <w:vAlign w:val="center"/>
+          </w:tcPr>
+          <w:p>
+            <w:r>
+              <w:rPr>
+                <w:rFonts w:ascii="Arial" w:hAnsi="Arial" w:eastAsia="Arial"/>
+                <w:color w:val="000000"/>
+                <w:sz w:val="22"/>
+              </w:rPr>
+              <w:t>Prueba de exceso: validación y stock sin cambios.</w:t>
+            </w:r>
+          </w:p>
+        </w:tc>
+      </w:tr>
+      <w:tr>
+        <w:trPr>
+          <w:cantSplit/>
+        </w:trPr>
+        <w:tc>
+          <w:tcPr>
+            <w:tcW w:type="dxa" w:w="4320"/>
+            <w:shd w:fill="FFFFFF"/>
+            <w:tcBorders>
+              <w:top w:val="single" w:sz="4" w:space="0" w:color="000000"/>
+              <w:left w:val="single" w:sz="4" w:space="0" w:color="000000"/>
+              <w:bottom w:val="single" w:sz="4" w:space="0" w:color="000000"/>
+              <w:right w:val="single" w:sz="4" w:space="0" w:color="000000"/>
+              <w:insideH w:val="single" w:sz="4" w:space="0" w:color="000000"/>
+              <w:insideV w:val="single" w:sz="4" w:space="0" w:color="000000"/>
+            </w:tcBorders>
+            <w:tcMar>
+              <w:top w:w="80" w:type="dxa"/>
+              <w:start w:w="100" w:type="dxa"/>
+              <w:bottom w:w="80" w:type="dxa"/>
+              <w:end w:w="100" w:type="dxa"/>
+            </w:tcMar>
+            <w:vAlign w:val="center"/>
+          </w:tcPr>
+          <w:p>
+            <w:r>
+              <w:rPr>
+                <w:rFonts w:ascii="Arial" w:hAnsi="Arial" w:eastAsia="Arial"/>
+                <w:color w:val="000000"/>
+                <w:sz w:val="22"/>
+              </w:rPr>
+              <w:t>Facilitar la consulta de stock bajo y exportar inventario.</w:t>
+            </w:r>
+          </w:p>
+        </w:tc>
+        <w:tc>
+          <w:tcPr>
+            <w:tcW w:type="dxa" w:w="4320"/>
+            <w:shd w:fill="FFFFFF"/>
+            <w:tcBorders>
+              <w:top w:val="single" w:sz="4" w:space="0" w:color="000000"/>
+              <w:left w:val="single" w:sz="4" w:space="0" w:color="000000"/>
+              <w:bottom w:val="single" w:sz="4" w:space="0" w:color="000000"/>
+              <w:right w:val="single" w:sz="4" w:space="0" w:color="000000"/>
+              <w:insideH w:val="single" w:sz="4" w:space="0" w:color="000000"/>
+              <w:insideV w:val="single" w:sz="4" w:space="0" w:color="000000"/>
+            </w:tcBorders>
+            <w:tcMar>
+              <w:top w:w="80" w:type="dxa"/>
+              <w:start w:w="100" w:type="dxa"/>
+              <w:bottom w:w="80" w:type="dxa"/>
+              <w:end w:w="100" w:type="dxa"/>
+            </w:tcMar>
+            <w:vAlign w:val="center"/>
+          </w:tcPr>
+          <w:p>
+            <w:r>
+              <w:rPr>
+                <w:rFonts w:ascii="Arial" w:hAnsi="Arial" w:eastAsia="Arial"/>
+                <w:color w:val="000000"/>
+                <w:sz w:val="22"/>
+              </w:rPr>
+              <w:t>Filtro visible y CSV con los campos previstos.</w:t>
+            </w:r>
+          </w:p>
+        </w:tc>
+      </w:tr>
+    </w:tbl>
+    <w:p/>
+    <w:p>
+      <w:r>
+        <w:rPr>
+          <w:rFonts w:ascii="Arial" w:hAnsi="Arial" w:eastAsia="Arial"/>
+          <w:color w:val="000000"/>
+          <w:sz w:val="22"/>
+        </w:rPr>
+        <w:t>Los indicadores se verifican con datos de demostración. La matriz final distingue las pruebas técnicas realizadas de la aceptación manual pendiente.</w:t>
+      </w:r>
+    </w:p>
+    <w:p>
+      <w:pPr>
+        <w:pStyle w:val="Heading2"/>
+        <w:keepNext/>
+        <w:keepLines/>
+      </w:pPr>
+      <w:r>
+        <w:rPr>
+          <w:rFonts w:ascii="Arial" w:hAnsi="Arial" w:eastAsia="Arial"/>
+          <w:color w:val="000000"/>
+          <w:sz w:val="22"/>
+        </w:rPr>
+        <w:t>2.3 Alcance</w:t>
+      </w:r>
+    </w:p>
+    <w:p>
+      <w:pPr>
+        <w:pStyle w:val="Heading3"/>
+        <w:keepNext/>
+        <w:keepLines/>
+      </w:pPr>
+      <w:r>
+        <w:rPr>
+          <w:rFonts w:ascii="Arial" w:hAnsi="Arial" w:eastAsia="Arial"/>
+          <w:color w:val="000000"/>
+          <w:sz w:val="22"/>
+        </w:rPr>
+        <w:t>Incluye</w:t>
+      </w:r>
+    </w:p>
+    <w:p>
+      <w:pPr>
+        <w:pStyle w:val="ListBullet"/>
+      </w:pPr>
+      <w:r>
+        <w:rPr>
+          <w:rFonts w:ascii="Arial" w:hAnsi="Arial" w:eastAsia="Arial"/>
+          <w:color w:val="000000"/>
+          <w:sz w:val="22"/>
+        </w:rPr>
+        <w:t>Catálogo e inventario con búsqueda y referencia al stock mínimo.</w:t>
+      </w:r>
+    </w:p>
+    <w:p>
+      <w:pPr>
+        <w:pStyle w:val="ListBullet"/>
+      </w:pPr>
+      <w:r>
+        <w:rPr>
+          <w:rFonts w:ascii="Arial" w:hAnsi="Arial" w:eastAsia="Arial"/>
+          <w:color w:val="000000"/>
+          <w:sz w:val="22"/>
+        </w:rPr>
+        <w:t>Punto de venta demostrativo con carrito, cantidades y medios de pago simulados.</w:t>
+      </w:r>
+    </w:p>
+    <w:p>
+      <w:pPr>
+        <w:pStyle w:val="ListBullet"/>
+      </w:pPr>
+      <w:r>
+        <w:rPr>
+          <w:rFonts w:ascii="Arial" w:hAnsi="Arial" w:eastAsia="Arial"/>
+          <w:color w:val="000000"/>
+          <w:sz w:val="22"/>
+        </w:rPr>
+        <w:t>Actualización transaccional de stock y almacenamiento de venta y líneas en la API.</w:t>
+      </w:r>
+    </w:p>
+    <w:p>
+      <w:pPr>
+        <w:pStyle w:val="ListBullet"/>
+      </w:pPr>
+      <w:r>
+        <w:rPr>
+          <w:rFonts w:ascii="Arial" w:hAnsi="Arial" w:eastAsia="Arial"/>
+          <w:color w:val="000000"/>
+          <w:sz w:val="22"/>
+        </w:rPr>
+        <w:t>Indicadores de demostración, exportación CSV, esquema SQL, datos de ejemplo, diagramas, código y manuales.</w:t>
+      </w:r>
+    </w:p>
+    <w:p>
+      <w:pPr>
+        <w:pStyle w:val="Heading3"/>
+        <w:keepNext/>
+        <w:keepLines/>
+      </w:pPr>
+      <w:r>
+        <w:rPr>
+          <w:rFonts w:ascii="Arial" w:hAnsi="Arial" w:eastAsia="Arial"/>
+          <w:color w:val="000000"/>
+          <w:sz w:val="22"/>
+        </w:rPr>
+        <w:t>Fuera del alcance</w:t>
+      </w:r>
+    </w:p>
+    <w:p>
+      <w:pPr>
+        <w:pStyle w:val="ListBullet"/>
+      </w:pPr>
+      <w:r>
+        <w:rPr>
+          <w:rFonts w:ascii="Arial" w:hAnsi="Arial" w:eastAsia="Arial"/>
+          <w:color w:val="000000"/>
+          <w:sz w:val="22"/>
+        </w:rPr>
+        <w:t>Operación productiva, despliegue público o conexión a una empresa real.</w:t>
+      </w:r>
+    </w:p>
+    <w:p>
+      <w:pPr>
+        <w:pStyle w:val="ListBullet"/>
+      </w:pPr>
+      <w:r>
+        <w:rPr>
+          <w:rFonts w:ascii="Arial" w:hAnsi="Arial" w:eastAsia="Arial"/>
+          <w:color w:val="000000"/>
+          <w:sz w:val="22"/>
+        </w:rPr>
+        <w:t>Multi-sucursal, compras, contabilidad, facturación electrónica, SUNAT y pagos bancarios.</w:t>
+      </w:r>
+    </w:p>
+    <w:p>
+      <w:pPr>
+        <w:pStyle w:val="ListBullet"/>
+      </w:pPr>
+      <w:r>
+        <w:rPr>
+          <w:rFonts w:ascii="Arial" w:hAnsi="Arial" w:eastAsia="Arial"/>
+          <w:color w:val="000000"/>
+          <w:sz w:val="22"/>
+        </w:rPr>
+        <w:t>Copias automáticas y operación en una empresa real. El alcance actualizado incluye autenticación, roles, auditoría y exportación de respaldo JSON.</w:t>
+      </w:r>
+    </w:p>
+    <w:p>
+      <w:pPr>
+        <w:pStyle w:val="ListBullet"/>
+      </w:pPr>
+      <w:r>
+        <w:rPr>
+          <w:rFonts w:ascii="Arial" w:hAnsi="Arial" w:eastAsia="Arial"/>
+          <w:color w:val="000000"/>
+          <w:sz w:val="22"/>
+        </w:rPr>
+        <w:t>Conexión productiva a IBM Watson Assistant; la ayuda disponible es una demo local.</w:t>
+      </w:r>
+    </w:p>
+    <w:p>
+      <w:pPr>
+        <w:pStyle w:val="Heading2"/>
+        <w:keepNext/>
+        <w:keepLines/>
+      </w:pPr>
+      <w:r>
+        <w:rPr>
+          <w:rFonts w:ascii="Arial" w:hAnsi="Arial" w:eastAsia="Arial"/>
+          <w:color w:val="000000"/>
+          <w:sz w:val="22"/>
+        </w:rPr>
+        <w:t>2.4 Propuesta de valor y sostenibilidad</w:t>
       </w:r>
     </w:p>
     <w:p>
       <w:r>
-        <w:t>Bodega Norte es una propuesta de sistema web para registrar productos, controlar existencias y gestionar ventas en una bodega minorista. El proyecto responde a la necesidad de contar con información confiable y oportuna para reducir errores de registro, quiebres de stock y tiempos de atención.</w:t>
+        <w:rPr>
+          <w:rFonts w:ascii="Arial" w:hAnsi="Arial" w:eastAsia="Arial"/>
+          <w:color w:val="000000"/>
+          <w:sz w:val="22"/>
+        </w:rPr>
+        <w:t>El valor del proyecto está en adaptar un prototipo editable al caso académico y explicar sus componentes. No se han medido costos, rendimiento ni funciones de proveedores comerciales, por lo que no se afirma superioridad frente a plataformas existentes. No se plantea monetización ni se ha calculado un costo comercial.</w:t>
       </w:r>
     </w:p>
     <w:p>
       <w:r>
-        <w:t>La primera entrega define el problema, el contexto, los objetivos, la justificación, los beneficiarios, el alcance y la viabilidad. El producto se plantea como un MVP demostrable con arquitectura MVC estricta, SQL Server local, integración futura con Watson Assistant y despliegue institucional.</w:t>
+        <w:rPr>
+          <w:rFonts w:ascii="Arial" w:hAnsi="Arial" w:eastAsia="Arial"/>
+          <w:color w:val="000000"/>
+          <w:sz w:val="22"/>
+        </w:rPr>
+        <w:t>Para una posible continuidad se propone reutilizar equipo disponible, mantener datos ficticios en las demostraciones y definir autenticación, respaldos, seguridad y privacidad antes de cualquier uso real.</w:t>
       </w:r>
     </w:p>
     <w:p>
       <w:pPr>
-        <w:pStyle w:val="Heading1"/>
+        <w:pStyle w:val="Heading2"/>
+        <w:keepNext/>
+        <w:keepLines/>
       </w:pPr>
       <w:r>
-        <w:t>2. Introducción</w:t>
+        <w:rPr>
+          <w:rFonts w:ascii="Arial" w:hAnsi="Arial" w:eastAsia="Arial"/>
+          <w:color w:val="000000"/>
+          <w:sz w:val="22"/>
+        </w:rPr>
+        <w:t>2.5 Ubicación y entorno</w:t>
       </w:r>
     </w:p>
     <w:p>
       <w:r>
-        <w:t>La gestión manual o dispersa de inventario dificulta saber cuánto producto queda, qué artículos requieren reposición y cuáles son las ventas del periodo. En una bodega, estas decisiones deben tomarse con rapidez y con información simple de interpretar.</w:t>
+        <w:rPr>
+          <w:rFonts w:ascii="Arial" w:hAnsi="Arial" w:eastAsia="Arial"/>
+          <w:color w:val="000000"/>
+          <w:sz w:val="22"/>
+        </w:rPr>
+        <w:t>El contexto comercial es una bodega ficticia de Lima Metropolitana; no se consigna dirección ni razón social real. El entorno técnico requiere navegador, Node.js para compilar la interfaz, .NET 8 para el backend y un proyecto Supabase PostgreSQL configurado para persistencia. La guía de instalación detalla los pasos.</w:t>
+      </w:r>
+    </w:p>
+    <w:p>
+      <w:pPr>
+        <w:pStyle w:val="Heading2"/>
+        <w:keepNext/>
+        <w:keepLines/>
+      </w:pPr>
+      <w:r>
+        <w:rPr>
+          <w:rFonts w:ascii="Arial" w:hAnsi="Arial" w:eastAsia="Arial"/>
+          <w:color w:val="000000"/>
+          <w:sz w:val="22"/>
+        </w:rPr>
+        <w:t>2.6 Organización del equipo</w:t>
       </w:r>
     </w:p>
     <w:p>
       <w:r>
-        <w:t>El proyecto se desarrollará aplicando principios ágiles y entregas incrementales. El alcance inicial comprende catálogo de productos, entradas y salidas, venta rápida, alertas de stock bajo, reportes y una interfaz conversacional preparada para Watson Assistant.</w:t>
-      </w:r>
-    </w:p>
-    <w:p>
-      <w:pPr>
-        <w:pStyle w:val="Heading1"/>
-      </w:pPr>
-      <w:r>
-        <w:t>3. Diagnóstico del entorno – SEPTE</w:t>
+        <w:rPr>
+          <w:rFonts w:ascii="Arial" w:hAnsi="Arial" w:eastAsia="Arial"/>
+          <w:color w:val="000000"/>
+          <w:sz w:val="22"/>
+        </w:rPr>
+        <w:t>La publicación del Grupo 10 identifica a Gonzalo Yoel Choque Becerra como coordinador. Los roles siguientes proceden del Entregable 1 proporcionado y sirven como distribución de referencia; no certifican el historial individual de trabajo.</w:t>
       </w:r>
     </w:p>
     <w:tbl>
@@ -638,19 +1967,20 @@
       </w:tblGrid>
       <w:tr>
         <w:trPr>
+          <w:cantSplit/>
           <w:tblHeader w:val="true"/>
         </w:trPr>
         <w:tc>
           <w:tcPr>
             <w:tcW w:type="dxa" w:w="2880"/>
-            <w:shd w:fill="10294B"/>
+            <w:shd w:fill="000000"/>
             <w:tcBorders>
-              <w:top w:val="single" w:sz="4" w:space="0" w:color="10294B"/>
-              <w:left w:val="single" w:sz="4" w:space="0" w:color="10294B"/>
-              <w:bottom w:val="single" w:sz="4" w:space="0" w:color="10294B"/>
-              <w:right w:val="single" w:sz="4" w:space="0" w:color="10294B"/>
-              <w:insideH w:val="single" w:sz="4" w:space="0" w:color="10294B"/>
-              <w:insideV w:val="single" w:sz="4" w:space="0" w:color="10294B"/>
+              <w:top w:val="single" w:sz="4" w:space="0" w:color="000000"/>
+              <w:left w:val="single" w:sz="4" w:space="0" w:color="000000"/>
+              <w:bottom w:val="single" w:sz="4" w:space="0" w:color="000000"/>
+              <w:right w:val="single" w:sz="4" w:space="0" w:color="000000"/>
+              <w:insideH w:val="single" w:sz="4" w:space="0" w:color="000000"/>
+              <w:insideV w:val="single" w:sz="4" w:space="0" w:color="000000"/>
             </w:tcBorders>
             <w:tcMar>
               <w:top w:w="80" w:type="dxa"/>
@@ -660,28 +1990,31 @@
             </w:tcMar>
           </w:tcPr>
           <w:p>
+            <w:pPr>
+              <w:keepNext/>
+            </w:pPr>
             <w:r>
               <w:rPr>
-                <w:rFonts w:ascii="Arial" w:hAnsi="Arial"/>
+                <w:rFonts w:ascii="Arial" w:hAnsi="Arial" w:eastAsia="Arial"/>
                 <w:b/>
                 <w:color w:val="FFFFFF"/>
-                <w:sz w:val="18"/>
+                <w:sz w:val="22"/>
               </w:rPr>
-              <w:t>Variable</w:t>
+              <w:t>Rol declarado</w:t>
             </w:r>
           </w:p>
         </w:tc>
         <w:tc>
           <w:tcPr>
             <w:tcW w:type="dxa" w:w="2880"/>
-            <w:shd w:fill="10294B"/>
+            <w:shd w:fill="000000"/>
             <w:tcBorders>
-              <w:top w:val="single" w:sz="4" w:space="0" w:color="10294B"/>
-              <w:left w:val="single" w:sz="4" w:space="0" w:color="10294B"/>
-              <w:bottom w:val="single" w:sz="4" w:space="0" w:color="10294B"/>
-              <w:right w:val="single" w:sz="4" w:space="0" w:color="10294B"/>
-              <w:insideH w:val="single" w:sz="4" w:space="0" w:color="10294B"/>
-              <w:insideV w:val="single" w:sz="4" w:space="0" w:color="10294B"/>
+              <w:top w:val="single" w:sz="4" w:space="0" w:color="000000"/>
+              <w:left w:val="single" w:sz="4" w:space="0" w:color="000000"/>
+              <w:bottom w:val="single" w:sz="4" w:space="0" w:color="000000"/>
+              <w:right w:val="single" w:sz="4" w:space="0" w:color="000000"/>
+              <w:insideH w:val="single" w:sz="4" w:space="0" w:color="000000"/>
+              <w:insideV w:val="single" w:sz="4" w:space="0" w:color="000000"/>
             </w:tcBorders>
             <w:tcMar>
               <w:top w:w="80" w:type="dxa"/>
@@ -691,28 +2024,31 @@
             </w:tcMar>
           </w:tcPr>
           <w:p>
+            <w:pPr>
+              <w:keepNext/>
+            </w:pPr>
             <w:r>
               <w:rPr>
-                <w:rFonts w:ascii="Arial" w:hAnsi="Arial"/>
+                <w:rFonts w:ascii="Arial" w:hAnsi="Arial" w:eastAsia="Arial"/>
                 <w:b/>
                 <w:color w:val="FFFFFF"/>
-                <w:sz w:val="18"/>
+                <w:sz w:val="22"/>
               </w:rPr>
-              <w:t>Situación observada</w:t>
+              <w:t>Integrante</w:t>
             </w:r>
           </w:p>
         </w:tc>
         <w:tc>
           <w:tcPr>
             <w:tcW w:type="dxa" w:w="2880"/>
-            <w:shd w:fill="10294B"/>
+            <w:shd w:fill="000000"/>
             <w:tcBorders>
-              <w:top w:val="single" w:sz="4" w:space="0" w:color="10294B"/>
-              <w:left w:val="single" w:sz="4" w:space="0" w:color="10294B"/>
-              <w:bottom w:val="single" w:sz="4" w:space="0" w:color="10294B"/>
-              <w:right w:val="single" w:sz="4" w:space="0" w:color="10294B"/>
-              <w:insideH w:val="single" w:sz="4" w:space="0" w:color="10294B"/>
-              <w:insideV w:val="single" w:sz="4" w:space="0" w:color="10294B"/>
+              <w:top w:val="single" w:sz="4" w:space="0" w:color="000000"/>
+              <w:left w:val="single" w:sz="4" w:space="0" w:color="000000"/>
+              <w:bottom w:val="single" w:sz="4" w:space="0" w:color="000000"/>
+              <w:right w:val="single" w:sz="4" w:space="0" w:color="000000"/>
+              <w:insideH w:val="single" w:sz="4" w:space="0" w:color="000000"/>
+              <w:insideV w:val="single" w:sz="4" w:space="0" w:color="000000"/>
             </w:tcBorders>
             <w:tcMar>
               <w:top w:w="80" w:type="dxa"/>
@@ -722,30 +2058,36 @@
             </w:tcMar>
           </w:tcPr>
           <w:p>
+            <w:pPr>
+              <w:keepNext/>
+            </w:pPr>
             <w:r>
               <w:rPr>
-                <w:rFonts w:ascii="Arial" w:hAnsi="Arial"/>
+                <w:rFonts w:ascii="Arial" w:hAnsi="Arial" w:eastAsia="Arial"/>
                 <w:b/>
                 <w:color w:val="FFFFFF"/>
-                <w:sz w:val="18"/>
+                <w:sz w:val="22"/>
               </w:rPr>
-              <w:t>Implicancia para el proyecto</w:t>
+              <w:t>Responsabilidad de referencia</w:t>
             </w:r>
           </w:p>
         </w:tc>
       </w:tr>
       <w:tr>
+        <w:trPr>
+          <w:cantSplit/>
+        </w:trPr>
         <w:tc>
           <w:tcPr>
-            <w:tcW w:type="dxa" w:w="1417"/>
-            <w:shd w:fill="F7F9FB"/>
+            <w:tcW w:type="dxa" w:w="2880"/>
+            <w:shd w:fill="FFFFFF"/>
             <w:tcBorders>
-              <w:top w:val="single" w:sz="4" w:space="0" w:color="D9D9D9"/>
-              <w:left w:val="single" w:sz="4" w:space="0" w:color="D9D9D9"/>
-              <w:bottom w:val="single" w:sz="4" w:space="0" w:color="D9D9D9"/>
-              <w:right w:val="single" w:sz="4" w:space="0" w:color="D9D9D9"/>
-              <w:insideH w:val="single" w:sz="4" w:space="0" w:color="D9D9D9"/>
-              <w:insideV w:val="single" w:sz="4" w:space="0" w:color="D9D9D9"/>
+              <w:top w:val="single" w:sz="4" w:space="0" w:color="000000"/>
+              <w:left w:val="single" w:sz="4" w:space="0" w:color="000000"/>
+              <w:bottom w:val="single" w:sz="4" w:space="0" w:color="000000"/>
+              <w:right w:val="single" w:sz="4" w:space="0" w:color="000000"/>
+              <w:insideH w:val="single" w:sz="4" w:space="0" w:color="000000"/>
+              <w:insideV w:val="single" w:sz="4" w:space="0" w:color="000000"/>
             </w:tcBorders>
             <w:tcMar>
               <w:top w:w="80" w:type="dxa"/>
@@ -758,25 +2100,25 @@
           <w:p>
             <w:r>
               <w:rPr>
-                <w:rFonts w:ascii="Arial" w:hAnsi="Arial"/>
-                <w:color w:val="222222"/>
-                <w:sz w:val="18"/>
+                <w:rFonts w:ascii="Arial" w:hAnsi="Arial" w:eastAsia="Arial"/>
+                <w:color w:val="000000"/>
+                <w:sz w:val="22"/>
               </w:rPr>
-              <w:t>Social</w:t>
+              <w:t>Líder del proyecto</w:t>
             </w:r>
           </w:p>
         </w:tc>
         <w:tc>
           <w:tcPr>
-            <w:tcW w:type="dxa" w:w="3402"/>
-            <w:shd w:fill="F7F9FB"/>
+            <w:tcW w:type="dxa" w:w="2880"/>
+            <w:shd w:fill="FFFFFF"/>
             <w:tcBorders>
-              <w:top w:val="single" w:sz="4" w:space="0" w:color="D9D9D9"/>
-              <w:left w:val="single" w:sz="4" w:space="0" w:color="D9D9D9"/>
-              <w:bottom w:val="single" w:sz="4" w:space="0" w:color="D9D9D9"/>
-              <w:right w:val="single" w:sz="4" w:space="0" w:color="D9D9D9"/>
-              <w:insideH w:val="single" w:sz="4" w:space="0" w:color="D9D9D9"/>
-              <w:insideV w:val="single" w:sz="4" w:space="0" w:color="D9D9D9"/>
+              <w:top w:val="single" w:sz="4" w:space="0" w:color="000000"/>
+              <w:left w:val="single" w:sz="4" w:space="0" w:color="000000"/>
+              <w:bottom w:val="single" w:sz="4" w:space="0" w:color="000000"/>
+              <w:right w:val="single" w:sz="4" w:space="0" w:color="000000"/>
+              <w:insideH w:val="single" w:sz="4" w:space="0" w:color="000000"/>
+              <w:insideV w:val="single" w:sz="4" w:space="0" w:color="000000"/>
             </w:tcBorders>
             <w:tcMar>
               <w:top w:w="80" w:type="dxa"/>
@@ -789,25 +2131,25 @@
           <w:p>
             <w:r>
               <w:rPr>
-                <w:rFonts w:ascii="Arial" w:hAnsi="Arial"/>
-                <w:color w:val="222222"/>
-                <w:sz w:val="18"/>
+                <w:rFonts w:ascii="Arial" w:hAnsi="Arial" w:eastAsia="Arial"/>
+                <w:color w:val="000000"/>
+                <w:sz w:val="22"/>
               </w:rPr>
-              <w:t>La atención es directa y los clientes esperan rapidez.</w:t>
+              <w:t>Gonzalo Yoel Choque Becerra</w:t>
             </w:r>
           </w:p>
         </w:tc>
         <w:tc>
           <w:tcPr>
-            <w:tcW w:type="dxa" w:w="3969"/>
-            <w:shd w:fill="F7F9FB"/>
+            <w:tcW w:type="dxa" w:w="2880"/>
+            <w:shd w:fill="FFFFFF"/>
             <w:tcBorders>
-              <w:top w:val="single" w:sz="4" w:space="0" w:color="D9D9D9"/>
-              <w:left w:val="single" w:sz="4" w:space="0" w:color="D9D9D9"/>
-              <w:bottom w:val="single" w:sz="4" w:space="0" w:color="D9D9D9"/>
-              <w:right w:val="single" w:sz="4" w:space="0" w:color="D9D9D9"/>
-              <w:insideH w:val="single" w:sz="4" w:space="0" w:color="D9D9D9"/>
-              <w:insideV w:val="single" w:sz="4" w:space="0" w:color="D9D9D9"/>
+              <w:top w:val="single" w:sz="4" w:space="0" w:color="000000"/>
+              <w:left w:val="single" w:sz="4" w:space="0" w:color="000000"/>
+              <w:bottom w:val="single" w:sz="4" w:space="0" w:color="000000"/>
+              <w:right w:val="single" w:sz="4" w:space="0" w:color="000000"/>
+              <w:insideH w:val="single" w:sz="4" w:space="0" w:color="000000"/>
+              <w:insideV w:val="single" w:sz="4" w:space="0" w:color="000000"/>
             </w:tcBorders>
             <w:tcMar>
               <w:top w:w="80" w:type="dxa"/>
@@ -820,26 +2162,30 @@
           <w:p>
             <w:r>
               <w:rPr>
-                <w:rFonts w:ascii="Arial" w:hAnsi="Arial"/>
-                <w:color w:val="222222"/>
-                <w:sz w:val="18"/>
+                <w:rFonts w:ascii="Arial" w:hAnsi="Arial" w:eastAsia="Arial"/>
+                <w:color w:val="000000"/>
+                <w:sz w:val="22"/>
               </w:rPr>
-              <w:t>La venta debe registrarse en pocos pasos y mostrar un resumen claro.</w:t>
+              <w:t>Coordinar el plan, acuerdos y consolidación del entregable.</w:t>
             </w:r>
           </w:p>
         </w:tc>
       </w:tr>
       <w:tr>
+        <w:trPr>
+          <w:cantSplit/>
+        </w:trPr>
         <w:tc>
           <w:tcPr>
-            <w:tcW w:type="dxa" w:w="1417"/>
+            <w:tcW w:type="dxa" w:w="2880"/>
+            <w:shd w:fill="FFFFFF"/>
             <w:tcBorders>
-              <w:top w:val="single" w:sz="4" w:space="0" w:color="D9D9D9"/>
-              <w:left w:val="single" w:sz="4" w:space="0" w:color="D9D9D9"/>
-              <w:bottom w:val="single" w:sz="4" w:space="0" w:color="D9D9D9"/>
-              <w:right w:val="single" w:sz="4" w:space="0" w:color="D9D9D9"/>
-              <w:insideH w:val="single" w:sz="4" w:space="0" w:color="D9D9D9"/>
-              <w:insideV w:val="single" w:sz="4" w:space="0" w:color="D9D9D9"/>
+              <w:top w:val="single" w:sz="4" w:space="0" w:color="000000"/>
+              <w:left w:val="single" w:sz="4" w:space="0" w:color="000000"/>
+              <w:bottom w:val="single" w:sz="4" w:space="0" w:color="000000"/>
+              <w:right w:val="single" w:sz="4" w:space="0" w:color="000000"/>
+              <w:insideH w:val="single" w:sz="4" w:space="0" w:color="000000"/>
+              <w:insideV w:val="single" w:sz="4" w:space="0" w:color="000000"/>
             </w:tcBorders>
             <w:tcMar>
               <w:top w:w="80" w:type="dxa"/>
@@ -852,24 +2198,25 @@
           <w:p>
             <w:r>
               <w:rPr>
-                <w:rFonts w:ascii="Arial" w:hAnsi="Arial"/>
-                <w:color w:val="222222"/>
-                <w:sz w:val="18"/>
+                <w:rFonts w:ascii="Arial" w:hAnsi="Arial" w:eastAsia="Arial"/>
+                <w:color w:val="000000"/>
+                <w:sz w:val="22"/>
               </w:rPr>
-              <w:t>Económica</w:t>
+              <w:t>Desarrollador frontend</w:t>
             </w:r>
           </w:p>
         </w:tc>
         <w:tc>
           <w:tcPr>
-            <w:tcW w:type="dxa" w:w="3402"/>
+            <w:tcW w:type="dxa" w:w="2880"/>
+            <w:shd w:fill="FFFFFF"/>
             <w:tcBorders>
-              <w:top w:val="single" w:sz="4" w:space="0" w:color="D9D9D9"/>
-              <w:left w:val="single" w:sz="4" w:space="0" w:color="D9D9D9"/>
-              <w:bottom w:val="single" w:sz="4" w:space="0" w:color="D9D9D9"/>
-              <w:right w:val="single" w:sz="4" w:space="0" w:color="D9D9D9"/>
-              <w:insideH w:val="single" w:sz="4" w:space="0" w:color="D9D9D9"/>
-              <w:insideV w:val="single" w:sz="4" w:space="0" w:color="D9D9D9"/>
+              <w:top w:val="single" w:sz="4" w:space="0" w:color="000000"/>
+              <w:left w:val="single" w:sz="4" w:space="0" w:color="000000"/>
+              <w:bottom w:val="single" w:sz="4" w:space="0" w:color="000000"/>
+              <w:right w:val="single" w:sz="4" w:space="0" w:color="000000"/>
+              <w:insideH w:val="single" w:sz="4" w:space="0" w:color="000000"/>
+              <w:insideV w:val="single" w:sz="4" w:space="0" w:color="000000"/>
             </w:tcBorders>
             <w:tcMar>
               <w:top w:w="80" w:type="dxa"/>
@@ -882,24 +2229,25 @@
           <w:p>
             <w:r>
               <w:rPr>
-                <w:rFonts w:ascii="Arial" w:hAnsi="Arial"/>
-                <w:color w:val="222222"/>
-                <w:sz w:val="18"/>
+                <w:rFonts w:ascii="Arial" w:hAnsi="Arial" w:eastAsia="Arial"/>
+                <w:color w:val="000000"/>
+                <w:sz w:val="22"/>
               </w:rPr>
-              <w:t>La pérdida por vencimiento, merma o falta de reposición afecta el margen.</w:t>
+              <w:t>Adrian Alexander Berrocal Villanueva</w:t>
             </w:r>
           </w:p>
         </w:tc>
         <w:tc>
           <w:tcPr>
-            <w:tcW w:type="dxa" w:w="3969"/>
+            <w:tcW w:type="dxa" w:w="2880"/>
+            <w:shd w:fill="FFFFFF"/>
             <w:tcBorders>
-              <w:top w:val="single" w:sz="4" w:space="0" w:color="D9D9D9"/>
-              <w:left w:val="single" w:sz="4" w:space="0" w:color="D9D9D9"/>
-              <w:bottom w:val="single" w:sz="4" w:space="0" w:color="D9D9D9"/>
-              <w:right w:val="single" w:sz="4" w:space="0" w:color="D9D9D9"/>
-              <w:insideH w:val="single" w:sz="4" w:space="0" w:color="D9D9D9"/>
-              <w:insideV w:val="single" w:sz="4" w:space="0" w:color="D9D9D9"/>
+              <w:top w:val="single" w:sz="4" w:space="0" w:color="000000"/>
+              <w:left w:val="single" w:sz="4" w:space="0" w:color="000000"/>
+              <w:bottom w:val="single" w:sz="4" w:space="0" w:color="000000"/>
+              <w:right w:val="single" w:sz="4" w:space="0" w:color="000000"/>
+              <w:insideH w:val="single" w:sz="4" w:space="0" w:color="000000"/>
+              <w:insideV w:val="single" w:sz="4" w:space="0" w:color="000000"/>
             </w:tcBorders>
             <w:tcMar>
               <w:top w:w="80" w:type="dxa"/>
@@ -912,27 +2260,30 @@
           <w:p>
             <w:r>
               <w:rPr>
-                <w:rFonts w:ascii="Arial" w:hAnsi="Arial"/>
-                <w:color w:val="222222"/>
-                <w:sz w:val="18"/>
+                <w:rFonts w:ascii="Arial" w:hAnsi="Arial" w:eastAsia="Arial"/>
+                <w:color w:val="000000"/>
+                <w:sz w:val="22"/>
               </w:rPr>
-              <w:t>Se requieren alertas, control de cantidades y reportes de ventas.</w:t>
+              <w:t>Organizar interfaz, navegación y componentes visuales.</w:t>
             </w:r>
           </w:p>
         </w:tc>
       </w:tr>
       <w:tr>
+        <w:trPr>
+          <w:cantSplit/>
+        </w:trPr>
         <w:tc>
           <w:tcPr>
-            <w:tcW w:type="dxa" w:w="1417"/>
-            <w:shd w:fill="F7F9FB"/>
+            <w:tcW w:type="dxa" w:w="2880"/>
+            <w:shd w:fill="FFFFFF"/>
             <w:tcBorders>
-              <w:top w:val="single" w:sz="4" w:space="0" w:color="D9D9D9"/>
-              <w:left w:val="single" w:sz="4" w:space="0" w:color="D9D9D9"/>
-              <w:bottom w:val="single" w:sz="4" w:space="0" w:color="D9D9D9"/>
-              <w:right w:val="single" w:sz="4" w:space="0" w:color="D9D9D9"/>
-              <w:insideH w:val="single" w:sz="4" w:space="0" w:color="D9D9D9"/>
-              <w:insideV w:val="single" w:sz="4" w:space="0" w:color="D9D9D9"/>
+              <w:top w:val="single" w:sz="4" w:space="0" w:color="000000"/>
+              <w:left w:val="single" w:sz="4" w:space="0" w:color="000000"/>
+              <w:bottom w:val="single" w:sz="4" w:space="0" w:color="000000"/>
+              <w:right w:val="single" w:sz="4" w:space="0" w:color="000000"/>
+              <w:insideH w:val="single" w:sz="4" w:space="0" w:color="000000"/>
+              <w:insideV w:val="single" w:sz="4" w:space="0" w:color="000000"/>
             </w:tcBorders>
             <w:tcMar>
               <w:top w:w="80" w:type="dxa"/>
@@ -945,25 +2296,25 @@
           <w:p>
             <w:r>
               <w:rPr>
-                <w:rFonts w:ascii="Arial" w:hAnsi="Arial"/>
-                <w:color w:val="222222"/>
-                <w:sz w:val="18"/>
+                <w:rFonts w:ascii="Arial" w:hAnsi="Arial" w:eastAsia="Arial"/>
+                <w:color w:val="000000"/>
+                <w:sz w:val="22"/>
               </w:rPr>
-              <w:t>Tecnológica</w:t>
+              <w:t>Responsable de base de datos</w:t>
             </w:r>
           </w:p>
         </w:tc>
         <w:tc>
           <w:tcPr>
-            <w:tcW w:type="dxa" w:w="3402"/>
-            <w:shd w:fill="F7F9FB"/>
+            <w:tcW w:type="dxa" w:w="2880"/>
+            <w:shd w:fill="FFFFFF"/>
             <w:tcBorders>
-              <w:top w:val="single" w:sz="4" w:space="0" w:color="D9D9D9"/>
-              <w:left w:val="single" w:sz="4" w:space="0" w:color="D9D9D9"/>
-              <w:bottom w:val="single" w:sz="4" w:space="0" w:color="D9D9D9"/>
-              <w:right w:val="single" w:sz="4" w:space="0" w:color="D9D9D9"/>
-              <w:insideH w:val="single" w:sz="4" w:space="0" w:color="D9D9D9"/>
-              <w:insideV w:val="single" w:sz="4" w:space="0" w:color="D9D9D9"/>
+              <w:top w:val="single" w:sz="4" w:space="0" w:color="000000"/>
+              <w:left w:val="single" w:sz="4" w:space="0" w:color="000000"/>
+              <w:bottom w:val="single" w:sz="4" w:space="0" w:color="000000"/>
+              <w:right w:val="single" w:sz="4" w:space="0" w:color="000000"/>
+              <w:insideH w:val="single" w:sz="4" w:space="0" w:color="000000"/>
+              <w:insideV w:val="single" w:sz="4" w:space="0" w:color="000000"/>
             </w:tcBorders>
             <w:tcMar>
               <w:top w:w="80" w:type="dxa"/>
@@ -976,25 +2327,25 @@
           <w:p>
             <w:r>
               <w:rPr>
-                <w:rFonts w:ascii="Arial" w:hAnsi="Arial"/>
-                <w:color w:val="222222"/>
-                <w:sz w:val="18"/>
+                <w:rFonts w:ascii="Arial" w:hAnsi="Arial" w:eastAsia="Arial"/>
+                <w:color w:val="000000"/>
+                <w:sz w:val="22"/>
               </w:rPr>
-              <w:t>La operación puede apoyarse en una aplicación web de bajo costo.</w:t>
+              <w:t>Lalo Alessandro Eugenio Montalvo</w:t>
             </w:r>
           </w:p>
         </w:tc>
         <w:tc>
           <w:tcPr>
-            <w:tcW w:type="dxa" w:w="3969"/>
-            <w:shd w:fill="F7F9FB"/>
+            <w:tcW w:type="dxa" w:w="2880"/>
+            <w:shd w:fill="FFFFFF"/>
             <w:tcBorders>
-              <w:top w:val="single" w:sz="4" w:space="0" w:color="D9D9D9"/>
-              <w:left w:val="single" w:sz="4" w:space="0" w:color="D9D9D9"/>
-              <w:bottom w:val="single" w:sz="4" w:space="0" w:color="D9D9D9"/>
-              <w:right w:val="single" w:sz="4" w:space="0" w:color="D9D9D9"/>
-              <w:insideH w:val="single" w:sz="4" w:space="0" w:color="D9D9D9"/>
-              <w:insideV w:val="single" w:sz="4" w:space="0" w:color="D9D9D9"/>
+              <w:top w:val="single" w:sz="4" w:space="0" w:color="000000"/>
+              <w:left w:val="single" w:sz="4" w:space="0" w:color="000000"/>
+              <w:bottom w:val="single" w:sz="4" w:space="0" w:color="000000"/>
+              <w:right w:val="single" w:sz="4" w:space="0" w:color="000000"/>
+              <w:insideH w:val="single" w:sz="4" w:space="0" w:color="000000"/>
+              <w:insideV w:val="single" w:sz="4" w:space="0" w:color="000000"/>
             </w:tcBorders>
             <w:tcMar>
               <w:top w:w="80" w:type="dxa"/>
@@ -1007,26 +2358,30 @@
           <w:p>
             <w:r>
               <w:rPr>
-                <w:rFonts w:ascii="Arial" w:hAnsi="Arial"/>
-                <w:color w:val="222222"/>
-                <w:sz w:val="18"/>
+                <w:rFonts w:ascii="Arial" w:hAnsi="Arial" w:eastAsia="Arial"/>
+                <w:color w:val="000000"/>
+                <w:sz w:val="22"/>
               </w:rPr>
-              <w:t>Se propone una interfaz responsiva con backend MVC y SQL Server LocalDB.</w:t>
+              <w:t>Revisar esquema, relaciones y persistencia SQL.</w:t>
             </w:r>
           </w:p>
         </w:tc>
       </w:tr>
       <w:tr>
+        <w:trPr>
+          <w:cantSplit/>
+        </w:trPr>
         <w:tc>
           <w:tcPr>
-            <w:tcW w:type="dxa" w:w="1417"/>
+            <w:tcW w:type="dxa" w:w="2880"/>
+            <w:shd w:fill="FFFFFF"/>
             <w:tcBorders>
-              <w:top w:val="single" w:sz="4" w:space="0" w:color="D9D9D9"/>
-              <w:left w:val="single" w:sz="4" w:space="0" w:color="D9D9D9"/>
-              <w:bottom w:val="single" w:sz="4" w:space="0" w:color="D9D9D9"/>
-              <w:right w:val="single" w:sz="4" w:space="0" w:color="D9D9D9"/>
-              <w:insideH w:val="single" w:sz="4" w:space="0" w:color="D9D9D9"/>
-              <w:insideV w:val="single" w:sz="4" w:space="0" w:color="D9D9D9"/>
+              <w:top w:val="single" w:sz="4" w:space="0" w:color="000000"/>
+              <w:left w:val="single" w:sz="4" w:space="0" w:color="000000"/>
+              <w:bottom w:val="single" w:sz="4" w:space="0" w:color="000000"/>
+              <w:right w:val="single" w:sz="4" w:space="0" w:color="000000"/>
+              <w:insideH w:val="single" w:sz="4" w:space="0" w:color="000000"/>
+              <w:insideV w:val="single" w:sz="4" w:space="0" w:color="000000"/>
             </w:tcBorders>
             <w:tcMar>
               <w:top w:w="80" w:type="dxa"/>
@@ -1039,24 +2394,25 @@
           <w:p>
             <w:r>
               <w:rPr>
-                <w:rFonts w:ascii="Arial" w:hAnsi="Arial"/>
-                <w:color w:val="222222"/>
-                <w:sz w:val="18"/>
+                <w:rFonts w:ascii="Arial" w:hAnsi="Arial" w:eastAsia="Arial"/>
+                <w:color w:val="000000"/>
+                <w:sz w:val="22"/>
               </w:rPr>
-              <w:t>Ambiental</w:t>
+              <w:t>Desarrollador backend</w:t>
             </w:r>
           </w:p>
         </w:tc>
         <w:tc>
           <w:tcPr>
-            <w:tcW w:type="dxa" w:w="3402"/>
+            <w:tcW w:type="dxa" w:w="2880"/>
+            <w:shd w:fill="FFFFFF"/>
             <w:tcBorders>
-              <w:top w:val="single" w:sz="4" w:space="0" w:color="D9D9D9"/>
-              <w:left w:val="single" w:sz="4" w:space="0" w:color="D9D9D9"/>
-              <w:bottom w:val="single" w:sz="4" w:space="0" w:color="D9D9D9"/>
-              <w:right w:val="single" w:sz="4" w:space="0" w:color="D9D9D9"/>
-              <w:insideH w:val="single" w:sz="4" w:space="0" w:color="D9D9D9"/>
-              <w:insideV w:val="single" w:sz="4" w:space="0" w:color="D9D9D9"/>
+              <w:top w:val="single" w:sz="4" w:space="0" w:color="000000"/>
+              <w:left w:val="single" w:sz="4" w:space="0" w:color="000000"/>
+              <w:bottom w:val="single" w:sz="4" w:space="0" w:color="000000"/>
+              <w:right w:val="single" w:sz="4" w:space="0" w:color="000000"/>
+              <w:insideH w:val="single" w:sz="4" w:space="0" w:color="000000"/>
+              <w:insideV w:val="single" w:sz="4" w:space="0" w:color="000000"/>
             </w:tcBorders>
             <w:tcMar>
               <w:top w:w="80" w:type="dxa"/>
@@ -1069,24 +2425,25 @@
           <w:p>
             <w:r>
               <w:rPr>
-                <w:rFonts w:ascii="Arial" w:hAnsi="Arial"/>
-                <w:color w:val="222222"/>
-                <w:sz w:val="18"/>
+                <w:rFonts w:ascii="Arial" w:hAnsi="Arial" w:eastAsia="Arial"/>
+                <w:color w:val="000000"/>
+                <w:sz w:val="22"/>
               </w:rPr>
-              <w:t>El control de vencimientos y mermas reduce desperdicios.</w:t>
+              <w:t>Juan Diego Romero Peralta</w:t>
             </w:r>
           </w:p>
         </w:tc>
         <w:tc>
           <w:tcPr>
-            <w:tcW w:type="dxa" w:w="3969"/>
+            <w:tcW w:type="dxa" w:w="2880"/>
+            <w:shd w:fill="FFFFFF"/>
             <w:tcBorders>
-              <w:top w:val="single" w:sz="4" w:space="0" w:color="D9D9D9"/>
-              <w:left w:val="single" w:sz="4" w:space="0" w:color="D9D9D9"/>
-              <w:bottom w:val="single" w:sz="4" w:space="0" w:color="D9D9D9"/>
-              <w:right w:val="single" w:sz="4" w:space="0" w:color="D9D9D9"/>
-              <w:insideH w:val="single" w:sz="4" w:space="0" w:color="D9D9D9"/>
-              <w:insideV w:val="single" w:sz="4" w:space="0" w:color="D9D9D9"/>
+              <w:top w:val="single" w:sz="4" w:space="0" w:color="000000"/>
+              <w:left w:val="single" w:sz="4" w:space="0" w:color="000000"/>
+              <w:bottom w:val="single" w:sz="4" w:space="0" w:color="000000"/>
+              <w:right w:val="single" w:sz="4" w:space="0" w:color="000000"/>
+              <w:insideH w:val="single" w:sz="4" w:space="0" w:color="000000"/>
+              <w:insideV w:val="single" w:sz="4" w:space="0" w:color="000000"/>
             </w:tcBorders>
             <w:tcMar>
               <w:top w:w="80" w:type="dxa"/>
@@ -1099,106 +2456,11 @@
           <w:p>
             <w:r>
               <w:rPr>
-                <w:rFonts w:ascii="Arial" w:hAnsi="Arial"/>
-                <w:color w:val="222222"/>
-                <w:sz w:val="18"/>
+                <w:rFonts w:ascii="Arial" w:hAnsi="Arial" w:eastAsia="Arial"/>
+                <w:color w:val="000000"/>
+                <w:sz w:val="22"/>
               </w:rPr>
-              <w:t>El registro de productos y movimientos debe permitir decisiones de reposición.</w:t>
-            </w:r>
-          </w:p>
-        </w:tc>
-      </w:tr>
-      <w:tr>
-        <w:tc>
-          <w:tcPr>
-            <w:tcW w:type="dxa" w:w="1417"/>
-            <w:shd w:fill="F7F9FB"/>
-            <w:tcBorders>
-              <w:top w:val="single" w:sz="4" w:space="0" w:color="D9D9D9"/>
-              <w:left w:val="single" w:sz="4" w:space="0" w:color="D9D9D9"/>
-              <w:bottom w:val="single" w:sz="4" w:space="0" w:color="D9D9D9"/>
-              <w:right w:val="single" w:sz="4" w:space="0" w:color="D9D9D9"/>
-              <w:insideH w:val="single" w:sz="4" w:space="0" w:color="D9D9D9"/>
-              <w:insideV w:val="single" w:sz="4" w:space="0" w:color="D9D9D9"/>
-            </w:tcBorders>
-            <w:tcMar>
-              <w:top w:w="80" w:type="dxa"/>
-              <w:start w:w="100" w:type="dxa"/>
-              <w:bottom w:w="80" w:type="dxa"/>
-              <w:end w:w="100" w:type="dxa"/>
-            </w:tcMar>
-            <w:vAlign w:val="center"/>
-          </w:tcPr>
-          <w:p>
-            <w:r>
-              <w:rPr>
-                <w:rFonts w:ascii="Arial" w:hAnsi="Arial"/>
-                <w:color w:val="222222"/>
-                <w:sz w:val="18"/>
-              </w:rPr>
-              <w:t>Político-legal</w:t>
-            </w:r>
-          </w:p>
-        </w:tc>
-        <w:tc>
-          <w:tcPr>
-            <w:tcW w:type="dxa" w:w="3402"/>
-            <w:shd w:fill="F7F9FB"/>
-            <w:tcBorders>
-              <w:top w:val="single" w:sz="4" w:space="0" w:color="D9D9D9"/>
-              <w:left w:val="single" w:sz="4" w:space="0" w:color="D9D9D9"/>
-              <w:bottom w:val="single" w:sz="4" w:space="0" w:color="D9D9D9"/>
-              <w:right w:val="single" w:sz="4" w:space="0" w:color="D9D9D9"/>
-              <w:insideH w:val="single" w:sz="4" w:space="0" w:color="D9D9D9"/>
-              <w:insideV w:val="single" w:sz="4" w:space="0" w:color="D9D9D9"/>
-            </w:tcBorders>
-            <w:tcMar>
-              <w:top w:w="80" w:type="dxa"/>
-              <w:start w:w="100" w:type="dxa"/>
-              <w:bottom w:w="80" w:type="dxa"/>
-              <w:end w:w="100" w:type="dxa"/>
-            </w:tcMar>
-            <w:vAlign w:val="center"/>
-          </w:tcPr>
-          <w:p>
-            <w:r>
-              <w:rPr>
-                <w:rFonts w:ascii="Arial" w:hAnsi="Arial"/>
-                <w:color w:val="222222"/>
-                <w:sz w:val="18"/>
-              </w:rPr>
-              <w:t>La información de ventas debe manejarse con responsabilidad y trazabilidad.</w:t>
-            </w:r>
-          </w:p>
-        </w:tc>
-        <w:tc>
-          <w:tcPr>
-            <w:tcW w:type="dxa" w:w="3969"/>
-            <w:shd w:fill="F7F9FB"/>
-            <w:tcBorders>
-              <w:top w:val="single" w:sz="4" w:space="0" w:color="D9D9D9"/>
-              <w:left w:val="single" w:sz="4" w:space="0" w:color="D9D9D9"/>
-              <w:bottom w:val="single" w:sz="4" w:space="0" w:color="D9D9D9"/>
-              <w:right w:val="single" w:sz="4" w:space="0" w:color="D9D9D9"/>
-              <w:insideH w:val="single" w:sz="4" w:space="0" w:color="D9D9D9"/>
-              <w:insideV w:val="single" w:sz="4" w:space="0" w:color="D9D9D9"/>
-            </w:tcBorders>
-            <w:tcMar>
-              <w:top w:w="80" w:type="dxa"/>
-              <w:start w:w="100" w:type="dxa"/>
-              <w:bottom w:w="80" w:type="dxa"/>
-              <w:end w:w="100" w:type="dxa"/>
-            </w:tcMar>
-            <w:vAlign w:val="center"/>
-          </w:tcPr>
-          <w:p>
-            <w:r>
-              <w:rPr>
-                <w:rFonts w:ascii="Arial" w:hAnsi="Arial"/>
-                <w:color w:val="222222"/>
-                <w:sz w:val="18"/>
-              </w:rPr>
-              <w:t>Se deben separar roles, proteger credenciales y documentar futuras integraciones.</w:t>
+              <w:t>Organizar API y operaciones de inventario y ventas.</w:t>
             </w:r>
           </w:p>
         </w:tc>
@@ -1207,89 +2469,17 @@
     <w:p/>
     <w:p>
       <w:pPr>
-        <w:pStyle w:val="Heading1"/>
+        <w:pStyle w:val="Heading2"/>
+        <w:keepNext/>
+        <w:keepLines/>
       </w:pPr>
       <w:r>
-        <w:t>4. Planteamiento del problema</w:t>
-      </w:r>
-    </w:p>
-    <w:p>
-      <w:r>
-        <w:t>Problema central: Bodega Norte no dispone de un mecanismo único y oportuno para controlar inventario y registrar ventas, lo que genera información desactualizada, errores operativos y dificultad para decidir qué reponer.</w:t>
-      </w:r>
-    </w:p>
-    <w:p>
-      <w:pPr>
-        <w:pStyle w:val="Heading1"/>
-      </w:pPr>
-      <w:r>
-        <w:t>5. Objetivos</w:t>
-      </w:r>
-    </w:p>
-    <w:p>
-      <w:pPr>
-        <w:pStyle w:val="Heading2"/>
-      </w:pPr>
-      <w:r>
-        <w:t>5.1 Objetivo general</w:t>
-      </w:r>
-    </w:p>
-    <w:p>
-      <w:r>
-        <w:t>Diseñar e implementar un sistema de inventario y ventas para Bodega Norte que permita registrar productos y operaciones, controlar existencias y obtener información útil para la toma de decisiones.</w:t>
-      </w:r>
-    </w:p>
-    <w:p>
-      <w:pPr>
-        <w:pStyle w:val="Heading2"/>
-      </w:pPr>
-      <w:r>
-        <w:t>5.2 Objetivos específicos SMART</w:t>
-      </w:r>
-    </w:p>
-    <w:p>
-      <w:pPr>
-        <w:pStyle w:val="ListNumber"/>
-      </w:pPr>
-      <w:r>
-        <w:t>Implementar durante el ciclo del proyecto un catálogo con al menos 10 productos y campos de stock actual, stock mínimo, precio y categoría.</w:t>
-      </w:r>
-    </w:p>
-    <w:p>
-      <w:pPr>
-        <w:pStyle w:val="ListNumber"/>
-      </w:pPr>
-      <w:r>
-        <w:t>Registrar y validar ventas con actualización inmediata de existencias y un comprobante interno de la operación.</w:t>
-      </w:r>
-    </w:p>
-    <w:p>
-      <w:pPr>
-        <w:pStyle w:val="ListNumber"/>
-      </w:pPr>
-      <w:r>
-        <w:t>Entregar reportes operativos de ventas, productos con stock bajo y valorización referencial del inventario.</w:t>
-      </w:r>
-    </w:p>
-    <w:p>
-      <w:pPr>
-        <w:pStyle w:val="ListNumber"/>
-      </w:pPr>
-      <w:r>
-        <w:t>Documentar instalación, uso, arquitectura, pruebas e integración conversacional para permitir continuidad del proyecto.</w:t>
-      </w:r>
-    </w:p>
-    <w:p>
-      <w:pPr>
-        <w:pStyle w:val="Heading1"/>
-      </w:pPr>
-      <w:r>
-        <w:t>6. Justificación y beneficiarios</w:t>
-      </w:r>
-    </w:p>
-    <w:p>
-      <w:r>
-        <w:t>La solución centraliza la información y convierte operaciones cotidianas en datos consultables. La propuesta es pertinente para el curso porque integra análisis, diseño, programación, pruebas, documentación y sustentación.</w:t>
+        <w:rPr>
+          <w:rFonts w:ascii="Arial" w:hAnsi="Arial" w:eastAsia="Arial"/>
+          <w:color w:val="000000"/>
+          <w:sz w:val="22"/>
+        </w:rPr>
+        <w:t>2.7 Beneficiarios</w:t>
       </w:r>
     </w:p>
     <w:tbl>
@@ -1305,19 +2495,20 @@
       </w:tblGrid>
       <w:tr>
         <w:trPr>
+          <w:cantSplit/>
           <w:tblHeader w:val="true"/>
         </w:trPr>
         <w:tc>
           <w:tcPr>
             <w:tcW w:type="dxa" w:w="4320"/>
-            <w:shd w:fill="10294B"/>
+            <w:shd w:fill="000000"/>
             <w:tcBorders>
-              <w:top w:val="single" w:sz="4" w:space="0" w:color="10294B"/>
-              <w:left w:val="single" w:sz="4" w:space="0" w:color="10294B"/>
-              <w:bottom w:val="single" w:sz="4" w:space="0" w:color="10294B"/>
-              <w:right w:val="single" w:sz="4" w:space="0" w:color="10294B"/>
-              <w:insideH w:val="single" w:sz="4" w:space="0" w:color="10294B"/>
-              <w:insideV w:val="single" w:sz="4" w:space="0" w:color="10294B"/>
+              <w:top w:val="single" w:sz="4" w:space="0" w:color="000000"/>
+              <w:left w:val="single" w:sz="4" w:space="0" w:color="000000"/>
+              <w:bottom w:val="single" w:sz="4" w:space="0" w:color="000000"/>
+              <w:right w:val="single" w:sz="4" w:space="0" w:color="000000"/>
+              <w:insideH w:val="single" w:sz="4" w:space="0" w:color="000000"/>
+              <w:insideV w:val="single" w:sz="4" w:space="0" w:color="000000"/>
             </w:tcBorders>
             <w:tcMar>
               <w:top w:w="80" w:type="dxa"/>
@@ -1327,12 +2518,15 @@
             </w:tcMar>
           </w:tcPr>
           <w:p>
+            <w:pPr>
+              <w:keepNext/>
+            </w:pPr>
             <w:r>
               <w:rPr>
-                <w:rFonts w:ascii="Arial" w:hAnsi="Arial"/>
+                <w:rFonts w:ascii="Arial" w:hAnsi="Arial" w:eastAsia="Arial"/>
                 <w:b/>
                 <w:color w:val="FFFFFF"/>
-                <w:sz w:val="18"/>
+                <w:sz w:val="22"/>
               </w:rPr>
               <w:t>Beneficiario</w:t>
             </w:r>
@@ -1341,14 +2535,14 @@
         <w:tc>
           <w:tcPr>
             <w:tcW w:type="dxa" w:w="4320"/>
-            <w:shd w:fill="10294B"/>
+            <w:shd w:fill="000000"/>
             <w:tcBorders>
-              <w:top w:val="single" w:sz="4" w:space="0" w:color="10294B"/>
-              <w:left w:val="single" w:sz="4" w:space="0" w:color="10294B"/>
-              <w:bottom w:val="single" w:sz="4" w:space="0" w:color="10294B"/>
-              <w:right w:val="single" w:sz="4" w:space="0" w:color="10294B"/>
-              <w:insideH w:val="single" w:sz="4" w:space="0" w:color="10294B"/>
-              <w:insideV w:val="single" w:sz="4" w:space="0" w:color="10294B"/>
+              <w:top w:val="single" w:sz="4" w:space="0" w:color="000000"/>
+              <w:left w:val="single" w:sz="4" w:space="0" w:color="000000"/>
+              <w:bottom w:val="single" w:sz="4" w:space="0" w:color="000000"/>
+              <w:right w:val="single" w:sz="4" w:space="0" w:color="000000"/>
+              <w:insideH w:val="single" w:sz="4" w:space="0" w:color="000000"/>
+              <w:insideV w:val="single" w:sz="4" w:space="0" w:color="000000"/>
             </w:tcBorders>
             <w:tcMar>
               <w:top w:w="80" w:type="dxa"/>
@@ -1358,30 +2552,36 @@
             </w:tcMar>
           </w:tcPr>
           <w:p>
+            <w:pPr>
+              <w:keepNext/>
+            </w:pPr>
             <w:r>
               <w:rPr>
-                <w:rFonts w:ascii="Arial" w:hAnsi="Arial"/>
+                <w:rFonts w:ascii="Arial" w:hAnsi="Arial" w:eastAsia="Arial"/>
                 <w:b/>
                 <w:color w:val="FFFFFF"/>
-                <w:sz w:val="18"/>
+                <w:sz w:val="22"/>
               </w:rPr>
-              <w:t>Beneficio esperado</w:t>
+              <w:t>Beneficio esperado, sujeto a validación</w:t>
             </w:r>
           </w:p>
         </w:tc>
       </w:tr>
       <w:tr>
+        <w:trPr>
+          <w:cantSplit/>
+        </w:trPr>
         <w:tc>
           <w:tcPr>
             <w:tcW w:type="dxa" w:w="4320"/>
-            <w:shd w:fill="F7F9FB"/>
+            <w:shd w:fill="FFFFFF"/>
             <w:tcBorders>
-              <w:top w:val="single" w:sz="4" w:space="0" w:color="D9D9D9"/>
-              <w:left w:val="single" w:sz="4" w:space="0" w:color="D9D9D9"/>
-              <w:bottom w:val="single" w:sz="4" w:space="0" w:color="D9D9D9"/>
-              <w:right w:val="single" w:sz="4" w:space="0" w:color="D9D9D9"/>
-              <w:insideH w:val="single" w:sz="4" w:space="0" w:color="D9D9D9"/>
-              <w:insideV w:val="single" w:sz="4" w:space="0" w:color="D9D9D9"/>
+              <w:top w:val="single" w:sz="4" w:space="0" w:color="000000"/>
+              <w:left w:val="single" w:sz="4" w:space="0" w:color="000000"/>
+              <w:bottom w:val="single" w:sz="4" w:space="0" w:color="000000"/>
+              <w:right w:val="single" w:sz="4" w:space="0" w:color="000000"/>
+              <w:insideH w:val="single" w:sz="4" w:space="0" w:color="000000"/>
+              <w:insideV w:val="single" w:sz="4" w:space="0" w:color="000000"/>
             </w:tcBorders>
             <w:tcMar>
               <w:top w:w="80" w:type="dxa"/>
@@ -1394,25 +2594,25 @@
           <w:p>
             <w:r>
               <w:rPr>
-                <w:rFonts w:ascii="Arial" w:hAnsi="Arial"/>
-                <w:color w:val="222222"/>
-                <w:sz w:val="18"/>
+                <w:rFonts w:ascii="Arial" w:hAnsi="Arial" w:eastAsia="Arial"/>
+                <w:color w:val="000000"/>
+                <w:sz w:val="22"/>
               </w:rPr>
-              <w:t>Propietario o administrador</w:t>
+              <w:t>Personal de caja o administración</w:t>
             </w:r>
           </w:p>
         </w:tc>
         <w:tc>
           <w:tcPr>
             <w:tcW w:type="dxa" w:w="4320"/>
-            <w:shd w:fill="F7F9FB"/>
+            <w:shd w:fill="FFFFFF"/>
             <w:tcBorders>
-              <w:top w:val="single" w:sz="4" w:space="0" w:color="D9D9D9"/>
-              <w:left w:val="single" w:sz="4" w:space="0" w:color="D9D9D9"/>
-              <w:bottom w:val="single" w:sz="4" w:space="0" w:color="D9D9D9"/>
-              <w:right w:val="single" w:sz="4" w:space="0" w:color="D9D9D9"/>
-              <w:insideH w:val="single" w:sz="4" w:space="0" w:color="D9D9D9"/>
-              <w:insideV w:val="single" w:sz="4" w:space="0" w:color="D9D9D9"/>
+              <w:top w:val="single" w:sz="4" w:space="0" w:color="000000"/>
+              <w:left w:val="single" w:sz="4" w:space="0" w:color="000000"/>
+              <w:bottom w:val="single" w:sz="4" w:space="0" w:color="000000"/>
+              <w:right w:val="single" w:sz="4" w:space="0" w:color="000000"/>
+              <w:insideH w:val="single" w:sz="4" w:space="0" w:color="000000"/>
+              <w:insideV w:val="single" w:sz="4" w:space="0" w:color="000000"/>
             </w:tcBorders>
             <w:tcMar>
               <w:top w:w="80" w:type="dxa"/>
@@ -1425,26 +2625,30 @@
           <w:p>
             <w:r>
               <w:rPr>
-                <w:rFonts w:ascii="Arial" w:hAnsi="Arial"/>
-                <w:color w:val="222222"/>
-                <w:sz w:val="18"/>
+                <w:rFonts w:ascii="Arial" w:hAnsi="Arial" w:eastAsia="Arial"/>
+                <w:color w:val="000000"/>
+                <w:sz w:val="22"/>
               </w:rPr>
-              <w:t>Visibilidad de ventas, stock bajo y productos valorizados.</w:t>
+              <w:t>Consultar productos y existencias y registrar ventas en la demo.</w:t>
             </w:r>
           </w:p>
         </w:tc>
       </w:tr>
       <w:tr>
+        <w:trPr>
+          <w:cantSplit/>
+        </w:trPr>
         <w:tc>
           <w:tcPr>
             <w:tcW w:type="dxa" w:w="4320"/>
+            <w:shd w:fill="FFFFFF"/>
             <w:tcBorders>
-              <w:top w:val="single" w:sz="4" w:space="0" w:color="D9D9D9"/>
-              <w:left w:val="single" w:sz="4" w:space="0" w:color="D9D9D9"/>
-              <w:bottom w:val="single" w:sz="4" w:space="0" w:color="D9D9D9"/>
-              <w:right w:val="single" w:sz="4" w:space="0" w:color="D9D9D9"/>
-              <w:insideH w:val="single" w:sz="4" w:space="0" w:color="D9D9D9"/>
-              <w:insideV w:val="single" w:sz="4" w:space="0" w:color="D9D9D9"/>
+              <w:top w:val="single" w:sz="4" w:space="0" w:color="000000"/>
+              <w:left w:val="single" w:sz="4" w:space="0" w:color="000000"/>
+              <w:bottom w:val="single" w:sz="4" w:space="0" w:color="000000"/>
+              <w:right w:val="single" w:sz="4" w:space="0" w:color="000000"/>
+              <w:insideH w:val="single" w:sz="4" w:space="0" w:color="000000"/>
+              <w:insideV w:val="single" w:sz="4" w:space="0" w:color="000000"/>
             </w:tcBorders>
             <w:tcMar>
               <w:top w:w="80" w:type="dxa"/>
@@ -1457,24 +2661,25 @@
           <w:p>
             <w:r>
               <w:rPr>
-                <w:rFonts w:ascii="Arial" w:hAnsi="Arial"/>
-                <w:color w:val="222222"/>
-                <w:sz w:val="18"/>
+                <w:rFonts w:ascii="Arial" w:hAnsi="Arial" w:eastAsia="Arial"/>
+                <w:color w:val="000000"/>
+                <w:sz w:val="22"/>
               </w:rPr>
-              <w:t>Personal de atención</w:t>
+              <w:t>Clientes del comercio representado</w:t>
             </w:r>
           </w:p>
         </w:tc>
         <w:tc>
           <w:tcPr>
             <w:tcW w:type="dxa" w:w="4320"/>
+            <w:shd w:fill="FFFFFF"/>
             <w:tcBorders>
-              <w:top w:val="single" w:sz="4" w:space="0" w:color="D9D9D9"/>
-              <w:left w:val="single" w:sz="4" w:space="0" w:color="D9D9D9"/>
-              <w:bottom w:val="single" w:sz="4" w:space="0" w:color="D9D9D9"/>
-              <w:right w:val="single" w:sz="4" w:space="0" w:color="D9D9D9"/>
-              <w:insideH w:val="single" w:sz="4" w:space="0" w:color="D9D9D9"/>
-              <w:insideV w:val="single" w:sz="4" w:space="0" w:color="D9D9D9"/>
+              <w:top w:val="single" w:sz="4" w:space="0" w:color="000000"/>
+              <w:left w:val="single" w:sz="4" w:space="0" w:color="000000"/>
+              <w:bottom w:val="single" w:sz="4" w:space="0" w:color="000000"/>
+              <w:right w:val="single" w:sz="4" w:space="0" w:color="000000"/>
+              <w:insideH w:val="single" w:sz="4" w:space="0" w:color="000000"/>
+              <w:insideV w:val="single" w:sz="4" w:space="0" w:color="000000"/>
             </w:tcBorders>
             <w:tcMar>
               <w:top w:w="80" w:type="dxa"/>
@@ -1487,27 +2692,30 @@
           <w:p>
             <w:r>
               <w:rPr>
-                <w:rFonts w:ascii="Arial" w:hAnsi="Arial"/>
-                <w:color w:val="222222"/>
-                <w:sz w:val="18"/>
+                <w:rFonts w:ascii="Arial" w:hAnsi="Arial" w:eastAsia="Arial"/>
+                <w:color w:val="000000"/>
+                <w:sz w:val="22"/>
               </w:rPr>
-              <w:t>Registro de venta guiado y reducción de cálculos manuales.</w:t>
+              <w:t>Podrían recibir atención más ordenada si la solución se valida en un negocio real.</w:t>
             </w:r>
           </w:p>
         </w:tc>
       </w:tr>
       <w:tr>
+        <w:trPr>
+          <w:cantSplit/>
+        </w:trPr>
         <w:tc>
           <w:tcPr>
             <w:tcW w:type="dxa" w:w="4320"/>
-            <w:shd w:fill="F7F9FB"/>
+            <w:shd w:fill="FFFFFF"/>
             <w:tcBorders>
-              <w:top w:val="single" w:sz="4" w:space="0" w:color="D9D9D9"/>
-              <w:left w:val="single" w:sz="4" w:space="0" w:color="D9D9D9"/>
-              <w:bottom w:val="single" w:sz="4" w:space="0" w:color="D9D9D9"/>
-              <w:right w:val="single" w:sz="4" w:space="0" w:color="D9D9D9"/>
-              <w:insideH w:val="single" w:sz="4" w:space="0" w:color="D9D9D9"/>
-              <w:insideV w:val="single" w:sz="4" w:space="0" w:color="D9D9D9"/>
+              <w:top w:val="single" w:sz="4" w:space="0" w:color="000000"/>
+              <w:left w:val="single" w:sz="4" w:space="0" w:color="000000"/>
+              <w:bottom w:val="single" w:sz="4" w:space="0" w:color="000000"/>
+              <w:right w:val="single" w:sz="4" w:space="0" w:color="000000"/>
+              <w:insideH w:val="single" w:sz="4" w:space="0" w:color="000000"/>
+              <w:insideV w:val="single" w:sz="4" w:space="0" w:color="000000"/>
             </w:tcBorders>
             <w:tcMar>
               <w:top w:w="80" w:type="dxa"/>
@@ -1520,25 +2728,25 @@
           <w:p>
             <w:r>
               <w:rPr>
-                <w:rFonts w:ascii="Arial" w:hAnsi="Arial"/>
-                <w:color w:val="222222"/>
-                <w:sz w:val="18"/>
+                <w:rFonts w:ascii="Arial" w:hAnsi="Arial" w:eastAsia="Arial"/>
+                <w:color w:val="000000"/>
+                <w:sz w:val="22"/>
               </w:rPr>
-              <w:t>Clientes</w:t>
+              <w:t>Proveedores del comercio representado</w:t>
             </w:r>
           </w:p>
         </w:tc>
         <w:tc>
           <w:tcPr>
             <w:tcW w:type="dxa" w:w="4320"/>
-            <w:shd w:fill="F7F9FB"/>
+            <w:shd w:fill="FFFFFF"/>
             <w:tcBorders>
-              <w:top w:val="single" w:sz="4" w:space="0" w:color="D9D9D9"/>
-              <w:left w:val="single" w:sz="4" w:space="0" w:color="D9D9D9"/>
-              <w:bottom w:val="single" w:sz="4" w:space="0" w:color="D9D9D9"/>
-              <w:right w:val="single" w:sz="4" w:space="0" w:color="D9D9D9"/>
-              <w:insideH w:val="single" w:sz="4" w:space="0" w:color="D9D9D9"/>
-              <w:insideV w:val="single" w:sz="4" w:space="0" w:color="D9D9D9"/>
+              <w:top w:val="single" w:sz="4" w:space="0" w:color="000000"/>
+              <w:left w:val="single" w:sz="4" w:space="0" w:color="000000"/>
+              <w:bottom w:val="single" w:sz="4" w:space="0" w:color="000000"/>
+              <w:right w:val="single" w:sz="4" w:space="0" w:color="000000"/>
+              <w:insideH w:val="single" w:sz="4" w:space="0" w:color="000000"/>
+              <w:insideV w:val="single" w:sz="4" w:space="0" w:color="000000"/>
             </w:tcBorders>
             <w:tcMar>
               <w:top w:w="80" w:type="dxa"/>
@@ -1551,26 +2759,30 @@
           <w:p>
             <w:r>
               <w:rPr>
-                <w:rFonts w:ascii="Arial" w:hAnsi="Arial"/>
-                <w:color w:val="222222"/>
-                <w:sz w:val="18"/>
+                <w:rFonts w:ascii="Arial" w:hAnsi="Arial" w:eastAsia="Arial"/>
+                <w:color w:val="000000"/>
+                <w:sz w:val="22"/>
               </w:rPr>
-              <w:t>Menor tiempo de espera y mayor disponibilidad de productos.</w:t>
+              <w:t>La referencia de existencias podría apoyar la planificación de reposición.</w:t>
             </w:r>
           </w:p>
         </w:tc>
       </w:tr>
       <w:tr>
+        <w:trPr>
+          <w:cantSplit/>
+        </w:trPr>
         <w:tc>
           <w:tcPr>
             <w:tcW w:type="dxa" w:w="4320"/>
+            <w:shd w:fill="FFFFFF"/>
             <w:tcBorders>
-              <w:top w:val="single" w:sz="4" w:space="0" w:color="D9D9D9"/>
-              <w:left w:val="single" w:sz="4" w:space="0" w:color="D9D9D9"/>
-              <w:bottom w:val="single" w:sz="4" w:space="0" w:color="D9D9D9"/>
-              <w:right w:val="single" w:sz="4" w:space="0" w:color="D9D9D9"/>
-              <w:insideH w:val="single" w:sz="4" w:space="0" w:color="D9D9D9"/>
-              <w:insideV w:val="single" w:sz="4" w:space="0" w:color="D9D9D9"/>
+              <w:top w:val="single" w:sz="4" w:space="0" w:color="000000"/>
+              <w:left w:val="single" w:sz="4" w:space="0" w:color="000000"/>
+              <w:bottom w:val="single" w:sz="4" w:space="0" w:color="000000"/>
+              <w:right w:val="single" w:sz="4" w:space="0" w:color="000000"/>
+              <w:insideH w:val="single" w:sz="4" w:space="0" w:color="000000"/>
+              <w:insideV w:val="single" w:sz="4" w:space="0" w:color="000000"/>
             </w:tcBorders>
             <w:tcMar>
               <w:top w:w="80" w:type="dxa"/>
@@ -1583,24 +2795,25 @@
           <w:p>
             <w:r>
               <w:rPr>
-                <w:rFonts w:ascii="Arial" w:hAnsi="Arial"/>
-                <w:color w:val="222222"/>
-                <w:sz w:val="18"/>
+                <w:rFonts w:ascii="Arial" w:hAnsi="Arial" w:eastAsia="Arial"/>
+                <w:color w:val="000000"/>
+                <w:sz w:val="22"/>
               </w:rPr>
-              <w:t>Equipo del curso</w:t>
+              <w:t>Grupo 10</w:t>
             </w:r>
           </w:p>
         </w:tc>
         <w:tc>
           <w:tcPr>
             <w:tcW w:type="dxa" w:w="4320"/>
+            <w:shd w:fill="FFFFFF"/>
             <w:tcBorders>
-              <w:top w:val="single" w:sz="4" w:space="0" w:color="D9D9D9"/>
-              <w:left w:val="single" w:sz="4" w:space="0" w:color="D9D9D9"/>
-              <w:bottom w:val="single" w:sz="4" w:space="0" w:color="D9D9D9"/>
-              <w:right w:val="single" w:sz="4" w:space="0" w:color="D9D9D9"/>
-              <w:insideH w:val="single" w:sz="4" w:space="0" w:color="D9D9D9"/>
-              <w:insideV w:val="single" w:sz="4" w:space="0" w:color="D9D9D9"/>
+              <w:top w:val="single" w:sz="4" w:space="0" w:color="000000"/>
+              <w:left w:val="single" w:sz="4" w:space="0" w:color="000000"/>
+              <w:bottom w:val="single" w:sz="4" w:space="0" w:color="000000"/>
+              <w:right w:val="single" w:sz="4" w:space="0" w:color="000000"/>
+              <w:insideH w:val="single" w:sz="4" w:space="0" w:color="000000"/>
+              <w:insideV w:val="single" w:sz="4" w:space="0" w:color="000000"/>
             </w:tcBorders>
             <w:tcMar>
               <w:top w:w="80" w:type="dxa"/>
@@ -1613,11 +2826,11 @@
           <w:p>
             <w:r>
               <w:rPr>
-                <w:rFonts w:ascii="Arial" w:hAnsi="Arial"/>
-                <w:color w:val="222222"/>
-                <w:sz w:val="18"/>
+                <w:rFonts w:ascii="Arial" w:hAnsi="Arial" w:eastAsia="Arial"/>
+                <w:color w:val="000000"/>
+                <w:sz w:val="22"/>
               </w:rPr>
-              <w:t>Aplicación de Scrum, diseño, desarrollo, pruebas y documentación.</w:t>
+              <w:t>Aplicar y documentar competencias de desarrollo y gestión del proyecto.</w:t>
             </w:r>
           </w:p>
         </w:tc>
@@ -1627,673 +2840,16 @@
     <w:p>
       <w:pPr>
         <w:pStyle w:val="Heading1"/>
+        <w:keepNext/>
+        <w:keepLines/>
       </w:pPr>
       <w:r>
-        <w:t>7. Modelo Canvas de la propuesta</w:t>
-      </w:r>
-    </w:p>
-    <w:tbl>
-      <w:tblPr>
-        <w:tblStyle w:val="TableGrid"/>
-        <w:tblW w:type="auto" w:w="0"/>
-        <w:jc w:val="center"/>
-        <w:tblLook w:firstColumn="1" w:firstRow="1" w:lastColumn="0" w:lastRow="0" w:noHBand="0" w:noVBand="1" w:val="04A0"/>
-      </w:tblPr>
-      <w:tblGrid>
-        <w:gridCol w:w="4320"/>
-        <w:gridCol w:w="4320"/>
-      </w:tblGrid>
-      <w:tr>
-        <w:trPr>
-          <w:tblHeader w:val="true"/>
-        </w:trPr>
-        <w:tc>
-          <w:tcPr>
-            <w:tcW w:type="dxa" w:w="4320"/>
-            <w:shd w:fill="10294B"/>
-            <w:tcBorders>
-              <w:top w:val="single" w:sz="4" w:space="0" w:color="10294B"/>
-              <w:left w:val="single" w:sz="4" w:space="0" w:color="10294B"/>
-              <w:bottom w:val="single" w:sz="4" w:space="0" w:color="10294B"/>
-              <w:right w:val="single" w:sz="4" w:space="0" w:color="10294B"/>
-              <w:insideH w:val="single" w:sz="4" w:space="0" w:color="10294B"/>
-              <w:insideV w:val="single" w:sz="4" w:space="0" w:color="10294B"/>
-            </w:tcBorders>
-            <w:tcMar>
-              <w:top w:w="80" w:type="dxa"/>
-              <w:start w:w="100" w:type="dxa"/>
-              <w:bottom w:w="80" w:type="dxa"/>
-              <w:end w:w="100" w:type="dxa"/>
-            </w:tcMar>
-          </w:tcPr>
-          <w:p>
-            <w:r>
-              <w:rPr>
-                <w:rFonts w:ascii="Arial" w:hAnsi="Arial"/>
-                <w:b/>
-                <w:color w:val="FFFFFF"/>
-                <w:sz w:val="18"/>
-              </w:rPr>
-              <w:t>Bloque</w:t>
-            </w:r>
-          </w:p>
-        </w:tc>
-        <w:tc>
-          <w:tcPr>
-            <w:tcW w:type="dxa" w:w="4320"/>
-            <w:shd w:fill="10294B"/>
-            <w:tcBorders>
-              <w:top w:val="single" w:sz="4" w:space="0" w:color="10294B"/>
-              <w:left w:val="single" w:sz="4" w:space="0" w:color="10294B"/>
-              <w:bottom w:val="single" w:sz="4" w:space="0" w:color="10294B"/>
-              <w:right w:val="single" w:sz="4" w:space="0" w:color="10294B"/>
-              <w:insideH w:val="single" w:sz="4" w:space="0" w:color="10294B"/>
-              <w:insideV w:val="single" w:sz="4" w:space="0" w:color="10294B"/>
-            </w:tcBorders>
-            <w:tcMar>
-              <w:top w:w="80" w:type="dxa"/>
-              <w:start w:w="100" w:type="dxa"/>
-              <w:bottom w:w="80" w:type="dxa"/>
-              <w:end w:w="100" w:type="dxa"/>
-            </w:tcMar>
-          </w:tcPr>
-          <w:p>
-            <w:r>
-              <w:rPr>
-                <w:rFonts w:ascii="Arial" w:hAnsi="Arial"/>
-                <w:b/>
-                <w:color w:val="FFFFFF"/>
-                <w:sz w:val="18"/>
-              </w:rPr>
-              <w:t>Definición para Bodega Norte</w:t>
-            </w:r>
-          </w:p>
-        </w:tc>
-      </w:tr>
-      <w:tr>
-        <w:tc>
-          <w:tcPr>
-            <w:tcW w:type="dxa" w:w="4320"/>
-            <w:shd w:fill="F7F9FB"/>
-            <w:tcBorders>
-              <w:top w:val="single" w:sz="4" w:space="0" w:color="D9D9D9"/>
-              <w:left w:val="single" w:sz="4" w:space="0" w:color="D9D9D9"/>
-              <w:bottom w:val="single" w:sz="4" w:space="0" w:color="D9D9D9"/>
-              <w:right w:val="single" w:sz="4" w:space="0" w:color="D9D9D9"/>
-              <w:insideH w:val="single" w:sz="4" w:space="0" w:color="D9D9D9"/>
-              <w:insideV w:val="single" w:sz="4" w:space="0" w:color="D9D9D9"/>
-            </w:tcBorders>
-            <w:tcMar>
-              <w:top w:w="80" w:type="dxa"/>
-              <w:start w:w="100" w:type="dxa"/>
-              <w:bottom w:w="80" w:type="dxa"/>
-              <w:end w:w="100" w:type="dxa"/>
-            </w:tcMar>
-            <w:vAlign w:val="center"/>
-          </w:tcPr>
-          <w:p>
-            <w:r>
-              <w:rPr>
-                <w:rFonts w:ascii="Arial" w:hAnsi="Arial"/>
-                <w:color w:val="222222"/>
-                <w:sz w:val="18"/>
-              </w:rPr>
-              <w:t>Problema</w:t>
-            </w:r>
-          </w:p>
-        </w:tc>
-        <w:tc>
-          <w:tcPr>
-            <w:tcW w:type="dxa" w:w="4320"/>
-            <w:shd w:fill="F7F9FB"/>
-            <w:tcBorders>
-              <w:top w:val="single" w:sz="4" w:space="0" w:color="D9D9D9"/>
-              <w:left w:val="single" w:sz="4" w:space="0" w:color="D9D9D9"/>
-              <w:bottom w:val="single" w:sz="4" w:space="0" w:color="D9D9D9"/>
-              <w:right w:val="single" w:sz="4" w:space="0" w:color="D9D9D9"/>
-              <w:insideH w:val="single" w:sz="4" w:space="0" w:color="D9D9D9"/>
-              <w:insideV w:val="single" w:sz="4" w:space="0" w:color="D9D9D9"/>
-            </w:tcBorders>
-            <w:tcMar>
-              <w:top w:w="80" w:type="dxa"/>
-              <w:start w:w="100" w:type="dxa"/>
-              <w:bottom w:w="80" w:type="dxa"/>
-              <w:end w:w="100" w:type="dxa"/>
-            </w:tcMar>
-            <w:vAlign w:val="center"/>
-          </w:tcPr>
-          <w:p>
-            <w:r>
-              <w:rPr>
-                <w:rFonts w:ascii="Arial" w:hAnsi="Arial"/>
-                <w:color w:val="222222"/>
-                <w:sz w:val="18"/>
-              </w:rPr>
-              <w:t>Control manual, errores de stock y falta de reportes.</w:t>
-            </w:r>
-          </w:p>
-        </w:tc>
-      </w:tr>
-      <w:tr>
-        <w:tc>
-          <w:tcPr>
-            <w:tcW w:type="dxa" w:w="4320"/>
-            <w:tcBorders>
-              <w:top w:val="single" w:sz="4" w:space="0" w:color="D9D9D9"/>
-              <w:left w:val="single" w:sz="4" w:space="0" w:color="D9D9D9"/>
-              <w:bottom w:val="single" w:sz="4" w:space="0" w:color="D9D9D9"/>
-              <w:right w:val="single" w:sz="4" w:space="0" w:color="D9D9D9"/>
-              <w:insideH w:val="single" w:sz="4" w:space="0" w:color="D9D9D9"/>
-              <w:insideV w:val="single" w:sz="4" w:space="0" w:color="D9D9D9"/>
-            </w:tcBorders>
-            <w:tcMar>
-              <w:top w:w="80" w:type="dxa"/>
-              <w:start w:w="100" w:type="dxa"/>
-              <w:bottom w:w="80" w:type="dxa"/>
-              <w:end w:w="100" w:type="dxa"/>
-            </w:tcMar>
-            <w:vAlign w:val="center"/>
-          </w:tcPr>
-          <w:p>
-            <w:r>
-              <w:rPr>
-                <w:rFonts w:ascii="Arial" w:hAnsi="Arial"/>
-                <w:color w:val="222222"/>
-                <w:sz w:val="18"/>
-              </w:rPr>
-              <w:t>Propuesta de valor</w:t>
-            </w:r>
-          </w:p>
-        </w:tc>
-        <w:tc>
-          <w:tcPr>
-            <w:tcW w:type="dxa" w:w="4320"/>
-            <w:tcBorders>
-              <w:top w:val="single" w:sz="4" w:space="0" w:color="D9D9D9"/>
-              <w:left w:val="single" w:sz="4" w:space="0" w:color="D9D9D9"/>
-              <w:bottom w:val="single" w:sz="4" w:space="0" w:color="D9D9D9"/>
-              <w:right w:val="single" w:sz="4" w:space="0" w:color="D9D9D9"/>
-              <w:insideH w:val="single" w:sz="4" w:space="0" w:color="D9D9D9"/>
-              <w:insideV w:val="single" w:sz="4" w:space="0" w:color="D9D9D9"/>
-            </w:tcBorders>
-            <w:tcMar>
-              <w:top w:w="80" w:type="dxa"/>
-              <w:start w:w="100" w:type="dxa"/>
-              <w:bottom w:w="80" w:type="dxa"/>
-              <w:end w:w="100" w:type="dxa"/>
-            </w:tcMar>
-            <w:vAlign w:val="center"/>
-          </w:tcPr>
-          <w:p>
-            <w:r>
-              <w:rPr>
-                <w:rFonts w:ascii="Arial" w:hAnsi="Arial"/>
-                <w:color w:val="222222"/>
-                <w:sz w:val="18"/>
-              </w:rPr>
-              <w:t>Registrar ventas e inventario en una interfaz rápida, clara y escalable.</w:t>
-            </w:r>
-          </w:p>
-        </w:tc>
-      </w:tr>
-      <w:tr>
-        <w:tc>
-          <w:tcPr>
-            <w:tcW w:type="dxa" w:w="4320"/>
-            <w:shd w:fill="F7F9FB"/>
-            <w:tcBorders>
-              <w:top w:val="single" w:sz="4" w:space="0" w:color="D9D9D9"/>
-              <w:left w:val="single" w:sz="4" w:space="0" w:color="D9D9D9"/>
-              <w:bottom w:val="single" w:sz="4" w:space="0" w:color="D9D9D9"/>
-              <w:right w:val="single" w:sz="4" w:space="0" w:color="D9D9D9"/>
-              <w:insideH w:val="single" w:sz="4" w:space="0" w:color="D9D9D9"/>
-              <w:insideV w:val="single" w:sz="4" w:space="0" w:color="D9D9D9"/>
-            </w:tcBorders>
-            <w:tcMar>
-              <w:top w:w="80" w:type="dxa"/>
-              <w:start w:w="100" w:type="dxa"/>
-              <w:bottom w:w="80" w:type="dxa"/>
-              <w:end w:w="100" w:type="dxa"/>
-            </w:tcMar>
-            <w:vAlign w:val="center"/>
-          </w:tcPr>
-          <w:p>
-            <w:r>
-              <w:rPr>
-                <w:rFonts w:ascii="Arial" w:hAnsi="Arial"/>
-                <w:color w:val="222222"/>
-                <w:sz w:val="18"/>
-              </w:rPr>
-              <w:t>Segmento</w:t>
-            </w:r>
-          </w:p>
-        </w:tc>
-        <w:tc>
-          <w:tcPr>
-            <w:tcW w:type="dxa" w:w="4320"/>
-            <w:shd w:fill="F7F9FB"/>
-            <w:tcBorders>
-              <w:top w:val="single" w:sz="4" w:space="0" w:color="D9D9D9"/>
-              <w:left w:val="single" w:sz="4" w:space="0" w:color="D9D9D9"/>
-              <w:bottom w:val="single" w:sz="4" w:space="0" w:color="D9D9D9"/>
-              <w:right w:val="single" w:sz="4" w:space="0" w:color="D9D9D9"/>
-              <w:insideH w:val="single" w:sz="4" w:space="0" w:color="D9D9D9"/>
-              <w:insideV w:val="single" w:sz="4" w:space="0" w:color="D9D9D9"/>
-            </w:tcBorders>
-            <w:tcMar>
-              <w:top w:w="80" w:type="dxa"/>
-              <w:start w:w="100" w:type="dxa"/>
-              <w:bottom w:w="80" w:type="dxa"/>
-              <w:end w:w="100" w:type="dxa"/>
-            </w:tcMar>
-            <w:vAlign w:val="center"/>
-          </w:tcPr>
-          <w:p>
-            <w:r>
-              <w:rPr>
-                <w:rFonts w:ascii="Arial" w:hAnsi="Arial"/>
-                <w:color w:val="222222"/>
-                <w:sz w:val="18"/>
-              </w:rPr>
-              <w:t>Bodegas minoristas y pequeños comercios.</w:t>
-            </w:r>
-          </w:p>
-        </w:tc>
-      </w:tr>
-      <w:tr>
-        <w:tc>
-          <w:tcPr>
-            <w:tcW w:type="dxa" w:w="4320"/>
-            <w:tcBorders>
-              <w:top w:val="single" w:sz="4" w:space="0" w:color="D9D9D9"/>
-              <w:left w:val="single" w:sz="4" w:space="0" w:color="D9D9D9"/>
-              <w:bottom w:val="single" w:sz="4" w:space="0" w:color="D9D9D9"/>
-              <w:right w:val="single" w:sz="4" w:space="0" w:color="D9D9D9"/>
-              <w:insideH w:val="single" w:sz="4" w:space="0" w:color="D9D9D9"/>
-              <w:insideV w:val="single" w:sz="4" w:space="0" w:color="D9D9D9"/>
-            </w:tcBorders>
-            <w:tcMar>
-              <w:top w:w="80" w:type="dxa"/>
-              <w:start w:w="100" w:type="dxa"/>
-              <w:bottom w:w="80" w:type="dxa"/>
-              <w:end w:w="100" w:type="dxa"/>
-            </w:tcMar>
-            <w:vAlign w:val="center"/>
-          </w:tcPr>
-          <w:p>
-            <w:r>
-              <w:rPr>
-                <w:rFonts w:ascii="Arial" w:hAnsi="Arial"/>
-                <w:color w:val="222222"/>
-                <w:sz w:val="18"/>
-              </w:rPr>
-              <w:t>Canales</w:t>
-            </w:r>
-          </w:p>
-        </w:tc>
-        <w:tc>
-          <w:tcPr>
-            <w:tcW w:type="dxa" w:w="4320"/>
-            <w:tcBorders>
-              <w:top w:val="single" w:sz="4" w:space="0" w:color="D9D9D9"/>
-              <w:left w:val="single" w:sz="4" w:space="0" w:color="D9D9D9"/>
-              <w:bottom w:val="single" w:sz="4" w:space="0" w:color="D9D9D9"/>
-              <w:right w:val="single" w:sz="4" w:space="0" w:color="D9D9D9"/>
-              <w:insideH w:val="single" w:sz="4" w:space="0" w:color="D9D9D9"/>
-              <w:insideV w:val="single" w:sz="4" w:space="0" w:color="D9D9D9"/>
-            </w:tcBorders>
-            <w:tcMar>
-              <w:top w:w="80" w:type="dxa"/>
-              <w:start w:w="100" w:type="dxa"/>
-              <w:bottom w:w="80" w:type="dxa"/>
-              <w:end w:w="100" w:type="dxa"/>
-            </w:tcMar>
-            <w:vAlign w:val="center"/>
-          </w:tcPr>
-          <w:p>
-            <w:r>
-              <w:rPr>
-                <w:rFonts w:ascii="Arial" w:hAnsi="Arial"/>
-                <w:color w:val="222222"/>
-                <w:sz w:val="18"/>
-              </w:rPr>
-              <w:t>Aplicación web local o institucional; futura publicación interna.</w:t>
-            </w:r>
-          </w:p>
-        </w:tc>
-      </w:tr>
-      <w:tr>
-        <w:tc>
-          <w:tcPr>
-            <w:tcW w:type="dxa" w:w="4320"/>
-            <w:shd w:fill="F7F9FB"/>
-            <w:tcBorders>
-              <w:top w:val="single" w:sz="4" w:space="0" w:color="D9D9D9"/>
-              <w:left w:val="single" w:sz="4" w:space="0" w:color="D9D9D9"/>
-              <w:bottom w:val="single" w:sz="4" w:space="0" w:color="D9D9D9"/>
-              <w:right w:val="single" w:sz="4" w:space="0" w:color="D9D9D9"/>
-              <w:insideH w:val="single" w:sz="4" w:space="0" w:color="D9D9D9"/>
-              <w:insideV w:val="single" w:sz="4" w:space="0" w:color="D9D9D9"/>
-            </w:tcBorders>
-            <w:tcMar>
-              <w:top w:w="80" w:type="dxa"/>
-              <w:start w:w="100" w:type="dxa"/>
-              <w:bottom w:w="80" w:type="dxa"/>
-              <w:end w:w="100" w:type="dxa"/>
-            </w:tcMar>
-            <w:vAlign w:val="center"/>
-          </w:tcPr>
-          <w:p>
-            <w:r>
-              <w:rPr>
-                <w:rFonts w:ascii="Arial" w:hAnsi="Arial"/>
-                <w:color w:val="222222"/>
-                <w:sz w:val="18"/>
-              </w:rPr>
-              <w:t>Relación</w:t>
-            </w:r>
-          </w:p>
-        </w:tc>
-        <w:tc>
-          <w:tcPr>
-            <w:tcW w:type="dxa" w:w="4320"/>
-            <w:shd w:fill="F7F9FB"/>
-            <w:tcBorders>
-              <w:top w:val="single" w:sz="4" w:space="0" w:color="D9D9D9"/>
-              <w:left w:val="single" w:sz="4" w:space="0" w:color="D9D9D9"/>
-              <w:bottom w:val="single" w:sz="4" w:space="0" w:color="D9D9D9"/>
-              <w:right w:val="single" w:sz="4" w:space="0" w:color="D9D9D9"/>
-              <w:insideH w:val="single" w:sz="4" w:space="0" w:color="D9D9D9"/>
-              <w:insideV w:val="single" w:sz="4" w:space="0" w:color="D9D9D9"/>
-            </w:tcBorders>
-            <w:tcMar>
-              <w:top w:w="80" w:type="dxa"/>
-              <w:start w:w="100" w:type="dxa"/>
-              <w:bottom w:w="80" w:type="dxa"/>
-              <w:end w:w="100" w:type="dxa"/>
-            </w:tcMar>
-            <w:vAlign w:val="center"/>
-          </w:tcPr>
-          <w:p>
-            <w:r>
-              <w:rPr>
-                <w:rFonts w:ascii="Arial" w:hAnsi="Arial"/>
-                <w:color w:val="222222"/>
-                <w:sz w:val="18"/>
-              </w:rPr>
-              <w:t>Uso autoservicio, alertas y asistencia conversacional.</w:t>
-            </w:r>
-          </w:p>
-        </w:tc>
-      </w:tr>
-      <w:tr>
-        <w:tc>
-          <w:tcPr>
-            <w:tcW w:type="dxa" w:w="4320"/>
-            <w:tcBorders>
-              <w:top w:val="single" w:sz="4" w:space="0" w:color="D9D9D9"/>
-              <w:left w:val="single" w:sz="4" w:space="0" w:color="D9D9D9"/>
-              <w:bottom w:val="single" w:sz="4" w:space="0" w:color="D9D9D9"/>
-              <w:right w:val="single" w:sz="4" w:space="0" w:color="D9D9D9"/>
-              <w:insideH w:val="single" w:sz="4" w:space="0" w:color="D9D9D9"/>
-              <w:insideV w:val="single" w:sz="4" w:space="0" w:color="D9D9D9"/>
-            </w:tcBorders>
-            <w:tcMar>
-              <w:top w:w="80" w:type="dxa"/>
-              <w:start w:w="100" w:type="dxa"/>
-              <w:bottom w:w="80" w:type="dxa"/>
-              <w:end w:w="100" w:type="dxa"/>
-            </w:tcMar>
-            <w:vAlign w:val="center"/>
-          </w:tcPr>
-          <w:p>
-            <w:r>
-              <w:rPr>
-                <w:rFonts w:ascii="Arial" w:hAnsi="Arial"/>
-                <w:color w:val="222222"/>
-                <w:sz w:val="18"/>
-              </w:rPr>
-              <w:t>Ingresos / ahorro</w:t>
-            </w:r>
-          </w:p>
-        </w:tc>
-        <w:tc>
-          <w:tcPr>
-            <w:tcW w:type="dxa" w:w="4320"/>
-            <w:tcBorders>
-              <w:top w:val="single" w:sz="4" w:space="0" w:color="D9D9D9"/>
-              <w:left w:val="single" w:sz="4" w:space="0" w:color="D9D9D9"/>
-              <w:bottom w:val="single" w:sz="4" w:space="0" w:color="D9D9D9"/>
-              <w:right w:val="single" w:sz="4" w:space="0" w:color="D9D9D9"/>
-              <w:insideH w:val="single" w:sz="4" w:space="0" w:color="D9D9D9"/>
-              <w:insideV w:val="single" w:sz="4" w:space="0" w:color="D9D9D9"/>
-            </w:tcBorders>
-            <w:tcMar>
-              <w:top w:w="80" w:type="dxa"/>
-              <w:start w:w="100" w:type="dxa"/>
-              <w:bottom w:w="80" w:type="dxa"/>
-              <w:end w:w="100" w:type="dxa"/>
-            </w:tcMar>
-            <w:vAlign w:val="center"/>
-          </w:tcPr>
-          <w:p>
-            <w:r>
-              <w:rPr>
-                <w:rFonts w:ascii="Arial" w:hAnsi="Arial"/>
-                <w:color w:val="222222"/>
-                <w:sz w:val="18"/>
-              </w:rPr>
-              <w:t>Ahorro de tiempo, reducción de mermas y mejor reposición.</w:t>
-            </w:r>
-          </w:p>
-        </w:tc>
-      </w:tr>
-      <w:tr>
-        <w:tc>
-          <w:tcPr>
-            <w:tcW w:type="dxa" w:w="4320"/>
-            <w:shd w:fill="F7F9FB"/>
-            <w:tcBorders>
-              <w:top w:val="single" w:sz="4" w:space="0" w:color="D9D9D9"/>
-              <w:left w:val="single" w:sz="4" w:space="0" w:color="D9D9D9"/>
-              <w:bottom w:val="single" w:sz="4" w:space="0" w:color="D9D9D9"/>
-              <w:right w:val="single" w:sz="4" w:space="0" w:color="D9D9D9"/>
-              <w:insideH w:val="single" w:sz="4" w:space="0" w:color="D9D9D9"/>
-              <w:insideV w:val="single" w:sz="4" w:space="0" w:color="D9D9D9"/>
-            </w:tcBorders>
-            <w:tcMar>
-              <w:top w:w="80" w:type="dxa"/>
-              <w:start w:w="100" w:type="dxa"/>
-              <w:bottom w:w="80" w:type="dxa"/>
-              <w:end w:w="100" w:type="dxa"/>
-            </w:tcMar>
-            <w:vAlign w:val="center"/>
-          </w:tcPr>
-          <w:p>
-            <w:r>
-              <w:rPr>
-                <w:rFonts w:ascii="Arial" w:hAnsi="Arial"/>
-                <w:color w:val="222222"/>
-                <w:sz w:val="18"/>
-              </w:rPr>
-              <w:t>Recursos clave</w:t>
-            </w:r>
-          </w:p>
-        </w:tc>
-        <w:tc>
-          <w:tcPr>
-            <w:tcW w:type="dxa" w:w="4320"/>
-            <w:shd w:fill="F7F9FB"/>
-            <w:tcBorders>
-              <w:top w:val="single" w:sz="4" w:space="0" w:color="D9D9D9"/>
-              <w:left w:val="single" w:sz="4" w:space="0" w:color="D9D9D9"/>
-              <w:bottom w:val="single" w:sz="4" w:space="0" w:color="D9D9D9"/>
-              <w:right w:val="single" w:sz="4" w:space="0" w:color="D9D9D9"/>
-              <w:insideH w:val="single" w:sz="4" w:space="0" w:color="D9D9D9"/>
-              <w:insideV w:val="single" w:sz="4" w:space="0" w:color="D9D9D9"/>
-            </w:tcBorders>
-            <w:tcMar>
-              <w:top w:w="80" w:type="dxa"/>
-              <w:start w:w="100" w:type="dxa"/>
-              <w:bottom w:w="80" w:type="dxa"/>
-              <w:end w:w="100" w:type="dxa"/>
-            </w:tcMar>
-            <w:vAlign w:val="center"/>
-          </w:tcPr>
-          <w:p>
-            <w:r>
-              <w:rPr>
-                <w:rFonts w:ascii="Arial" w:hAnsi="Arial"/>
-                <w:color w:val="222222"/>
-                <w:sz w:val="18"/>
-              </w:rPr>
-              <w:t>Aplicación, base de datos, documentación y datos de productos.</w:t>
-            </w:r>
-          </w:p>
-        </w:tc>
-      </w:tr>
-      <w:tr>
-        <w:tc>
-          <w:tcPr>
-            <w:tcW w:type="dxa" w:w="4320"/>
-            <w:tcBorders>
-              <w:top w:val="single" w:sz="4" w:space="0" w:color="D9D9D9"/>
-              <w:left w:val="single" w:sz="4" w:space="0" w:color="D9D9D9"/>
-              <w:bottom w:val="single" w:sz="4" w:space="0" w:color="D9D9D9"/>
-              <w:right w:val="single" w:sz="4" w:space="0" w:color="D9D9D9"/>
-              <w:insideH w:val="single" w:sz="4" w:space="0" w:color="D9D9D9"/>
-              <w:insideV w:val="single" w:sz="4" w:space="0" w:color="D9D9D9"/>
-            </w:tcBorders>
-            <w:tcMar>
-              <w:top w:w="80" w:type="dxa"/>
-              <w:start w:w="100" w:type="dxa"/>
-              <w:bottom w:w="80" w:type="dxa"/>
-              <w:end w:w="100" w:type="dxa"/>
-            </w:tcMar>
-            <w:vAlign w:val="center"/>
-          </w:tcPr>
-          <w:p>
-            <w:r>
-              <w:rPr>
-                <w:rFonts w:ascii="Arial" w:hAnsi="Arial"/>
-                <w:color w:val="222222"/>
-                <w:sz w:val="18"/>
-              </w:rPr>
-              <w:t>Actividades clave</w:t>
-            </w:r>
-          </w:p>
-        </w:tc>
-        <w:tc>
-          <w:tcPr>
-            <w:tcW w:type="dxa" w:w="4320"/>
-            <w:tcBorders>
-              <w:top w:val="single" w:sz="4" w:space="0" w:color="D9D9D9"/>
-              <w:left w:val="single" w:sz="4" w:space="0" w:color="D9D9D9"/>
-              <w:bottom w:val="single" w:sz="4" w:space="0" w:color="D9D9D9"/>
-              <w:right w:val="single" w:sz="4" w:space="0" w:color="D9D9D9"/>
-              <w:insideH w:val="single" w:sz="4" w:space="0" w:color="D9D9D9"/>
-              <w:insideV w:val="single" w:sz="4" w:space="0" w:color="D9D9D9"/>
-            </w:tcBorders>
-            <w:tcMar>
-              <w:top w:w="80" w:type="dxa"/>
-              <w:start w:w="100" w:type="dxa"/>
-              <w:bottom w:w="80" w:type="dxa"/>
-              <w:end w:w="100" w:type="dxa"/>
-            </w:tcMar>
-            <w:vAlign w:val="center"/>
-          </w:tcPr>
-          <w:p>
-            <w:r>
-              <w:rPr>
-                <w:rFonts w:ascii="Arial" w:hAnsi="Arial"/>
-                <w:color w:val="222222"/>
-                <w:sz w:val="18"/>
-              </w:rPr>
-              <w:t>Registrar productos, ventas, movimientos, reportes y pruebas.</w:t>
-            </w:r>
-          </w:p>
-        </w:tc>
-      </w:tr>
-      <w:tr>
-        <w:tc>
-          <w:tcPr>
-            <w:tcW w:type="dxa" w:w="4320"/>
-            <w:shd w:fill="F7F9FB"/>
-            <w:tcBorders>
-              <w:top w:val="single" w:sz="4" w:space="0" w:color="D9D9D9"/>
-              <w:left w:val="single" w:sz="4" w:space="0" w:color="D9D9D9"/>
-              <w:bottom w:val="single" w:sz="4" w:space="0" w:color="D9D9D9"/>
-              <w:right w:val="single" w:sz="4" w:space="0" w:color="D9D9D9"/>
-              <w:insideH w:val="single" w:sz="4" w:space="0" w:color="D9D9D9"/>
-              <w:insideV w:val="single" w:sz="4" w:space="0" w:color="D9D9D9"/>
-            </w:tcBorders>
-            <w:tcMar>
-              <w:top w:w="80" w:type="dxa"/>
-              <w:start w:w="100" w:type="dxa"/>
-              <w:bottom w:w="80" w:type="dxa"/>
-              <w:end w:w="100" w:type="dxa"/>
-            </w:tcMar>
-            <w:vAlign w:val="center"/>
-          </w:tcPr>
-          <w:p>
-            <w:r>
-              <w:rPr>
-                <w:rFonts w:ascii="Arial" w:hAnsi="Arial"/>
-                <w:color w:val="222222"/>
-                <w:sz w:val="18"/>
-              </w:rPr>
-              <w:t>Aliados</w:t>
-            </w:r>
-          </w:p>
-        </w:tc>
-        <w:tc>
-          <w:tcPr>
-            <w:tcW w:type="dxa" w:w="4320"/>
-            <w:shd w:fill="F7F9FB"/>
-            <w:tcBorders>
-              <w:top w:val="single" w:sz="4" w:space="0" w:color="D9D9D9"/>
-              <w:left w:val="single" w:sz="4" w:space="0" w:color="D9D9D9"/>
-              <w:bottom w:val="single" w:sz="4" w:space="0" w:color="D9D9D9"/>
-              <w:right w:val="single" w:sz="4" w:space="0" w:color="D9D9D9"/>
-              <w:insideH w:val="single" w:sz="4" w:space="0" w:color="D9D9D9"/>
-              <w:insideV w:val="single" w:sz="4" w:space="0" w:color="D9D9D9"/>
-            </w:tcBorders>
-            <w:tcMar>
-              <w:top w:w="80" w:type="dxa"/>
-              <w:start w:w="100" w:type="dxa"/>
-              <w:bottom w:w="80" w:type="dxa"/>
-              <w:end w:w="100" w:type="dxa"/>
-            </w:tcMar>
-            <w:vAlign w:val="center"/>
-          </w:tcPr>
-          <w:p>
-            <w:r>
-              <w:rPr>
-                <w:rFonts w:ascii="Arial" w:hAnsi="Arial"/>
-                <w:color w:val="222222"/>
-                <w:sz w:val="18"/>
-              </w:rPr>
-              <w:t>Docente, equipo de estudiantes, proveedor de productos y responsable de la bodega.</w:t>
-            </w:r>
-          </w:p>
-        </w:tc>
-      </w:tr>
-    </w:tbl>
-    <w:p/>
-    <w:p>
-      <w:pPr>
-        <w:pStyle w:val="Heading1"/>
-      </w:pPr>
-      <w:r>
-        <w:t>8. Alcance y delimitación</w:t>
-      </w:r>
-    </w:p>
-    <w:p>
-      <w:pPr>
-        <w:pStyle w:val="Heading2"/>
-      </w:pPr>
-      <w:r>
-        <w:t>8.1 Incluye</w:t>
+        <w:rPr>
+          <w:rFonts w:ascii="Arial" w:hAnsi="Arial" w:eastAsia="Arial"/>
+          <w:color w:val="000000"/>
+          <w:sz w:val="22"/>
+        </w:rPr>
+        <w:t>Bibliografía</w:t>
       </w:r>
     </w:p>
     <w:p>
@@ -2301,7 +2857,12 @@
         <w:pStyle w:val="ListBullet"/>
       </w:pPr>
       <w:r>
-        <w:t>Dashboard con indicadores de ventas, stock bajo y actividad reciente.</w:t>
+        <w:rPr>
+          <w:rFonts w:ascii="Arial" w:hAnsi="Arial" w:eastAsia="Arial"/>
+          <w:color w:val="000000"/>
+          <w:sz w:val="22"/>
+        </w:rPr>
+        <w:t>[1] Ministerio de la Producción. Las Mipyme en cifras 2024. OGEIEE, Lima, 2025. https://ogeiee.produce.gob.pe/index.php/en/shortcode/oee-documentos-publicaciones/publicaciones-anuales/item/download/2735_6390d933ea51b8a09fdd4a2dae545f5c</w:t>
       </w:r>
     </w:p>
     <w:p>
@@ -2309,7 +2870,12 @@
         <w:pStyle w:val="ListBullet"/>
       </w:pPr>
       <w:r>
-        <w:t>Catálogo de productos con alta, búsqueda, filtro y stock mínimo.</w:t>
+        <w:rPr>
+          <w:rFonts w:ascii="Arial" w:hAnsi="Arial" w:eastAsia="Arial"/>
+          <w:color w:val="000000"/>
+          <w:sz w:val="22"/>
+        </w:rPr>
+        <w:t>[2] Autoridad Nacional de Protección de Datos Personales. Nuevo Reglamento de Protección de Datos Personales. https://www.gob.pe/institucion/anpd/campanas/128319-nuevo-reglamento-de-proteccion-de-datos-personales</w:t>
       </w:r>
     </w:p>
     <w:p>
@@ -2317,7 +2883,12 @@
         <w:pStyle w:val="ListBullet"/>
       </w:pPr>
       <w:r>
-        <w:t>Venta rápida con selección de productos, cantidades, cálculo de total y método de pago.</w:t>
+        <w:rPr>
+          <w:rFonts w:ascii="Arial" w:hAnsi="Arial" w:eastAsia="Arial"/>
+          <w:color w:val="000000"/>
+          <w:sz w:val="22"/>
+        </w:rPr>
+        <w:t>[3] Instituto Nacional de Estadística e Informática. Perú: Tecnologías de Información y Comunicación en las Empresas, 2023. https://www.gob.pe/institucion/inei/informes-publicaciones/7820458-peru-tecnologias-de-informacion-y-comunicacion-en-las-empresas-2023</w:t>
       </w:r>
     </w:p>
     <w:p>
@@ -2325,1789 +2896,14 @@
         <w:pStyle w:val="ListBullet"/>
       </w:pPr>
       <w:r>
-        <w:t>Actualización del stock y registro histórico de ventas.</w:t>
+        <w:rPr>
+          <w:rFonts w:ascii="Arial" w:hAnsi="Arial" w:eastAsia="Arial"/>
+          <w:color w:val="000000"/>
+          <w:sz w:val="22"/>
+        </w:rPr>
+        <w:t>[4] Ministerio del Ambiente. Decreto Supremo N.° 009-2019-MINAM. https://www.gob.pe/institucion/minam/normas-legales/354138-009-2019-minam</w:t>
       </w:r>
     </w:p>
-    <w:p>
-      <w:pPr>
-        <w:pStyle w:val="ListBullet"/>
-      </w:pPr>
-      <w:r>
-        <w:t>Reportes operativos exportables y documentos de instalación, usuario, técnico y pruebas.</w:t>
-      </w:r>
-    </w:p>
-    <w:p>
-      <w:pPr>
-        <w:pStyle w:val="Heading2"/>
-      </w:pPr>
-      <w:r>
-        <w:t>8.2 No incluye en el MVP</w:t>
-      </w:r>
-    </w:p>
-    <w:p>
-      <w:pPr>
-        <w:pStyle w:val="ListBullet"/>
-      </w:pPr>
-      <w:r>
-        <w:t>Facturación electrónica, conexión bancaria real o integración con SUNAT.</w:t>
-      </w:r>
-    </w:p>
-    <w:p>
-      <w:pPr>
-        <w:pStyle w:val="ListBullet"/>
-      </w:pPr>
-      <w:r>
-        <w:t>Control multi-sucursal, compras con proveedores y contabilidad.</w:t>
-      </w:r>
-    </w:p>
-    <w:p>
-      <w:pPr>
-        <w:pStyle w:val="ListBullet"/>
-      </w:pPr>
-      <w:r>
-        <w:t>Autenticación institucional conectada a un servidor productivo.</w:t>
-      </w:r>
-    </w:p>
-    <w:p>
-      <w:pPr>
-        <w:pStyle w:val="ListBullet"/>
-      </w:pPr>
-      <w:r>
-        <w:t>Integración productiva con Watson Assistant: se entrega el contrato y mapa de intents para una fase posterior.</w:t>
-      </w:r>
-    </w:p>
-    <w:p>
-      <w:pPr>
-        <w:pStyle w:val="Heading1"/>
-      </w:pPr>
-      <w:r>
-        <w:t>9. Riesgos, interesados y viabilidad</w:t>
-      </w:r>
-    </w:p>
-    <w:tbl>
-      <w:tblPr>
-        <w:tblStyle w:val="TableGrid"/>
-        <w:tblW w:type="auto" w:w="0"/>
-        <w:jc w:val="center"/>
-        <w:tblLook w:firstColumn="1" w:firstRow="1" w:lastColumn="0" w:lastRow="0" w:noHBand="0" w:noVBand="1" w:val="04A0"/>
-      </w:tblPr>
-      <w:tblGrid>
-        <w:gridCol w:w="2880"/>
-        <w:gridCol w:w="2880"/>
-        <w:gridCol w:w="2880"/>
-      </w:tblGrid>
-      <w:tr>
-        <w:trPr>
-          <w:tblHeader w:val="true"/>
-        </w:trPr>
-        <w:tc>
-          <w:tcPr>
-            <w:tcW w:type="dxa" w:w="2880"/>
-            <w:shd w:fill="10294B"/>
-            <w:tcBorders>
-              <w:top w:val="single" w:sz="4" w:space="0" w:color="10294B"/>
-              <w:left w:val="single" w:sz="4" w:space="0" w:color="10294B"/>
-              <w:bottom w:val="single" w:sz="4" w:space="0" w:color="10294B"/>
-              <w:right w:val="single" w:sz="4" w:space="0" w:color="10294B"/>
-              <w:insideH w:val="single" w:sz="4" w:space="0" w:color="10294B"/>
-              <w:insideV w:val="single" w:sz="4" w:space="0" w:color="10294B"/>
-            </w:tcBorders>
-            <w:tcMar>
-              <w:top w:w="80" w:type="dxa"/>
-              <w:start w:w="100" w:type="dxa"/>
-              <w:bottom w:w="80" w:type="dxa"/>
-              <w:end w:w="100" w:type="dxa"/>
-            </w:tcMar>
-          </w:tcPr>
-          <w:p>
-            <w:r>
-              <w:rPr>
-                <w:rFonts w:ascii="Arial" w:hAnsi="Arial"/>
-                <w:b/>
-                <w:color w:val="FFFFFF"/>
-                <w:sz w:val="18"/>
-              </w:rPr>
-              <w:t>Riesgo</w:t>
-            </w:r>
-          </w:p>
-        </w:tc>
-        <w:tc>
-          <w:tcPr>
-            <w:tcW w:type="dxa" w:w="2880"/>
-            <w:shd w:fill="10294B"/>
-            <w:tcBorders>
-              <w:top w:val="single" w:sz="4" w:space="0" w:color="10294B"/>
-              <w:left w:val="single" w:sz="4" w:space="0" w:color="10294B"/>
-              <w:bottom w:val="single" w:sz="4" w:space="0" w:color="10294B"/>
-              <w:right w:val="single" w:sz="4" w:space="0" w:color="10294B"/>
-              <w:insideH w:val="single" w:sz="4" w:space="0" w:color="10294B"/>
-              <w:insideV w:val="single" w:sz="4" w:space="0" w:color="10294B"/>
-            </w:tcBorders>
-            <w:tcMar>
-              <w:top w:w="80" w:type="dxa"/>
-              <w:start w:w="100" w:type="dxa"/>
-              <w:bottom w:w="80" w:type="dxa"/>
-              <w:end w:w="100" w:type="dxa"/>
-            </w:tcMar>
-          </w:tcPr>
-          <w:p>
-            <w:r>
-              <w:rPr>
-                <w:rFonts w:ascii="Arial" w:hAnsi="Arial"/>
-                <w:b/>
-                <w:color w:val="FFFFFF"/>
-                <w:sz w:val="18"/>
-              </w:rPr>
-              <w:t>Probabilidad / impacto</w:t>
-            </w:r>
-          </w:p>
-        </w:tc>
-        <w:tc>
-          <w:tcPr>
-            <w:tcW w:type="dxa" w:w="2880"/>
-            <w:shd w:fill="10294B"/>
-            <w:tcBorders>
-              <w:top w:val="single" w:sz="4" w:space="0" w:color="10294B"/>
-              <w:left w:val="single" w:sz="4" w:space="0" w:color="10294B"/>
-              <w:bottom w:val="single" w:sz="4" w:space="0" w:color="10294B"/>
-              <w:right w:val="single" w:sz="4" w:space="0" w:color="10294B"/>
-              <w:insideH w:val="single" w:sz="4" w:space="0" w:color="10294B"/>
-              <w:insideV w:val="single" w:sz="4" w:space="0" w:color="10294B"/>
-            </w:tcBorders>
-            <w:tcMar>
-              <w:top w:w="80" w:type="dxa"/>
-              <w:start w:w="100" w:type="dxa"/>
-              <w:bottom w:w="80" w:type="dxa"/>
-              <w:end w:w="100" w:type="dxa"/>
-            </w:tcMar>
-          </w:tcPr>
-          <w:p>
-            <w:r>
-              <w:rPr>
-                <w:rFonts w:ascii="Arial" w:hAnsi="Arial"/>
-                <w:b/>
-                <w:color w:val="FFFFFF"/>
-                <w:sz w:val="18"/>
-              </w:rPr>
-              <w:t>Respuesta</w:t>
-            </w:r>
-          </w:p>
-        </w:tc>
-      </w:tr>
-      <w:tr>
-        <w:tc>
-          <w:tcPr>
-            <w:tcW w:type="dxa" w:w="2880"/>
-            <w:shd w:fill="F7F9FB"/>
-            <w:tcBorders>
-              <w:top w:val="single" w:sz="4" w:space="0" w:color="D9D9D9"/>
-              <w:left w:val="single" w:sz="4" w:space="0" w:color="D9D9D9"/>
-              <w:bottom w:val="single" w:sz="4" w:space="0" w:color="D9D9D9"/>
-              <w:right w:val="single" w:sz="4" w:space="0" w:color="D9D9D9"/>
-              <w:insideH w:val="single" w:sz="4" w:space="0" w:color="D9D9D9"/>
-              <w:insideV w:val="single" w:sz="4" w:space="0" w:color="D9D9D9"/>
-            </w:tcBorders>
-            <w:tcMar>
-              <w:top w:w="80" w:type="dxa"/>
-              <w:start w:w="100" w:type="dxa"/>
-              <w:bottom w:w="80" w:type="dxa"/>
-              <w:end w:w="100" w:type="dxa"/>
-            </w:tcMar>
-            <w:vAlign w:val="center"/>
-          </w:tcPr>
-          <w:p>
-            <w:r>
-              <w:rPr>
-                <w:rFonts w:ascii="Arial" w:hAnsi="Arial"/>
-                <w:color w:val="222222"/>
-                <w:sz w:val="18"/>
-              </w:rPr>
-              <w:t>Datos de productos incompletos</w:t>
-            </w:r>
-          </w:p>
-        </w:tc>
-        <w:tc>
-          <w:tcPr>
-            <w:tcW w:type="dxa" w:w="2880"/>
-            <w:shd w:fill="F7F9FB"/>
-            <w:tcBorders>
-              <w:top w:val="single" w:sz="4" w:space="0" w:color="D9D9D9"/>
-              <w:left w:val="single" w:sz="4" w:space="0" w:color="D9D9D9"/>
-              <w:bottom w:val="single" w:sz="4" w:space="0" w:color="D9D9D9"/>
-              <w:right w:val="single" w:sz="4" w:space="0" w:color="D9D9D9"/>
-              <w:insideH w:val="single" w:sz="4" w:space="0" w:color="D9D9D9"/>
-              <w:insideV w:val="single" w:sz="4" w:space="0" w:color="D9D9D9"/>
-            </w:tcBorders>
-            <w:tcMar>
-              <w:top w:w="80" w:type="dxa"/>
-              <w:start w:w="100" w:type="dxa"/>
-              <w:bottom w:w="80" w:type="dxa"/>
-              <w:end w:w="100" w:type="dxa"/>
-            </w:tcMar>
-            <w:vAlign w:val="center"/>
-          </w:tcPr>
-          <w:p>
-            <w:r>
-              <w:rPr>
-                <w:rFonts w:ascii="Arial" w:hAnsi="Arial"/>
-                <w:color w:val="222222"/>
-                <w:sz w:val="18"/>
-              </w:rPr>
-              <w:t>Media / Media</w:t>
-            </w:r>
-          </w:p>
-        </w:tc>
-        <w:tc>
-          <w:tcPr>
-            <w:tcW w:type="dxa" w:w="2880"/>
-            <w:shd w:fill="F7F9FB"/>
-            <w:tcBorders>
-              <w:top w:val="single" w:sz="4" w:space="0" w:color="D9D9D9"/>
-              <w:left w:val="single" w:sz="4" w:space="0" w:color="D9D9D9"/>
-              <w:bottom w:val="single" w:sz="4" w:space="0" w:color="D9D9D9"/>
-              <w:right w:val="single" w:sz="4" w:space="0" w:color="D9D9D9"/>
-              <w:insideH w:val="single" w:sz="4" w:space="0" w:color="D9D9D9"/>
-              <w:insideV w:val="single" w:sz="4" w:space="0" w:color="D9D9D9"/>
-            </w:tcBorders>
-            <w:tcMar>
-              <w:top w:w="80" w:type="dxa"/>
-              <w:start w:w="100" w:type="dxa"/>
-              <w:bottom w:w="80" w:type="dxa"/>
-              <w:end w:w="100" w:type="dxa"/>
-            </w:tcMar>
-            <w:vAlign w:val="center"/>
-          </w:tcPr>
-          <w:p>
-            <w:r>
-              <w:rPr>
-                <w:rFonts w:ascii="Arial" w:hAnsi="Arial"/>
-                <w:color w:val="222222"/>
-                <w:sz w:val="18"/>
-              </w:rPr>
-              <w:t>Usar plantilla de carga y validaciones de campos obligatorios.</w:t>
-            </w:r>
-          </w:p>
-        </w:tc>
-      </w:tr>
-      <w:tr>
-        <w:tc>
-          <w:tcPr>
-            <w:tcW w:type="dxa" w:w="2880"/>
-            <w:tcBorders>
-              <w:top w:val="single" w:sz="4" w:space="0" w:color="D9D9D9"/>
-              <w:left w:val="single" w:sz="4" w:space="0" w:color="D9D9D9"/>
-              <w:bottom w:val="single" w:sz="4" w:space="0" w:color="D9D9D9"/>
-              <w:right w:val="single" w:sz="4" w:space="0" w:color="D9D9D9"/>
-              <w:insideH w:val="single" w:sz="4" w:space="0" w:color="D9D9D9"/>
-              <w:insideV w:val="single" w:sz="4" w:space="0" w:color="D9D9D9"/>
-            </w:tcBorders>
-            <w:tcMar>
-              <w:top w:w="80" w:type="dxa"/>
-              <w:start w:w="100" w:type="dxa"/>
-              <w:bottom w:w="80" w:type="dxa"/>
-              <w:end w:w="100" w:type="dxa"/>
-            </w:tcMar>
-            <w:vAlign w:val="center"/>
-          </w:tcPr>
-          <w:p>
-            <w:r>
-              <w:rPr>
-                <w:rFonts w:ascii="Arial" w:hAnsi="Arial"/>
-                <w:color w:val="222222"/>
-                <w:sz w:val="18"/>
-              </w:rPr>
-              <w:t>Cambios en requisitos</w:t>
-            </w:r>
-          </w:p>
-        </w:tc>
-        <w:tc>
-          <w:tcPr>
-            <w:tcW w:type="dxa" w:w="2880"/>
-            <w:tcBorders>
-              <w:top w:val="single" w:sz="4" w:space="0" w:color="D9D9D9"/>
-              <w:left w:val="single" w:sz="4" w:space="0" w:color="D9D9D9"/>
-              <w:bottom w:val="single" w:sz="4" w:space="0" w:color="D9D9D9"/>
-              <w:right w:val="single" w:sz="4" w:space="0" w:color="D9D9D9"/>
-              <w:insideH w:val="single" w:sz="4" w:space="0" w:color="D9D9D9"/>
-              <w:insideV w:val="single" w:sz="4" w:space="0" w:color="D9D9D9"/>
-            </w:tcBorders>
-            <w:tcMar>
-              <w:top w:w="80" w:type="dxa"/>
-              <w:start w:w="100" w:type="dxa"/>
-              <w:bottom w:w="80" w:type="dxa"/>
-              <w:end w:w="100" w:type="dxa"/>
-            </w:tcMar>
-            <w:vAlign w:val="center"/>
-          </w:tcPr>
-          <w:p>
-            <w:r>
-              <w:rPr>
-                <w:rFonts w:ascii="Arial" w:hAnsi="Arial"/>
-                <w:color w:val="222222"/>
-                <w:sz w:val="18"/>
-              </w:rPr>
-              <w:t>Media / Alta</w:t>
-            </w:r>
-          </w:p>
-        </w:tc>
-        <w:tc>
-          <w:tcPr>
-            <w:tcW w:type="dxa" w:w="2880"/>
-            <w:tcBorders>
-              <w:top w:val="single" w:sz="4" w:space="0" w:color="D9D9D9"/>
-              <w:left w:val="single" w:sz="4" w:space="0" w:color="D9D9D9"/>
-              <w:bottom w:val="single" w:sz="4" w:space="0" w:color="D9D9D9"/>
-              <w:right w:val="single" w:sz="4" w:space="0" w:color="D9D9D9"/>
-              <w:insideH w:val="single" w:sz="4" w:space="0" w:color="D9D9D9"/>
-              <w:insideV w:val="single" w:sz="4" w:space="0" w:color="D9D9D9"/>
-            </w:tcBorders>
-            <w:tcMar>
-              <w:top w:w="80" w:type="dxa"/>
-              <w:start w:w="100" w:type="dxa"/>
-              <w:bottom w:w="80" w:type="dxa"/>
-              <w:end w:w="100" w:type="dxa"/>
-            </w:tcMar>
-            <w:vAlign w:val="center"/>
-          </w:tcPr>
-          <w:p>
-            <w:r>
-              <w:rPr>
-                <w:rFonts w:ascii="Arial" w:hAnsi="Arial"/>
-                <w:color w:val="222222"/>
-                <w:sz w:val="18"/>
-              </w:rPr>
-              <w:t>Priorizar historias y registrar acuerdos en cada revisión.</w:t>
-            </w:r>
-          </w:p>
-        </w:tc>
-      </w:tr>
-      <w:tr>
-        <w:tc>
-          <w:tcPr>
-            <w:tcW w:type="dxa" w:w="2880"/>
-            <w:shd w:fill="F7F9FB"/>
-            <w:tcBorders>
-              <w:top w:val="single" w:sz="4" w:space="0" w:color="D9D9D9"/>
-              <w:left w:val="single" w:sz="4" w:space="0" w:color="D9D9D9"/>
-              <w:bottom w:val="single" w:sz="4" w:space="0" w:color="D9D9D9"/>
-              <w:right w:val="single" w:sz="4" w:space="0" w:color="D9D9D9"/>
-              <w:insideH w:val="single" w:sz="4" w:space="0" w:color="D9D9D9"/>
-              <w:insideV w:val="single" w:sz="4" w:space="0" w:color="D9D9D9"/>
-            </w:tcBorders>
-            <w:tcMar>
-              <w:top w:w="80" w:type="dxa"/>
-              <w:start w:w="100" w:type="dxa"/>
-              <w:bottom w:w="80" w:type="dxa"/>
-              <w:end w:w="100" w:type="dxa"/>
-            </w:tcMar>
-            <w:vAlign w:val="center"/>
-          </w:tcPr>
-          <w:p>
-            <w:r>
-              <w:rPr>
-                <w:rFonts w:ascii="Arial" w:hAnsi="Arial"/>
-                <w:color w:val="222222"/>
-                <w:sz w:val="18"/>
-              </w:rPr>
-              <w:t>Pérdida de información local</w:t>
-            </w:r>
-          </w:p>
-        </w:tc>
-        <w:tc>
-          <w:tcPr>
-            <w:tcW w:type="dxa" w:w="2880"/>
-            <w:shd w:fill="F7F9FB"/>
-            <w:tcBorders>
-              <w:top w:val="single" w:sz="4" w:space="0" w:color="D9D9D9"/>
-              <w:left w:val="single" w:sz="4" w:space="0" w:color="D9D9D9"/>
-              <w:bottom w:val="single" w:sz="4" w:space="0" w:color="D9D9D9"/>
-              <w:right w:val="single" w:sz="4" w:space="0" w:color="D9D9D9"/>
-              <w:insideH w:val="single" w:sz="4" w:space="0" w:color="D9D9D9"/>
-              <w:insideV w:val="single" w:sz="4" w:space="0" w:color="D9D9D9"/>
-            </w:tcBorders>
-            <w:tcMar>
-              <w:top w:w="80" w:type="dxa"/>
-              <w:start w:w="100" w:type="dxa"/>
-              <w:bottom w:w="80" w:type="dxa"/>
-              <w:end w:w="100" w:type="dxa"/>
-            </w:tcMar>
-            <w:vAlign w:val="center"/>
-          </w:tcPr>
-          <w:p>
-            <w:r>
-              <w:rPr>
-                <w:rFonts w:ascii="Arial" w:hAnsi="Arial"/>
-                <w:color w:val="222222"/>
-                <w:sz w:val="18"/>
-              </w:rPr>
-              <w:t>Baja / Alta</w:t>
-            </w:r>
-          </w:p>
-        </w:tc>
-        <w:tc>
-          <w:tcPr>
-            <w:tcW w:type="dxa" w:w="2880"/>
-            <w:shd w:fill="F7F9FB"/>
-            <w:tcBorders>
-              <w:top w:val="single" w:sz="4" w:space="0" w:color="D9D9D9"/>
-              <w:left w:val="single" w:sz="4" w:space="0" w:color="D9D9D9"/>
-              <w:bottom w:val="single" w:sz="4" w:space="0" w:color="D9D9D9"/>
-              <w:right w:val="single" w:sz="4" w:space="0" w:color="D9D9D9"/>
-              <w:insideH w:val="single" w:sz="4" w:space="0" w:color="D9D9D9"/>
-              <w:insideV w:val="single" w:sz="4" w:space="0" w:color="D9D9D9"/>
-            </w:tcBorders>
-            <w:tcMar>
-              <w:top w:w="80" w:type="dxa"/>
-              <w:start w:w="100" w:type="dxa"/>
-              <w:bottom w:w="80" w:type="dxa"/>
-              <w:end w:w="100" w:type="dxa"/>
-            </w:tcMar>
-            <w:vAlign w:val="center"/>
-          </w:tcPr>
-          <w:p>
-            <w:r>
-              <w:rPr>
-                <w:rFonts w:ascii="Arial" w:hAnsi="Arial"/>
-                <w:color w:val="222222"/>
-                <w:sz w:val="18"/>
-              </w:rPr>
-              <w:t>Usar SQL Server en modo MVC y exportar respaldos CSV del modo demo.</w:t>
-            </w:r>
-          </w:p>
-        </w:tc>
-      </w:tr>
-      <w:tr>
-        <w:tc>
-          <w:tcPr>
-            <w:tcW w:type="dxa" w:w="2880"/>
-            <w:tcBorders>
-              <w:top w:val="single" w:sz="4" w:space="0" w:color="D9D9D9"/>
-              <w:left w:val="single" w:sz="4" w:space="0" w:color="D9D9D9"/>
-              <w:bottom w:val="single" w:sz="4" w:space="0" w:color="D9D9D9"/>
-              <w:right w:val="single" w:sz="4" w:space="0" w:color="D9D9D9"/>
-              <w:insideH w:val="single" w:sz="4" w:space="0" w:color="D9D9D9"/>
-              <w:insideV w:val="single" w:sz="4" w:space="0" w:color="D9D9D9"/>
-            </w:tcBorders>
-            <w:tcMar>
-              <w:top w:w="80" w:type="dxa"/>
-              <w:start w:w="100" w:type="dxa"/>
-              <w:bottom w:w="80" w:type="dxa"/>
-              <w:end w:w="100" w:type="dxa"/>
-            </w:tcMar>
-            <w:vAlign w:val="center"/>
-          </w:tcPr>
-          <w:p>
-            <w:r>
-              <w:rPr>
-                <w:rFonts w:ascii="Arial" w:hAnsi="Arial"/>
-                <w:color w:val="222222"/>
-                <w:sz w:val="18"/>
-              </w:rPr>
-              <w:t>Credenciales de integración expuestas</w:t>
-            </w:r>
-          </w:p>
-        </w:tc>
-        <w:tc>
-          <w:tcPr>
-            <w:tcW w:type="dxa" w:w="2880"/>
-            <w:tcBorders>
-              <w:top w:val="single" w:sz="4" w:space="0" w:color="D9D9D9"/>
-              <w:left w:val="single" w:sz="4" w:space="0" w:color="D9D9D9"/>
-              <w:bottom w:val="single" w:sz="4" w:space="0" w:color="D9D9D9"/>
-              <w:right w:val="single" w:sz="4" w:space="0" w:color="D9D9D9"/>
-              <w:insideH w:val="single" w:sz="4" w:space="0" w:color="D9D9D9"/>
-              <w:insideV w:val="single" w:sz="4" w:space="0" w:color="D9D9D9"/>
-            </w:tcBorders>
-            <w:tcMar>
-              <w:top w:w="80" w:type="dxa"/>
-              <w:start w:w="100" w:type="dxa"/>
-              <w:bottom w:w="80" w:type="dxa"/>
-              <w:end w:w="100" w:type="dxa"/>
-            </w:tcMar>
-            <w:vAlign w:val="center"/>
-          </w:tcPr>
-          <w:p>
-            <w:r>
-              <w:rPr>
-                <w:rFonts w:ascii="Arial" w:hAnsi="Arial"/>
-                <w:color w:val="222222"/>
-                <w:sz w:val="18"/>
-              </w:rPr>
-              <w:t>Baja / Alta</w:t>
-            </w:r>
-          </w:p>
-        </w:tc>
-        <w:tc>
-          <w:tcPr>
-            <w:tcW w:type="dxa" w:w="2880"/>
-            <w:tcBorders>
-              <w:top w:val="single" w:sz="4" w:space="0" w:color="D9D9D9"/>
-              <w:left w:val="single" w:sz="4" w:space="0" w:color="D9D9D9"/>
-              <w:bottom w:val="single" w:sz="4" w:space="0" w:color="D9D9D9"/>
-              <w:right w:val="single" w:sz="4" w:space="0" w:color="D9D9D9"/>
-              <w:insideH w:val="single" w:sz="4" w:space="0" w:color="D9D9D9"/>
-              <w:insideV w:val="single" w:sz="4" w:space="0" w:color="D9D9D9"/>
-            </w:tcBorders>
-            <w:tcMar>
-              <w:top w:w="80" w:type="dxa"/>
-              <w:start w:w="100" w:type="dxa"/>
-              <w:bottom w:w="80" w:type="dxa"/>
-              <w:end w:w="100" w:type="dxa"/>
-            </w:tcMar>
-            <w:vAlign w:val="center"/>
-          </w:tcPr>
-          <w:p>
-            <w:r>
-              <w:rPr>
-                <w:rFonts w:ascii="Arial" w:hAnsi="Arial"/>
-                <w:color w:val="222222"/>
-                <w:sz w:val="18"/>
-              </w:rPr>
-              <w:t>Usar variables de entorno y no versionar secretos.</w:t>
-            </w:r>
-          </w:p>
-        </w:tc>
-      </w:tr>
-      <w:tr>
-        <w:tc>
-          <w:tcPr>
-            <w:tcW w:type="dxa" w:w="2880"/>
-            <w:shd w:fill="F7F9FB"/>
-            <w:tcBorders>
-              <w:top w:val="single" w:sz="4" w:space="0" w:color="D9D9D9"/>
-              <w:left w:val="single" w:sz="4" w:space="0" w:color="D9D9D9"/>
-              <w:bottom w:val="single" w:sz="4" w:space="0" w:color="D9D9D9"/>
-              <w:right w:val="single" w:sz="4" w:space="0" w:color="D9D9D9"/>
-              <w:insideH w:val="single" w:sz="4" w:space="0" w:color="D9D9D9"/>
-              <w:insideV w:val="single" w:sz="4" w:space="0" w:color="D9D9D9"/>
-            </w:tcBorders>
-            <w:tcMar>
-              <w:top w:w="80" w:type="dxa"/>
-              <w:start w:w="100" w:type="dxa"/>
-              <w:bottom w:w="80" w:type="dxa"/>
-              <w:end w:w="100" w:type="dxa"/>
-            </w:tcMar>
-            <w:vAlign w:val="center"/>
-          </w:tcPr>
-          <w:p>
-            <w:r>
-              <w:rPr>
-                <w:rFonts w:ascii="Arial" w:hAnsi="Arial"/>
-                <w:color w:val="222222"/>
-                <w:sz w:val="18"/>
-              </w:rPr>
-              <w:t>Tiempo limitado para completar todo</w:t>
-            </w:r>
-          </w:p>
-        </w:tc>
-        <w:tc>
-          <w:tcPr>
-            <w:tcW w:type="dxa" w:w="2880"/>
-            <w:shd w:fill="F7F9FB"/>
-            <w:tcBorders>
-              <w:top w:val="single" w:sz="4" w:space="0" w:color="D9D9D9"/>
-              <w:left w:val="single" w:sz="4" w:space="0" w:color="D9D9D9"/>
-              <w:bottom w:val="single" w:sz="4" w:space="0" w:color="D9D9D9"/>
-              <w:right w:val="single" w:sz="4" w:space="0" w:color="D9D9D9"/>
-              <w:insideH w:val="single" w:sz="4" w:space="0" w:color="D9D9D9"/>
-              <w:insideV w:val="single" w:sz="4" w:space="0" w:color="D9D9D9"/>
-            </w:tcBorders>
-            <w:tcMar>
-              <w:top w:w="80" w:type="dxa"/>
-              <w:start w:w="100" w:type="dxa"/>
-              <w:bottom w:w="80" w:type="dxa"/>
-              <w:end w:w="100" w:type="dxa"/>
-            </w:tcMar>
-            <w:vAlign w:val="center"/>
-          </w:tcPr>
-          <w:p>
-            <w:r>
-              <w:rPr>
-                <w:rFonts w:ascii="Arial" w:hAnsi="Arial"/>
-                <w:color w:val="222222"/>
-                <w:sz w:val="18"/>
-              </w:rPr>
-              <w:t>Media / Alta</w:t>
-            </w:r>
-          </w:p>
-        </w:tc>
-        <w:tc>
-          <w:tcPr>
-            <w:tcW w:type="dxa" w:w="2880"/>
-            <w:shd w:fill="F7F9FB"/>
-            <w:tcBorders>
-              <w:top w:val="single" w:sz="4" w:space="0" w:color="D9D9D9"/>
-              <w:left w:val="single" w:sz="4" w:space="0" w:color="D9D9D9"/>
-              <w:bottom w:val="single" w:sz="4" w:space="0" w:color="D9D9D9"/>
-              <w:right w:val="single" w:sz="4" w:space="0" w:color="D9D9D9"/>
-              <w:insideH w:val="single" w:sz="4" w:space="0" w:color="D9D9D9"/>
-              <w:insideV w:val="single" w:sz="4" w:space="0" w:color="D9D9D9"/>
-            </w:tcBorders>
-            <w:tcMar>
-              <w:top w:w="80" w:type="dxa"/>
-              <w:start w:w="100" w:type="dxa"/>
-              <w:bottom w:w="80" w:type="dxa"/>
-              <w:end w:w="100" w:type="dxa"/>
-            </w:tcMar>
-            <w:vAlign w:val="center"/>
-          </w:tcPr>
-          <w:p>
-            <w:r>
-              <w:rPr>
-                <w:rFonts w:ascii="Arial" w:hAnsi="Arial"/>
-                <w:color w:val="222222"/>
-                <w:sz w:val="18"/>
-              </w:rPr>
-              <w:t>Entregar por hitos: inicial, 50% y final.</w:t>
-            </w:r>
-          </w:p>
-        </w:tc>
-      </w:tr>
-    </w:tbl>
-    <w:p/>
-    <w:tbl>
-      <w:tblPr>
-        <w:tblStyle w:val="TableGrid"/>
-        <w:tblW w:type="auto" w:w="0"/>
-        <w:jc w:val="center"/>
-        <w:tblLook w:firstColumn="1" w:firstRow="1" w:lastColumn="0" w:lastRow="0" w:noHBand="0" w:noVBand="1" w:val="04A0"/>
-      </w:tblPr>
-      <w:tblGrid>
-        <w:gridCol w:w="4320"/>
-        <w:gridCol w:w="4320"/>
-      </w:tblGrid>
-      <w:tr>
-        <w:trPr>
-          <w:tblHeader w:val="true"/>
-        </w:trPr>
-        <w:tc>
-          <w:tcPr>
-            <w:tcW w:type="dxa" w:w="4320"/>
-            <w:shd w:fill="10294B"/>
-            <w:tcBorders>
-              <w:top w:val="single" w:sz="4" w:space="0" w:color="10294B"/>
-              <w:left w:val="single" w:sz="4" w:space="0" w:color="10294B"/>
-              <w:bottom w:val="single" w:sz="4" w:space="0" w:color="10294B"/>
-              <w:right w:val="single" w:sz="4" w:space="0" w:color="10294B"/>
-              <w:insideH w:val="single" w:sz="4" w:space="0" w:color="10294B"/>
-              <w:insideV w:val="single" w:sz="4" w:space="0" w:color="10294B"/>
-            </w:tcBorders>
-            <w:tcMar>
-              <w:top w:w="80" w:type="dxa"/>
-              <w:start w:w="100" w:type="dxa"/>
-              <w:bottom w:w="80" w:type="dxa"/>
-              <w:end w:w="100" w:type="dxa"/>
-            </w:tcMar>
-          </w:tcPr>
-          <w:p>
-            <w:r>
-              <w:rPr>
-                <w:rFonts w:ascii="Arial" w:hAnsi="Arial"/>
-                <w:b/>
-                <w:color w:val="FFFFFF"/>
-                <w:sz w:val="18"/>
-              </w:rPr>
-              <w:t>Interesado</w:t>
-            </w:r>
-          </w:p>
-        </w:tc>
-        <w:tc>
-          <w:tcPr>
-            <w:tcW w:type="dxa" w:w="4320"/>
-            <w:shd w:fill="10294B"/>
-            <w:tcBorders>
-              <w:top w:val="single" w:sz="4" w:space="0" w:color="10294B"/>
-              <w:left w:val="single" w:sz="4" w:space="0" w:color="10294B"/>
-              <w:bottom w:val="single" w:sz="4" w:space="0" w:color="10294B"/>
-              <w:right w:val="single" w:sz="4" w:space="0" w:color="10294B"/>
-              <w:insideH w:val="single" w:sz="4" w:space="0" w:color="10294B"/>
-              <w:insideV w:val="single" w:sz="4" w:space="0" w:color="10294B"/>
-            </w:tcBorders>
-            <w:tcMar>
-              <w:top w:w="80" w:type="dxa"/>
-              <w:start w:w="100" w:type="dxa"/>
-              <w:bottom w:w="80" w:type="dxa"/>
-              <w:end w:w="100" w:type="dxa"/>
-            </w:tcMar>
-          </w:tcPr>
-          <w:p>
-            <w:r>
-              <w:rPr>
-                <w:rFonts w:ascii="Arial" w:hAnsi="Arial"/>
-                <w:b/>
-                <w:color w:val="FFFFFF"/>
-                <w:sz w:val="18"/>
-              </w:rPr>
-              <w:t>Interés / responsabilidad</w:t>
-            </w:r>
-          </w:p>
-        </w:tc>
-      </w:tr>
-      <w:tr>
-        <w:tc>
-          <w:tcPr>
-            <w:tcW w:type="dxa" w:w="4320"/>
-            <w:shd w:fill="F7F9FB"/>
-            <w:tcBorders>
-              <w:top w:val="single" w:sz="4" w:space="0" w:color="D9D9D9"/>
-              <w:left w:val="single" w:sz="4" w:space="0" w:color="D9D9D9"/>
-              <w:bottom w:val="single" w:sz="4" w:space="0" w:color="D9D9D9"/>
-              <w:right w:val="single" w:sz="4" w:space="0" w:color="D9D9D9"/>
-              <w:insideH w:val="single" w:sz="4" w:space="0" w:color="D9D9D9"/>
-              <w:insideV w:val="single" w:sz="4" w:space="0" w:color="D9D9D9"/>
-            </w:tcBorders>
-            <w:tcMar>
-              <w:top w:w="80" w:type="dxa"/>
-              <w:start w:w="100" w:type="dxa"/>
-              <w:bottom w:w="80" w:type="dxa"/>
-              <w:end w:w="100" w:type="dxa"/>
-            </w:tcMar>
-            <w:vAlign w:val="center"/>
-          </w:tcPr>
-          <w:p>
-            <w:r>
-              <w:rPr>
-                <w:rFonts w:ascii="Arial" w:hAnsi="Arial"/>
-                <w:color w:val="222222"/>
-                <w:sz w:val="18"/>
-              </w:rPr>
-              <w:t>Docente</w:t>
-            </w:r>
-          </w:p>
-        </w:tc>
-        <w:tc>
-          <w:tcPr>
-            <w:tcW w:type="dxa" w:w="4320"/>
-            <w:shd w:fill="F7F9FB"/>
-            <w:tcBorders>
-              <w:top w:val="single" w:sz="4" w:space="0" w:color="D9D9D9"/>
-              <w:left w:val="single" w:sz="4" w:space="0" w:color="D9D9D9"/>
-              <w:bottom w:val="single" w:sz="4" w:space="0" w:color="D9D9D9"/>
-              <w:right w:val="single" w:sz="4" w:space="0" w:color="D9D9D9"/>
-              <w:insideH w:val="single" w:sz="4" w:space="0" w:color="D9D9D9"/>
-              <w:insideV w:val="single" w:sz="4" w:space="0" w:color="D9D9D9"/>
-            </w:tcBorders>
-            <w:tcMar>
-              <w:top w:w="80" w:type="dxa"/>
-              <w:start w:w="100" w:type="dxa"/>
-              <w:bottom w:w="80" w:type="dxa"/>
-              <w:end w:w="100" w:type="dxa"/>
-            </w:tcMar>
-            <w:vAlign w:val="center"/>
-          </w:tcPr>
-          <w:p>
-            <w:r>
-              <w:rPr>
-                <w:rFonts w:ascii="Arial" w:hAnsi="Arial"/>
-                <w:color w:val="222222"/>
-                <w:sz w:val="18"/>
-              </w:rPr>
-              <w:t>Validar el avance y evaluar entregables y sustentación.</w:t>
-            </w:r>
-          </w:p>
-        </w:tc>
-      </w:tr>
-      <w:tr>
-        <w:tc>
-          <w:tcPr>
-            <w:tcW w:type="dxa" w:w="4320"/>
-            <w:tcBorders>
-              <w:top w:val="single" w:sz="4" w:space="0" w:color="D9D9D9"/>
-              <w:left w:val="single" w:sz="4" w:space="0" w:color="D9D9D9"/>
-              <w:bottom w:val="single" w:sz="4" w:space="0" w:color="D9D9D9"/>
-              <w:right w:val="single" w:sz="4" w:space="0" w:color="D9D9D9"/>
-              <w:insideH w:val="single" w:sz="4" w:space="0" w:color="D9D9D9"/>
-              <w:insideV w:val="single" w:sz="4" w:space="0" w:color="D9D9D9"/>
-            </w:tcBorders>
-            <w:tcMar>
-              <w:top w:w="80" w:type="dxa"/>
-              <w:start w:w="100" w:type="dxa"/>
-              <w:bottom w:w="80" w:type="dxa"/>
-              <w:end w:w="100" w:type="dxa"/>
-            </w:tcMar>
-            <w:vAlign w:val="center"/>
-          </w:tcPr>
-          <w:p>
-            <w:r>
-              <w:rPr>
-                <w:rFonts w:ascii="Arial" w:hAnsi="Arial"/>
-                <w:color w:val="222222"/>
-                <w:sz w:val="18"/>
-              </w:rPr>
-              <w:t>Equipo de estudiantes</w:t>
-            </w:r>
-          </w:p>
-        </w:tc>
-        <w:tc>
-          <w:tcPr>
-            <w:tcW w:type="dxa" w:w="4320"/>
-            <w:tcBorders>
-              <w:top w:val="single" w:sz="4" w:space="0" w:color="D9D9D9"/>
-              <w:left w:val="single" w:sz="4" w:space="0" w:color="D9D9D9"/>
-              <w:bottom w:val="single" w:sz="4" w:space="0" w:color="D9D9D9"/>
-              <w:right w:val="single" w:sz="4" w:space="0" w:color="D9D9D9"/>
-              <w:insideH w:val="single" w:sz="4" w:space="0" w:color="D9D9D9"/>
-              <w:insideV w:val="single" w:sz="4" w:space="0" w:color="D9D9D9"/>
-            </w:tcBorders>
-            <w:tcMar>
-              <w:top w:w="80" w:type="dxa"/>
-              <w:start w:w="100" w:type="dxa"/>
-              <w:bottom w:w="80" w:type="dxa"/>
-              <w:end w:w="100" w:type="dxa"/>
-            </w:tcMar>
-            <w:vAlign w:val="center"/>
-          </w:tcPr>
-          <w:p>
-            <w:r>
-              <w:rPr>
-                <w:rFonts w:ascii="Arial" w:hAnsi="Arial"/>
-                <w:color w:val="222222"/>
-                <w:sz w:val="18"/>
-              </w:rPr>
-              <w:t>Analizar, construir, probar y documentar la solución.</w:t>
-            </w:r>
-          </w:p>
-        </w:tc>
-      </w:tr>
-      <w:tr>
-        <w:tc>
-          <w:tcPr>
-            <w:tcW w:type="dxa" w:w="4320"/>
-            <w:shd w:fill="F7F9FB"/>
-            <w:tcBorders>
-              <w:top w:val="single" w:sz="4" w:space="0" w:color="D9D9D9"/>
-              <w:left w:val="single" w:sz="4" w:space="0" w:color="D9D9D9"/>
-              <w:bottom w:val="single" w:sz="4" w:space="0" w:color="D9D9D9"/>
-              <w:right w:val="single" w:sz="4" w:space="0" w:color="D9D9D9"/>
-              <w:insideH w:val="single" w:sz="4" w:space="0" w:color="D9D9D9"/>
-              <w:insideV w:val="single" w:sz="4" w:space="0" w:color="D9D9D9"/>
-            </w:tcBorders>
-            <w:tcMar>
-              <w:top w:w="80" w:type="dxa"/>
-              <w:start w:w="100" w:type="dxa"/>
-              <w:bottom w:w="80" w:type="dxa"/>
-              <w:end w:w="100" w:type="dxa"/>
-            </w:tcMar>
-            <w:vAlign w:val="center"/>
-          </w:tcPr>
-          <w:p>
-            <w:r>
-              <w:rPr>
-                <w:rFonts w:ascii="Arial" w:hAnsi="Arial"/>
-                <w:color w:val="222222"/>
-                <w:sz w:val="18"/>
-              </w:rPr>
-              <w:t>Responsable de Bodega Norte</w:t>
-            </w:r>
-          </w:p>
-        </w:tc>
-        <w:tc>
-          <w:tcPr>
-            <w:tcW w:type="dxa" w:w="4320"/>
-            <w:shd w:fill="F7F9FB"/>
-            <w:tcBorders>
-              <w:top w:val="single" w:sz="4" w:space="0" w:color="D9D9D9"/>
-              <w:left w:val="single" w:sz="4" w:space="0" w:color="D9D9D9"/>
-              <w:bottom w:val="single" w:sz="4" w:space="0" w:color="D9D9D9"/>
-              <w:right w:val="single" w:sz="4" w:space="0" w:color="D9D9D9"/>
-              <w:insideH w:val="single" w:sz="4" w:space="0" w:color="D9D9D9"/>
-              <w:insideV w:val="single" w:sz="4" w:space="0" w:color="D9D9D9"/>
-            </w:tcBorders>
-            <w:tcMar>
-              <w:top w:w="80" w:type="dxa"/>
-              <w:start w:w="100" w:type="dxa"/>
-              <w:bottom w:w="80" w:type="dxa"/>
-              <w:end w:w="100" w:type="dxa"/>
-            </w:tcMar>
-            <w:vAlign w:val="center"/>
-          </w:tcPr>
-          <w:p>
-            <w:r>
-              <w:rPr>
-                <w:rFonts w:ascii="Arial" w:hAnsi="Arial"/>
-                <w:color w:val="222222"/>
-                <w:sz w:val="18"/>
-              </w:rPr>
-              <w:t>Validar flujo de venta, catálogo y reportes.</w:t>
-            </w:r>
-          </w:p>
-        </w:tc>
-      </w:tr>
-      <w:tr>
-        <w:tc>
-          <w:tcPr>
-            <w:tcW w:type="dxa" w:w="4320"/>
-            <w:tcBorders>
-              <w:top w:val="single" w:sz="4" w:space="0" w:color="D9D9D9"/>
-              <w:left w:val="single" w:sz="4" w:space="0" w:color="D9D9D9"/>
-              <w:bottom w:val="single" w:sz="4" w:space="0" w:color="D9D9D9"/>
-              <w:right w:val="single" w:sz="4" w:space="0" w:color="D9D9D9"/>
-              <w:insideH w:val="single" w:sz="4" w:space="0" w:color="D9D9D9"/>
-              <w:insideV w:val="single" w:sz="4" w:space="0" w:color="D9D9D9"/>
-            </w:tcBorders>
-            <w:tcMar>
-              <w:top w:w="80" w:type="dxa"/>
-              <w:start w:w="100" w:type="dxa"/>
-              <w:bottom w:w="80" w:type="dxa"/>
-              <w:end w:w="100" w:type="dxa"/>
-            </w:tcMar>
-            <w:vAlign w:val="center"/>
-          </w:tcPr>
-          <w:p>
-            <w:r>
-              <w:rPr>
-                <w:rFonts w:ascii="Arial" w:hAnsi="Arial"/>
-                <w:color w:val="222222"/>
-                <w:sz w:val="18"/>
-              </w:rPr>
-              <w:t>Usuario de caja</w:t>
-            </w:r>
-          </w:p>
-        </w:tc>
-        <w:tc>
-          <w:tcPr>
-            <w:tcW w:type="dxa" w:w="4320"/>
-            <w:tcBorders>
-              <w:top w:val="single" w:sz="4" w:space="0" w:color="D9D9D9"/>
-              <w:left w:val="single" w:sz="4" w:space="0" w:color="D9D9D9"/>
-              <w:bottom w:val="single" w:sz="4" w:space="0" w:color="D9D9D9"/>
-              <w:right w:val="single" w:sz="4" w:space="0" w:color="D9D9D9"/>
-              <w:insideH w:val="single" w:sz="4" w:space="0" w:color="D9D9D9"/>
-              <w:insideV w:val="single" w:sz="4" w:space="0" w:color="D9D9D9"/>
-            </w:tcBorders>
-            <w:tcMar>
-              <w:top w:w="80" w:type="dxa"/>
-              <w:start w:w="100" w:type="dxa"/>
-              <w:bottom w:w="80" w:type="dxa"/>
-              <w:end w:w="100" w:type="dxa"/>
-            </w:tcMar>
-            <w:vAlign w:val="center"/>
-          </w:tcPr>
-          <w:p>
-            <w:r>
-              <w:rPr>
-                <w:rFonts w:ascii="Arial" w:hAnsi="Arial"/>
-                <w:color w:val="222222"/>
-                <w:sz w:val="18"/>
-              </w:rPr>
-              <w:t>Operar el registro de productos y ventas.</w:t>
-            </w:r>
-          </w:p>
-        </w:tc>
-      </w:tr>
-    </w:tbl>
-    <w:p/>
-    <w:p>
-      <w:r>
-        <w:t>Viabilidad: la propuesta es técnica y económicamente viable como MVP, porque utiliza una interfaz web y cuenta con un backend MVC conectado a SQL Server LocalDB. Para una puesta en producción se deberán incorporar autenticación, copias de seguridad, auditoría y pruebas de aceptación con usuarios.</w:t>
-      </w:r>
-    </w:p>
-    <w:p>
-      <w:pPr>
-        <w:pStyle w:val="Heading1"/>
-      </w:pPr>
-      <w:r>
-        <w:t>10. Productos y entregables previstos</w:t>
-      </w:r>
-    </w:p>
-    <w:tbl>
-      <w:tblPr>
-        <w:tblStyle w:val="TableGrid"/>
-        <w:tblW w:type="auto" w:w="0"/>
-        <w:jc w:val="center"/>
-        <w:tblLook w:firstColumn="1" w:firstRow="1" w:lastColumn="0" w:lastRow="0" w:noHBand="0" w:noVBand="1" w:val="04A0"/>
-      </w:tblPr>
-      <w:tblGrid>
-        <w:gridCol w:w="4320"/>
-        <w:gridCol w:w="4320"/>
-      </w:tblGrid>
-      <w:tr>
-        <w:trPr>
-          <w:tblHeader w:val="true"/>
-        </w:trPr>
-        <w:tc>
-          <w:tcPr>
-            <w:tcW w:type="dxa" w:w="4320"/>
-            <w:shd w:fill="10294B"/>
-            <w:tcBorders>
-              <w:top w:val="single" w:sz="4" w:space="0" w:color="10294B"/>
-              <w:left w:val="single" w:sz="4" w:space="0" w:color="10294B"/>
-              <w:bottom w:val="single" w:sz="4" w:space="0" w:color="10294B"/>
-              <w:right w:val="single" w:sz="4" w:space="0" w:color="10294B"/>
-              <w:insideH w:val="single" w:sz="4" w:space="0" w:color="10294B"/>
-              <w:insideV w:val="single" w:sz="4" w:space="0" w:color="10294B"/>
-            </w:tcBorders>
-            <w:tcMar>
-              <w:top w:w="80" w:type="dxa"/>
-              <w:start w:w="100" w:type="dxa"/>
-              <w:bottom w:w="80" w:type="dxa"/>
-              <w:end w:w="100" w:type="dxa"/>
-            </w:tcMar>
-          </w:tcPr>
-          <w:p>
-            <w:r>
-              <w:rPr>
-                <w:rFonts w:ascii="Arial" w:hAnsi="Arial"/>
-                <w:b/>
-                <w:color w:val="FFFFFF"/>
-                <w:sz w:val="18"/>
-              </w:rPr>
-              <w:t>Producto</w:t>
-            </w:r>
-          </w:p>
-        </w:tc>
-        <w:tc>
-          <w:tcPr>
-            <w:tcW w:type="dxa" w:w="4320"/>
-            <w:shd w:fill="10294B"/>
-            <w:tcBorders>
-              <w:top w:val="single" w:sz="4" w:space="0" w:color="10294B"/>
-              <w:left w:val="single" w:sz="4" w:space="0" w:color="10294B"/>
-              <w:bottom w:val="single" w:sz="4" w:space="0" w:color="10294B"/>
-              <w:right w:val="single" w:sz="4" w:space="0" w:color="10294B"/>
-              <w:insideH w:val="single" w:sz="4" w:space="0" w:color="10294B"/>
-              <w:insideV w:val="single" w:sz="4" w:space="0" w:color="10294B"/>
-            </w:tcBorders>
-            <w:tcMar>
-              <w:top w:w="80" w:type="dxa"/>
-              <w:start w:w="100" w:type="dxa"/>
-              <w:bottom w:w="80" w:type="dxa"/>
-              <w:end w:w="100" w:type="dxa"/>
-            </w:tcMar>
-          </w:tcPr>
-          <w:p>
-            <w:r>
-              <w:rPr>
-                <w:rFonts w:ascii="Arial" w:hAnsi="Arial"/>
-                <w:b/>
-                <w:color w:val="FFFFFF"/>
-                <w:sz w:val="18"/>
-              </w:rPr>
-              <w:t>Evidencia / formato</w:t>
-            </w:r>
-          </w:p>
-        </w:tc>
-      </w:tr>
-      <w:tr>
-        <w:tc>
-          <w:tcPr>
-            <w:tcW w:type="dxa" w:w="4320"/>
-            <w:shd w:fill="F7F9FB"/>
-            <w:tcBorders>
-              <w:top w:val="single" w:sz="4" w:space="0" w:color="D9D9D9"/>
-              <w:left w:val="single" w:sz="4" w:space="0" w:color="D9D9D9"/>
-              <w:bottom w:val="single" w:sz="4" w:space="0" w:color="D9D9D9"/>
-              <w:right w:val="single" w:sz="4" w:space="0" w:color="D9D9D9"/>
-              <w:insideH w:val="single" w:sz="4" w:space="0" w:color="D9D9D9"/>
-              <w:insideV w:val="single" w:sz="4" w:space="0" w:color="D9D9D9"/>
-            </w:tcBorders>
-            <w:tcMar>
-              <w:top w:w="80" w:type="dxa"/>
-              <w:start w:w="100" w:type="dxa"/>
-              <w:bottom w:w="80" w:type="dxa"/>
-              <w:end w:w="100" w:type="dxa"/>
-            </w:tcMar>
-            <w:vAlign w:val="center"/>
-          </w:tcPr>
-          <w:p>
-            <w:r>
-              <w:rPr>
-                <w:rFonts w:ascii="Arial" w:hAnsi="Arial"/>
-                <w:color w:val="222222"/>
-                <w:sz w:val="18"/>
-              </w:rPr>
-              <w:t>Aplicación web</w:t>
-            </w:r>
-          </w:p>
-        </w:tc>
-        <w:tc>
-          <w:tcPr>
-            <w:tcW w:type="dxa" w:w="4320"/>
-            <w:shd w:fill="F7F9FB"/>
-            <w:tcBorders>
-              <w:top w:val="single" w:sz="4" w:space="0" w:color="D9D9D9"/>
-              <w:left w:val="single" w:sz="4" w:space="0" w:color="D9D9D9"/>
-              <w:bottom w:val="single" w:sz="4" w:space="0" w:color="D9D9D9"/>
-              <w:right w:val="single" w:sz="4" w:space="0" w:color="D9D9D9"/>
-              <w:insideH w:val="single" w:sz="4" w:space="0" w:color="D9D9D9"/>
-              <w:insideV w:val="single" w:sz="4" w:space="0" w:color="D9D9D9"/>
-            </w:tcBorders>
-            <w:tcMar>
-              <w:top w:w="80" w:type="dxa"/>
-              <w:start w:w="100" w:type="dxa"/>
-              <w:bottom w:w="80" w:type="dxa"/>
-              <w:end w:w="100" w:type="dxa"/>
-            </w:tcMar>
-            <w:vAlign w:val="center"/>
-          </w:tcPr>
-          <w:p>
-            <w:r>
-              <w:rPr>
-                <w:rFonts w:ascii="Arial" w:hAnsi="Arial"/>
-                <w:color w:val="222222"/>
-                <w:sz w:val="18"/>
-              </w:rPr>
-              <w:t>Código fuente editable y demo funcional.</w:t>
-            </w:r>
-          </w:p>
-        </w:tc>
-      </w:tr>
-      <w:tr>
-        <w:tc>
-          <w:tcPr>
-            <w:tcW w:type="dxa" w:w="4320"/>
-            <w:tcBorders>
-              <w:top w:val="single" w:sz="4" w:space="0" w:color="D9D9D9"/>
-              <w:left w:val="single" w:sz="4" w:space="0" w:color="D9D9D9"/>
-              <w:bottom w:val="single" w:sz="4" w:space="0" w:color="D9D9D9"/>
-              <w:right w:val="single" w:sz="4" w:space="0" w:color="D9D9D9"/>
-              <w:insideH w:val="single" w:sz="4" w:space="0" w:color="D9D9D9"/>
-              <w:insideV w:val="single" w:sz="4" w:space="0" w:color="D9D9D9"/>
-            </w:tcBorders>
-            <w:tcMar>
-              <w:top w:w="80" w:type="dxa"/>
-              <w:start w:w="100" w:type="dxa"/>
-              <w:bottom w:w="80" w:type="dxa"/>
-              <w:end w:w="100" w:type="dxa"/>
-            </w:tcMar>
-            <w:vAlign w:val="center"/>
-          </w:tcPr>
-          <w:p>
-            <w:r>
-              <w:rPr>
-                <w:rFonts w:ascii="Arial" w:hAnsi="Arial"/>
-                <w:color w:val="222222"/>
-                <w:sz w:val="18"/>
-              </w:rPr>
-              <w:t>Base de datos</w:t>
-            </w:r>
-          </w:p>
-        </w:tc>
-        <w:tc>
-          <w:tcPr>
-            <w:tcW w:type="dxa" w:w="4320"/>
-            <w:tcBorders>
-              <w:top w:val="single" w:sz="4" w:space="0" w:color="D9D9D9"/>
-              <w:left w:val="single" w:sz="4" w:space="0" w:color="D9D9D9"/>
-              <w:bottom w:val="single" w:sz="4" w:space="0" w:color="D9D9D9"/>
-              <w:right w:val="single" w:sz="4" w:space="0" w:color="D9D9D9"/>
-              <w:insideH w:val="single" w:sz="4" w:space="0" w:color="D9D9D9"/>
-              <w:insideV w:val="single" w:sz="4" w:space="0" w:color="D9D9D9"/>
-            </w:tcBorders>
-            <w:tcMar>
-              <w:top w:w="80" w:type="dxa"/>
-              <w:start w:w="100" w:type="dxa"/>
-              <w:bottom w:w="80" w:type="dxa"/>
-              <w:end w:w="100" w:type="dxa"/>
-            </w:tcMar>
-            <w:vAlign w:val="center"/>
-          </w:tcPr>
-          <w:p>
-            <w:r>
-              <w:rPr>
-                <w:rFonts w:ascii="Arial" w:hAnsi="Arial"/>
-                <w:color w:val="222222"/>
-                <w:sz w:val="18"/>
-              </w:rPr>
-              <w:t>database/schema.sql y modelo de datos.</w:t>
-            </w:r>
-          </w:p>
-        </w:tc>
-      </w:tr>
-      <w:tr>
-        <w:tc>
-          <w:tcPr>
-            <w:tcW w:type="dxa" w:w="4320"/>
-            <w:shd w:fill="F7F9FB"/>
-            <w:tcBorders>
-              <w:top w:val="single" w:sz="4" w:space="0" w:color="D9D9D9"/>
-              <w:left w:val="single" w:sz="4" w:space="0" w:color="D9D9D9"/>
-              <w:bottom w:val="single" w:sz="4" w:space="0" w:color="D9D9D9"/>
-              <w:right w:val="single" w:sz="4" w:space="0" w:color="D9D9D9"/>
-              <w:insideH w:val="single" w:sz="4" w:space="0" w:color="D9D9D9"/>
-              <w:insideV w:val="single" w:sz="4" w:space="0" w:color="D9D9D9"/>
-            </w:tcBorders>
-            <w:tcMar>
-              <w:top w:w="80" w:type="dxa"/>
-              <w:start w:w="100" w:type="dxa"/>
-              <w:bottom w:w="80" w:type="dxa"/>
-              <w:end w:w="100" w:type="dxa"/>
-            </w:tcMar>
-            <w:vAlign w:val="center"/>
-          </w:tcPr>
-          <w:p>
-            <w:r>
-              <w:rPr>
-                <w:rFonts w:ascii="Arial" w:hAnsi="Arial"/>
-                <w:color w:val="222222"/>
-                <w:sz w:val="18"/>
-              </w:rPr>
-              <w:t>Documentación académica</w:t>
-            </w:r>
-          </w:p>
-        </w:tc>
-        <w:tc>
-          <w:tcPr>
-            <w:tcW w:type="dxa" w:w="4320"/>
-            <w:shd w:fill="F7F9FB"/>
-            <w:tcBorders>
-              <w:top w:val="single" w:sz="4" w:space="0" w:color="D9D9D9"/>
-              <w:left w:val="single" w:sz="4" w:space="0" w:color="D9D9D9"/>
-              <w:bottom w:val="single" w:sz="4" w:space="0" w:color="D9D9D9"/>
-              <w:right w:val="single" w:sz="4" w:space="0" w:color="D9D9D9"/>
-              <w:insideH w:val="single" w:sz="4" w:space="0" w:color="D9D9D9"/>
-              <w:insideV w:val="single" w:sz="4" w:space="0" w:color="D9D9D9"/>
-            </w:tcBorders>
-            <w:tcMar>
-              <w:top w:w="80" w:type="dxa"/>
-              <w:start w:w="100" w:type="dxa"/>
-              <w:bottom w:w="80" w:type="dxa"/>
-              <w:end w:w="100" w:type="dxa"/>
-            </w:tcMar>
-            <w:vAlign w:val="center"/>
-          </w:tcPr>
-          <w:p>
-            <w:r>
-              <w:rPr>
-                <w:rFonts w:ascii="Arial" w:hAnsi="Arial"/>
-                <w:color w:val="222222"/>
-                <w:sz w:val="18"/>
-              </w:rPr>
-              <w:t>Informes Word de entregable 1, avance 50% y entrega final.</w:t>
-            </w:r>
-          </w:p>
-        </w:tc>
-      </w:tr>
-      <w:tr>
-        <w:tc>
-          <w:tcPr>
-            <w:tcW w:type="dxa" w:w="4320"/>
-            <w:tcBorders>
-              <w:top w:val="single" w:sz="4" w:space="0" w:color="D9D9D9"/>
-              <w:left w:val="single" w:sz="4" w:space="0" w:color="D9D9D9"/>
-              <w:bottom w:val="single" w:sz="4" w:space="0" w:color="D9D9D9"/>
-              <w:right w:val="single" w:sz="4" w:space="0" w:color="D9D9D9"/>
-              <w:insideH w:val="single" w:sz="4" w:space="0" w:color="D9D9D9"/>
-              <w:insideV w:val="single" w:sz="4" w:space="0" w:color="D9D9D9"/>
-            </w:tcBorders>
-            <w:tcMar>
-              <w:top w:w="80" w:type="dxa"/>
-              <w:start w:w="100" w:type="dxa"/>
-              <w:bottom w:w="80" w:type="dxa"/>
-              <w:end w:w="100" w:type="dxa"/>
-            </w:tcMar>
-            <w:vAlign w:val="center"/>
-          </w:tcPr>
-          <w:p>
-            <w:r>
-              <w:rPr>
-                <w:rFonts w:ascii="Arial" w:hAnsi="Arial"/>
-                <w:color w:val="222222"/>
-                <w:sz w:val="18"/>
-              </w:rPr>
-              <w:t>Documentación operativa</w:t>
-            </w:r>
-          </w:p>
-        </w:tc>
-        <w:tc>
-          <w:tcPr>
-            <w:tcW w:type="dxa" w:w="4320"/>
-            <w:tcBorders>
-              <w:top w:val="single" w:sz="4" w:space="0" w:color="D9D9D9"/>
-              <w:left w:val="single" w:sz="4" w:space="0" w:color="D9D9D9"/>
-              <w:bottom w:val="single" w:sz="4" w:space="0" w:color="D9D9D9"/>
-              <w:right w:val="single" w:sz="4" w:space="0" w:color="D9D9D9"/>
-              <w:insideH w:val="single" w:sz="4" w:space="0" w:color="D9D9D9"/>
-              <w:insideV w:val="single" w:sz="4" w:space="0" w:color="D9D9D9"/>
-            </w:tcBorders>
-            <w:tcMar>
-              <w:top w:w="80" w:type="dxa"/>
-              <w:start w:w="100" w:type="dxa"/>
-              <w:bottom w:w="80" w:type="dxa"/>
-              <w:end w:w="100" w:type="dxa"/>
-            </w:tcMar>
-            <w:vAlign w:val="center"/>
-          </w:tcPr>
-          <w:p>
-            <w:r>
-              <w:rPr>
-                <w:rFonts w:ascii="Arial" w:hAnsi="Arial"/>
-                <w:color w:val="222222"/>
-                <w:sz w:val="18"/>
-              </w:rPr>
-              <w:t>Manual de usuario y guía de instalación en Word.</w:t>
-            </w:r>
-          </w:p>
-        </w:tc>
-      </w:tr>
-      <w:tr>
-        <w:tc>
-          <w:tcPr>
-            <w:tcW w:type="dxa" w:w="4320"/>
-            <w:shd w:fill="F7F9FB"/>
-            <w:tcBorders>
-              <w:top w:val="single" w:sz="4" w:space="0" w:color="D9D9D9"/>
-              <w:left w:val="single" w:sz="4" w:space="0" w:color="D9D9D9"/>
-              <w:bottom w:val="single" w:sz="4" w:space="0" w:color="D9D9D9"/>
-              <w:right w:val="single" w:sz="4" w:space="0" w:color="D9D9D9"/>
-              <w:insideH w:val="single" w:sz="4" w:space="0" w:color="D9D9D9"/>
-              <w:insideV w:val="single" w:sz="4" w:space="0" w:color="D9D9D9"/>
-            </w:tcBorders>
-            <w:tcMar>
-              <w:top w:w="80" w:type="dxa"/>
-              <w:start w:w="100" w:type="dxa"/>
-              <w:bottom w:w="80" w:type="dxa"/>
-              <w:end w:w="100" w:type="dxa"/>
-            </w:tcMar>
-            <w:vAlign w:val="center"/>
-          </w:tcPr>
-          <w:p>
-            <w:r>
-              <w:rPr>
-                <w:rFonts w:ascii="Arial" w:hAnsi="Arial"/>
-                <w:color w:val="222222"/>
-                <w:sz w:val="18"/>
-              </w:rPr>
-              <w:t>Documentación técnica</w:t>
-            </w:r>
-          </w:p>
-        </w:tc>
-        <w:tc>
-          <w:tcPr>
-            <w:tcW w:type="dxa" w:w="4320"/>
-            <w:shd w:fill="F7F9FB"/>
-            <w:tcBorders>
-              <w:top w:val="single" w:sz="4" w:space="0" w:color="D9D9D9"/>
-              <w:left w:val="single" w:sz="4" w:space="0" w:color="D9D9D9"/>
-              <w:bottom w:val="single" w:sz="4" w:space="0" w:color="D9D9D9"/>
-              <w:right w:val="single" w:sz="4" w:space="0" w:color="D9D9D9"/>
-              <w:insideH w:val="single" w:sz="4" w:space="0" w:color="D9D9D9"/>
-              <w:insideV w:val="single" w:sz="4" w:space="0" w:color="D9D9D9"/>
-            </w:tcBorders>
-            <w:tcMar>
-              <w:top w:w="80" w:type="dxa"/>
-              <w:start w:w="100" w:type="dxa"/>
-              <w:bottom w:w="80" w:type="dxa"/>
-              <w:end w:w="100" w:type="dxa"/>
-            </w:tcMar>
-            <w:vAlign w:val="center"/>
-          </w:tcPr>
-          <w:p>
-            <w:r>
-              <w:rPr>
-                <w:rFonts w:ascii="Arial" w:hAnsi="Arial"/>
-                <w:color w:val="222222"/>
-                <w:sz w:val="18"/>
-              </w:rPr>
-              <w:t>Manual técnico, matriz de pruebas, cronograma, guion e integración Watson en Word.</w:t>
-            </w:r>
-          </w:p>
-        </w:tc>
-      </w:tr>
-    </w:tbl>
-    <w:p/>
-    <w:p>
-      <w:pPr>
-        <w:pStyle w:val="Heading1"/>
-      </w:pPr>
-      <w:r>
-        <w:t>11. Aprobación de la entrega</w:t>
-      </w:r>
-    </w:p>
-    <w:tbl>
-      <w:tblPr>
-        <w:tblStyle w:val="TableGrid"/>
-        <w:tblW w:type="auto" w:w="0"/>
-        <w:jc w:val="center"/>
-        <w:tblLook w:firstColumn="1" w:firstRow="1" w:lastColumn="0" w:lastRow="0" w:noHBand="0" w:noVBand="1" w:val="04A0"/>
-      </w:tblPr>
-      <w:tblGrid>
-        <w:gridCol w:w="2880"/>
-        <w:gridCol w:w="2880"/>
-        <w:gridCol w:w="2880"/>
-      </w:tblGrid>
-      <w:tr>
-        <w:trPr>
-          <w:tblHeader w:val="true"/>
-        </w:trPr>
-        <w:tc>
-          <w:tcPr>
-            <w:tcW w:type="dxa" w:w="2880"/>
-            <w:shd w:fill="10294B"/>
-            <w:tcBorders>
-              <w:top w:val="single" w:sz="4" w:space="0" w:color="10294B"/>
-              <w:left w:val="single" w:sz="4" w:space="0" w:color="10294B"/>
-              <w:bottom w:val="single" w:sz="4" w:space="0" w:color="10294B"/>
-              <w:right w:val="single" w:sz="4" w:space="0" w:color="10294B"/>
-              <w:insideH w:val="single" w:sz="4" w:space="0" w:color="10294B"/>
-              <w:insideV w:val="single" w:sz="4" w:space="0" w:color="10294B"/>
-            </w:tcBorders>
-            <w:tcMar>
-              <w:top w:w="80" w:type="dxa"/>
-              <w:start w:w="100" w:type="dxa"/>
-              <w:bottom w:w="80" w:type="dxa"/>
-              <w:end w:w="100" w:type="dxa"/>
-            </w:tcMar>
-          </w:tcPr>
-          <w:p>
-            <w:r>
-              <w:rPr>
-                <w:rFonts w:ascii="Arial" w:hAnsi="Arial"/>
-                <w:b/>
-                <w:color w:val="FFFFFF"/>
-                <w:sz w:val="18"/>
-              </w:rPr>
-              <w:t>Rol</w:t>
-            </w:r>
-          </w:p>
-        </w:tc>
-        <w:tc>
-          <w:tcPr>
-            <w:tcW w:type="dxa" w:w="2880"/>
-            <w:shd w:fill="10294B"/>
-            <w:tcBorders>
-              <w:top w:val="single" w:sz="4" w:space="0" w:color="10294B"/>
-              <w:left w:val="single" w:sz="4" w:space="0" w:color="10294B"/>
-              <w:bottom w:val="single" w:sz="4" w:space="0" w:color="10294B"/>
-              <w:right w:val="single" w:sz="4" w:space="0" w:color="10294B"/>
-              <w:insideH w:val="single" w:sz="4" w:space="0" w:color="10294B"/>
-              <w:insideV w:val="single" w:sz="4" w:space="0" w:color="10294B"/>
-            </w:tcBorders>
-            <w:tcMar>
-              <w:top w:w="80" w:type="dxa"/>
-              <w:start w:w="100" w:type="dxa"/>
-              <w:bottom w:w="80" w:type="dxa"/>
-              <w:end w:w="100" w:type="dxa"/>
-            </w:tcMar>
-          </w:tcPr>
-          <w:p>
-            <w:r>
-              <w:rPr>
-                <w:rFonts w:ascii="Arial" w:hAnsi="Arial"/>
-                <w:b/>
-                <w:color w:val="FFFFFF"/>
-                <w:sz w:val="18"/>
-              </w:rPr>
-              <w:t>Nombre / firma</w:t>
-            </w:r>
-          </w:p>
-        </w:tc>
-        <w:tc>
-          <w:tcPr>
-            <w:tcW w:type="dxa" w:w="2880"/>
-            <w:shd w:fill="10294B"/>
-            <w:tcBorders>
-              <w:top w:val="single" w:sz="4" w:space="0" w:color="10294B"/>
-              <w:left w:val="single" w:sz="4" w:space="0" w:color="10294B"/>
-              <w:bottom w:val="single" w:sz="4" w:space="0" w:color="10294B"/>
-              <w:right w:val="single" w:sz="4" w:space="0" w:color="10294B"/>
-              <w:insideH w:val="single" w:sz="4" w:space="0" w:color="10294B"/>
-              <w:insideV w:val="single" w:sz="4" w:space="0" w:color="10294B"/>
-            </w:tcBorders>
-            <w:tcMar>
-              <w:top w:w="80" w:type="dxa"/>
-              <w:start w:w="100" w:type="dxa"/>
-              <w:bottom w:w="80" w:type="dxa"/>
-              <w:end w:w="100" w:type="dxa"/>
-            </w:tcMar>
-          </w:tcPr>
-          <w:p>
-            <w:r>
-              <w:rPr>
-                <w:rFonts w:ascii="Arial" w:hAnsi="Arial"/>
-                <w:b/>
-                <w:color w:val="FFFFFF"/>
-                <w:sz w:val="18"/>
-              </w:rPr>
-              <w:t>Fecha</w:t>
-            </w:r>
-          </w:p>
-        </w:tc>
-      </w:tr>
-      <w:tr>
-        <w:tc>
-          <w:tcPr>
-            <w:tcW w:type="dxa" w:w="2880"/>
-            <w:shd w:fill="F7F9FB"/>
-            <w:tcBorders>
-              <w:top w:val="single" w:sz="4" w:space="0" w:color="D9D9D9"/>
-              <w:left w:val="single" w:sz="4" w:space="0" w:color="D9D9D9"/>
-              <w:bottom w:val="single" w:sz="4" w:space="0" w:color="D9D9D9"/>
-              <w:right w:val="single" w:sz="4" w:space="0" w:color="D9D9D9"/>
-              <w:insideH w:val="single" w:sz="4" w:space="0" w:color="D9D9D9"/>
-              <w:insideV w:val="single" w:sz="4" w:space="0" w:color="D9D9D9"/>
-            </w:tcBorders>
-            <w:tcMar>
-              <w:top w:w="80" w:type="dxa"/>
-              <w:start w:w="100" w:type="dxa"/>
-              <w:bottom w:w="80" w:type="dxa"/>
-              <w:end w:w="100" w:type="dxa"/>
-            </w:tcMar>
-            <w:vAlign w:val="center"/>
-          </w:tcPr>
-          <w:p>
-            <w:r>
-              <w:rPr>
-                <w:rFonts w:ascii="Arial" w:hAnsi="Arial"/>
-                <w:color w:val="222222"/>
-                <w:sz w:val="18"/>
-              </w:rPr>
-              <w:t>Estudiante / equipo</w:t>
-            </w:r>
-          </w:p>
-        </w:tc>
-        <w:tc>
-          <w:tcPr>
-            <w:tcW w:type="dxa" w:w="2880"/>
-            <w:shd w:fill="F7F9FB"/>
-            <w:tcBorders>
-              <w:top w:val="single" w:sz="4" w:space="0" w:color="D9D9D9"/>
-              <w:left w:val="single" w:sz="4" w:space="0" w:color="D9D9D9"/>
-              <w:bottom w:val="single" w:sz="4" w:space="0" w:color="D9D9D9"/>
-              <w:right w:val="single" w:sz="4" w:space="0" w:color="D9D9D9"/>
-              <w:insideH w:val="single" w:sz="4" w:space="0" w:color="D9D9D9"/>
-              <w:insideV w:val="single" w:sz="4" w:space="0" w:color="D9D9D9"/>
-            </w:tcBorders>
-            <w:tcMar>
-              <w:top w:w="80" w:type="dxa"/>
-              <w:start w:w="100" w:type="dxa"/>
-              <w:bottom w:w="80" w:type="dxa"/>
-              <w:end w:w="100" w:type="dxa"/>
-            </w:tcMar>
-            <w:vAlign w:val="center"/>
-          </w:tcPr>
-          <w:p>
-            <w:r>
-              <w:rPr>
-                <w:rFonts w:ascii="Arial" w:hAnsi="Arial"/>
-                <w:color w:val="222222"/>
-                <w:sz w:val="18"/>
-              </w:rPr>
-              <w:t>[Completar]</w:t>
-            </w:r>
-          </w:p>
-        </w:tc>
-        <w:tc>
-          <w:tcPr>
-            <w:tcW w:type="dxa" w:w="2880"/>
-            <w:shd w:fill="F7F9FB"/>
-            <w:tcBorders>
-              <w:top w:val="single" w:sz="4" w:space="0" w:color="D9D9D9"/>
-              <w:left w:val="single" w:sz="4" w:space="0" w:color="D9D9D9"/>
-              <w:bottom w:val="single" w:sz="4" w:space="0" w:color="D9D9D9"/>
-              <w:right w:val="single" w:sz="4" w:space="0" w:color="D9D9D9"/>
-              <w:insideH w:val="single" w:sz="4" w:space="0" w:color="D9D9D9"/>
-              <w:insideV w:val="single" w:sz="4" w:space="0" w:color="D9D9D9"/>
-            </w:tcBorders>
-            <w:tcMar>
-              <w:top w:w="80" w:type="dxa"/>
-              <w:start w:w="100" w:type="dxa"/>
-              <w:bottom w:w="80" w:type="dxa"/>
-              <w:end w:w="100" w:type="dxa"/>
-            </w:tcMar>
-            <w:vAlign w:val="center"/>
-          </w:tcPr>
-          <w:p>
-            <w:r>
-              <w:rPr>
-                <w:rFonts w:ascii="Arial" w:hAnsi="Arial"/>
-                <w:color w:val="222222"/>
-                <w:sz w:val="18"/>
-              </w:rPr>
-              <w:t>[Completar]</w:t>
-            </w:r>
-          </w:p>
-        </w:tc>
-      </w:tr>
-      <w:tr>
-        <w:tc>
-          <w:tcPr>
-            <w:tcW w:type="dxa" w:w="2880"/>
-            <w:tcBorders>
-              <w:top w:val="single" w:sz="4" w:space="0" w:color="D9D9D9"/>
-              <w:left w:val="single" w:sz="4" w:space="0" w:color="D9D9D9"/>
-              <w:bottom w:val="single" w:sz="4" w:space="0" w:color="D9D9D9"/>
-              <w:right w:val="single" w:sz="4" w:space="0" w:color="D9D9D9"/>
-              <w:insideH w:val="single" w:sz="4" w:space="0" w:color="D9D9D9"/>
-              <w:insideV w:val="single" w:sz="4" w:space="0" w:color="D9D9D9"/>
-            </w:tcBorders>
-            <w:tcMar>
-              <w:top w:w="80" w:type="dxa"/>
-              <w:start w:w="100" w:type="dxa"/>
-              <w:bottom w:w="80" w:type="dxa"/>
-              <w:end w:w="100" w:type="dxa"/>
-            </w:tcMar>
-            <w:vAlign w:val="center"/>
-          </w:tcPr>
-          <w:p>
-            <w:r>
-              <w:rPr>
-                <w:rFonts w:ascii="Arial" w:hAnsi="Arial"/>
-                <w:color w:val="222222"/>
-                <w:sz w:val="18"/>
-              </w:rPr>
-              <w:t>Docente</w:t>
-            </w:r>
-          </w:p>
-        </w:tc>
-        <w:tc>
-          <w:tcPr>
-            <w:tcW w:type="dxa" w:w="2880"/>
-            <w:tcBorders>
-              <w:top w:val="single" w:sz="4" w:space="0" w:color="D9D9D9"/>
-              <w:left w:val="single" w:sz="4" w:space="0" w:color="D9D9D9"/>
-              <w:bottom w:val="single" w:sz="4" w:space="0" w:color="D9D9D9"/>
-              <w:right w:val="single" w:sz="4" w:space="0" w:color="D9D9D9"/>
-              <w:insideH w:val="single" w:sz="4" w:space="0" w:color="D9D9D9"/>
-              <w:insideV w:val="single" w:sz="4" w:space="0" w:color="D9D9D9"/>
-            </w:tcBorders>
-            <w:tcMar>
-              <w:top w:w="80" w:type="dxa"/>
-              <w:start w:w="100" w:type="dxa"/>
-              <w:bottom w:w="80" w:type="dxa"/>
-              <w:end w:w="100" w:type="dxa"/>
-            </w:tcMar>
-            <w:vAlign w:val="center"/>
-          </w:tcPr>
-          <w:p>
-            <w:r>
-              <w:rPr>
-                <w:rFonts w:ascii="Arial" w:hAnsi="Arial"/>
-                <w:color w:val="222222"/>
-                <w:sz w:val="18"/>
-              </w:rPr>
-              <w:t>Judith Jiménez Monago</w:t>
-            </w:r>
-          </w:p>
-        </w:tc>
-        <w:tc>
-          <w:tcPr>
-            <w:tcW w:type="dxa" w:w="2880"/>
-            <w:tcBorders>
-              <w:top w:val="single" w:sz="4" w:space="0" w:color="D9D9D9"/>
-              <w:left w:val="single" w:sz="4" w:space="0" w:color="D9D9D9"/>
-              <w:bottom w:val="single" w:sz="4" w:space="0" w:color="D9D9D9"/>
-              <w:right w:val="single" w:sz="4" w:space="0" w:color="D9D9D9"/>
-              <w:insideH w:val="single" w:sz="4" w:space="0" w:color="D9D9D9"/>
-              <w:insideV w:val="single" w:sz="4" w:space="0" w:color="D9D9D9"/>
-            </w:tcBorders>
-            <w:tcMar>
-              <w:top w:w="80" w:type="dxa"/>
-              <w:start w:w="100" w:type="dxa"/>
-              <w:bottom w:w="80" w:type="dxa"/>
-              <w:end w:w="100" w:type="dxa"/>
-            </w:tcMar>
-            <w:vAlign w:val="center"/>
-          </w:tcPr>
-          <w:p>
-            <w:r>
-              <w:rPr>
-                <w:rFonts w:ascii="Arial" w:hAnsi="Arial"/>
-                <w:color w:val="222222"/>
-                <w:sz w:val="18"/>
-              </w:rPr>
-              <w:t>[Completar]</w:t>
-            </w:r>
-          </w:p>
-        </w:tc>
-      </w:tr>
-      <w:tr>
-        <w:tc>
-          <w:tcPr>
-            <w:tcW w:type="dxa" w:w="2880"/>
-            <w:shd w:fill="F7F9FB"/>
-            <w:tcBorders>
-              <w:top w:val="single" w:sz="4" w:space="0" w:color="D9D9D9"/>
-              <w:left w:val="single" w:sz="4" w:space="0" w:color="D9D9D9"/>
-              <w:bottom w:val="single" w:sz="4" w:space="0" w:color="D9D9D9"/>
-              <w:right w:val="single" w:sz="4" w:space="0" w:color="D9D9D9"/>
-              <w:insideH w:val="single" w:sz="4" w:space="0" w:color="D9D9D9"/>
-              <w:insideV w:val="single" w:sz="4" w:space="0" w:color="D9D9D9"/>
-            </w:tcBorders>
-            <w:tcMar>
-              <w:top w:w="80" w:type="dxa"/>
-              <w:start w:w="100" w:type="dxa"/>
-              <w:bottom w:w="80" w:type="dxa"/>
-              <w:end w:w="100" w:type="dxa"/>
-            </w:tcMar>
-            <w:vAlign w:val="center"/>
-          </w:tcPr>
-          <w:p>
-            <w:r>
-              <w:rPr>
-                <w:rFonts w:ascii="Arial" w:hAnsi="Arial"/>
-                <w:color w:val="222222"/>
-                <w:sz w:val="18"/>
-              </w:rPr>
-              <w:t>Responsable de la organización</w:t>
-            </w:r>
-          </w:p>
-        </w:tc>
-        <w:tc>
-          <w:tcPr>
-            <w:tcW w:type="dxa" w:w="2880"/>
-            <w:shd w:fill="F7F9FB"/>
-            <w:tcBorders>
-              <w:top w:val="single" w:sz="4" w:space="0" w:color="D9D9D9"/>
-              <w:left w:val="single" w:sz="4" w:space="0" w:color="D9D9D9"/>
-              <w:bottom w:val="single" w:sz="4" w:space="0" w:color="D9D9D9"/>
-              <w:right w:val="single" w:sz="4" w:space="0" w:color="D9D9D9"/>
-              <w:insideH w:val="single" w:sz="4" w:space="0" w:color="D9D9D9"/>
-              <w:insideV w:val="single" w:sz="4" w:space="0" w:color="D9D9D9"/>
-            </w:tcBorders>
-            <w:tcMar>
-              <w:top w:w="80" w:type="dxa"/>
-              <w:start w:w="100" w:type="dxa"/>
-              <w:bottom w:w="80" w:type="dxa"/>
-              <w:end w:w="100" w:type="dxa"/>
-            </w:tcMar>
-            <w:vAlign w:val="center"/>
-          </w:tcPr>
-          <w:p>
-            <w:r>
-              <w:rPr>
-                <w:rFonts w:ascii="Arial" w:hAnsi="Arial"/>
-                <w:color w:val="222222"/>
-                <w:sz w:val="18"/>
-              </w:rPr>
-              <w:t>[Completar]</w:t>
-            </w:r>
-          </w:p>
-        </w:tc>
-        <w:tc>
-          <w:tcPr>
-            <w:tcW w:type="dxa" w:w="2880"/>
-            <w:shd w:fill="F7F9FB"/>
-            <w:tcBorders>
-              <w:top w:val="single" w:sz="4" w:space="0" w:color="D9D9D9"/>
-              <w:left w:val="single" w:sz="4" w:space="0" w:color="D9D9D9"/>
-              <w:bottom w:val="single" w:sz="4" w:space="0" w:color="D9D9D9"/>
-              <w:right w:val="single" w:sz="4" w:space="0" w:color="D9D9D9"/>
-              <w:insideH w:val="single" w:sz="4" w:space="0" w:color="D9D9D9"/>
-              <w:insideV w:val="single" w:sz="4" w:space="0" w:color="D9D9D9"/>
-            </w:tcBorders>
-            <w:tcMar>
-              <w:top w:w="80" w:type="dxa"/>
-              <w:start w:w="100" w:type="dxa"/>
-              <w:bottom w:w="80" w:type="dxa"/>
-              <w:end w:w="100" w:type="dxa"/>
-            </w:tcMar>
-            <w:vAlign w:val="center"/>
-          </w:tcPr>
-          <w:p>
-            <w:r>
-              <w:rPr>
-                <w:rFonts w:ascii="Arial" w:hAnsi="Arial"/>
-                <w:color w:val="222222"/>
-                <w:sz w:val="18"/>
-              </w:rPr>
-              <w:t>[Completar]</w:t>
-            </w:r>
-          </w:p>
-        </w:tc>
-      </w:tr>
-    </w:tbl>
-    <w:p/>
     <w:sectPr>
       <w:headerReference w:type="default" r:id="rId9"/>
       <w:footerReference w:type="default" r:id="rId10"/>
@@ -4129,13 +2925,18 @@
     </w:pPr>
     <w:r>
       <w:rPr>
-        <w:rFonts w:ascii="Arial" w:hAnsi="Arial"/>
-        <w:color w:val="6B7280"/>
-        <w:sz w:val="16"/>
-      </w:rPr>
-      <w:t xml:space="preserve">EFSR14908  ·  Documento editable  ·  Página </w:t>
+        <w:rFonts w:ascii="Arial" w:hAnsi="Arial" w:eastAsia="Arial"/>
+        <w:color w:val="000000"/>
+        <w:sz w:val="22"/>
+      </w:rPr>
+      <w:t xml:space="preserve">EFSR14908 | Página </w:t>
     </w:r>
     <w:r>
+      <w:rPr>
+        <w:rFonts w:ascii="Arial" w:hAnsi="Arial" w:eastAsia="Arial"/>
+        <w:color w:val="000000"/>
+        <w:sz w:val="22"/>
+      </w:rPr>
       <w:fldChar w:fldCharType="begin"/>
       <w:instrText xml:space="preserve"> PAGE </w:instrText>
       <w:fldChar w:fldCharType="end"/>
@@ -4153,11 +2954,11 @@
     </w:pPr>
     <w:r>
       <w:rPr>
-        <w:rFonts w:ascii="Arial" w:hAnsi="Arial"/>
-        <w:color w:val="6B7280"/>
-        <w:sz w:val="16"/>
-      </w:rPr>
-      <w:t>BODEGA NORTE  |  EFSR14908</w:t>
+        <w:rFonts w:ascii="Arial" w:hAnsi="Arial" w:eastAsia="Arial"/>
+        <w:color w:val="000000"/>
+        <w:sz w:val="22"/>
+      </w:rPr>
+      <w:t>BODEGA NORTE | EFSR14908</w:t>
     </w:r>
   </w:p>
 </w:hdr>
@@ -4527,11 +3328,13 @@
     <w:qFormat/>
     <w:rsid w:val="00FC693F"/>
     <w:pPr>
+      <w:keepLines/>
+      <w:widowControl/>
       <w:spacing w:after="120" w:line="240" w:lineRule="auto"/>
     </w:pPr>
     <w:rPr>
       <w:rFonts w:ascii="Arial" w:hAnsi="Arial" w:eastAsia="Arial"/>
-      <w:color w:val="222222"/>
+      <w:color w:val="000000"/>
       <w:sz w:val="22"/>
     </w:rPr>
   </w:style>
@@ -4590,15 +3393,15 @@
     <w:pPr>
       <w:keepNext/>
       <w:keepLines/>
-      <w:spacing w:before="200" w:after="100"/>
+      <w:spacing w:before="160" w:after="80" w:line="240" w:lineRule="auto"/>
       <w:outlineLvl w:val="0"/>
     </w:pPr>
     <w:rPr>
       <w:rFonts w:asciiTheme="majorHAnsi" w:eastAsiaTheme="majorEastAsia" w:hAnsiTheme="majorHAnsi" w:cstheme="majorBidi" w:ascii="Arial" w:hAnsi="Arial" w:eastAsia="Arial"/>
       <w:b/>
       <w:bCs/>
-      <w:color w:val="10294B"/>
-      <w:sz w:val="32"/>
+      <w:color w:val="000000"/>
+      <w:sz w:val="22"/>
       <w:szCs w:val="28"/>
     </w:rPr>
   </w:style>
@@ -4614,15 +3417,15 @@
     <w:pPr>
       <w:keepNext/>
       <w:keepLines/>
-      <w:spacing w:before="200" w:after="100"/>
+      <w:spacing w:before="160" w:after="80" w:line="240" w:lineRule="auto"/>
       <w:outlineLvl w:val="1"/>
     </w:pPr>
     <w:rPr>
       <w:rFonts w:asciiTheme="majorHAnsi" w:eastAsiaTheme="majorEastAsia" w:hAnsiTheme="majorHAnsi" w:cstheme="majorBidi" w:ascii="Arial" w:hAnsi="Arial" w:eastAsia="Arial"/>
       <w:b/>
       <w:bCs/>
-      <w:color w:val="1F4E79"/>
-      <w:sz w:val="26"/>
+      <w:color w:val="000000"/>
+      <w:sz w:val="22"/>
       <w:szCs w:val="26"/>
     </w:rPr>
   </w:style>
@@ -4638,14 +3441,14 @@
     <w:pPr>
       <w:keepNext/>
       <w:keepLines/>
-      <w:spacing w:before="200" w:after="100"/>
+      <w:spacing w:before="160" w:after="80" w:line="240" w:lineRule="auto"/>
       <w:outlineLvl w:val="2"/>
     </w:pPr>
     <w:rPr>
       <w:rFonts w:asciiTheme="majorHAnsi" w:eastAsiaTheme="majorEastAsia" w:hAnsiTheme="majorHAnsi" w:cstheme="majorBidi" w:ascii="Arial" w:hAnsi="Arial" w:eastAsia="Arial"/>
       <w:b/>
       <w:bCs/>
-      <w:color w:val="1F4E79"/>
+      <w:color w:val="000000"/>
       <w:sz w:val="22"/>
     </w:rPr>
   </w:style>
@@ -4877,19 +3680,16 @@
     <w:qFormat/>
     <w:rsid w:val="00FC693F"/>
     <w:pPr>
-      <w:pBdr>
-        <w:bottom w:val="single" w:sz="8" w:space="4" w:color="4F81BD" w:themeColor="accent1"/>
-      </w:pBdr>
-      <w:spacing w:after="100" w:line="240" w:lineRule="auto" w:before="200"/>
+      <w:spacing w:after="80" w:line="240" w:lineRule="auto" w:before="160"/>
       <w:contextualSpacing/>
     </w:pPr>
     <w:rPr>
       <w:rFonts w:asciiTheme="majorHAnsi" w:eastAsiaTheme="majorEastAsia" w:hAnsiTheme="majorHAnsi" w:cstheme="majorBidi" w:ascii="Arial" w:hAnsi="Arial" w:eastAsia="Arial"/>
       <w:b/>
-      <w:color w:val="10294B"/>
+      <w:color w:val="000000"/>
       <w:spacing w:val="5"/>
       <w:kern w:val="28"/>
-      <w:sz w:val="40"/>
+      <w:sz w:val="22"/>
       <w:szCs w:val="52"/>
     </w:rPr>
   </w:style>
@@ -5063,8 +3863,14 @@
       <w:numPr>
         <w:numId w:val="1"/>
       </w:numPr>
+      <w:spacing w:line="240" w:lineRule="auto"/>
       <w:contextualSpacing/>
     </w:pPr>
+    <w:rPr>
+      <w:rFonts w:ascii="Arial" w:hAnsi="Arial" w:eastAsia="Arial"/>
+      <w:color w:val="000000"/>
+      <w:sz w:val="22"/>
+    </w:rPr>
   </w:style>
   <w:style w:type="paragraph" w:styleId="ListBullet2">
     <w:name w:val="List Bullet 2"/>
@@ -5076,8 +3882,14 @@
       <w:numPr>
         <w:numId w:val="2"/>
       </w:numPr>
+      <w:spacing w:line="240" w:lineRule="auto"/>
       <w:contextualSpacing/>
     </w:pPr>
+    <w:rPr>
+      <w:rFonts w:ascii="Arial" w:hAnsi="Arial" w:eastAsia="Arial"/>
+      <w:color w:val="000000"/>
+      <w:sz w:val="22"/>
+    </w:rPr>
   </w:style>
   <w:style w:type="paragraph" w:styleId="ListBullet3">
     <w:name w:val="List Bullet 3"/>
@@ -5102,8 +3914,14 @@
       <w:numPr>
         <w:numId w:val="5"/>
       </w:numPr>
+      <w:spacing w:line="240" w:lineRule="auto"/>
       <w:contextualSpacing/>
     </w:pPr>
+    <w:rPr>
+      <w:rFonts w:ascii="Arial" w:hAnsi="Arial" w:eastAsia="Arial"/>
+      <w:color w:val="000000"/>
+      <w:sz w:val="22"/>
+    </w:rPr>
   </w:style>
   <w:style w:type="paragraph" w:styleId="ListNumber2">
     <w:name w:val="List Number 2"/>
@@ -5115,8 +3933,14 @@
       <w:numPr>
         <w:numId w:val="6"/>
       </w:numPr>
+      <w:spacing w:line="240" w:lineRule="auto"/>
       <w:contextualSpacing/>
     </w:pPr>
+    <w:rPr>
+      <w:rFonts w:ascii="Arial" w:hAnsi="Arial" w:eastAsia="Arial"/>
+      <w:color w:val="000000"/>
+      <w:sz w:val="22"/>
+    </w:rPr>
   </w:style>
   <w:style w:type="paragraph" w:styleId="ListNumber3">
     <w:name w:val="List Number 3"/>
